--- a/docs/智能工具柜系统-新人维护与麒麟部署手册.docx
+++ b/docs/智能工具柜系统-新人维护与麒麟部署手册.docx
@@ -2031,7 +2031,7 @@
                 <w:sz w:val="20"/>
                 <w:szCs w:val="20"/>
               </w:rPr>
-              <w:t xml:space="preserve">2</w:t>
+              <w:t xml:space="preserve">5</w:t>
             </w:r>
           </w:p>
         </w:tc>
@@ -2057,7 +2057,7 @@
                 <w:sz w:val="20"/>
                 <w:szCs w:val="20"/>
               </w:rPr>
-              <w:t xml:space="preserve">单元测试 26 个用例：test_components（组件/SC映射）+ test_core_logic（位置格式化/设计令牌/表单工厂）</w:t>
+              <w:t xml:space="preserve">单元测试 37 个用例：test_components（组件/SC映射 17）+ test_core_logic（位置格式化/设计令牌/表单工厂 13）+ test_services（Service 业务规则，连 MySQL 测试库 7）+ prepare_test_db.ps1 / run_test_services.ps1（测试库准备与一键运行脚本）</w:t>
             </w:r>
           </w:p>
         </w:tc>
@@ -7696,6 +7696,222 @@
         <w:pStyle w:val="Heading3"/>
       </w:pPr>
       <w:r>
+        <w:t xml:space="preserve">① Service 层业务测试（连 MySQL 测试库）</w:t>
+      </w:r>
+    </w:p>
+    <w:p>
+      <w:pPr>
+        <w:spacing w:after="100"/>
+      </w:pPr>
+      <w:r>
+        <w:rPr>
+          <w:b w:val="false"/>
+          <w:bCs w:val="false"/>
+          <w:sz w:val="20"/>
+          <w:szCs w:val="20"/>
+        </w:rPr>
+        <w:t xml:space="preserve">test_services 覆盖借用/归还/出库等核心业务规则，连接真实 MySQL，但通过多重闸门保证绝不触碰生产数据。</w:t>
+      </w:r>
+    </w:p>
+    <w:p>
+      <w:pPr>
+        <w:shd w:fill="F5F5F5" w:val="clear"/>
+        <w:spacing w:after="0"/>
+      </w:pPr>
+      <w:r>
+        <w:rPr>
+          <w:rFonts w:ascii="Consolas" w:cs="Consolas" w:eastAsia="Consolas" w:hAnsi="Consolas"/>
+          <w:sz w:val="19"/>
+          <w:szCs w:val="19"/>
+        </w:rPr>
+        <w:t xml:space="preserve"># 1) 准备独立测试库（只需一次）——严格只执行 CREATE DATABASE，不 DROP/ALTER 任何库</w:t>
+      </w:r>
+    </w:p>
+    <w:p>
+      <w:pPr>
+        <w:shd w:fill="F5F5F5" w:val="clear"/>
+        <w:spacing w:after="0"/>
+      </w:pPr>
+      <w:r>
+        <w:rPr>
+          <w:rFonts w:ascii="Consolas" w:cs="Consolas" w:eastAsia="Consolas" w:hAnsi="Consolas"/>
+          <w:sz w:val="19"/>
+          <w:szCs w:val="19"/>
+        </w:rPr>
+        <w:t xml:space="preserve">powershell -ExecutionPolicy Bypass -File tests\prepare_test_db.ps1</w:t>
+      </w:r>
+    </w:p>
+    <w:p>
+      <w:pPr>
+        <w:shd w:fill="F5F5F5" w:val="clear"/>
+        <w:spacing w:after="0"/>
+      </w:pPr>
+      <w:r>
+        <w:rPr>
+          <w:rFonts w:ascii="Consolas" w:cs="Consolas" w:eastAsia="Consolas" w:hAnsi="Consolas"/>
+          <w:sz w:val="19"/>
+          <w:szCs w:val="19"/>
+        </w:rPr>
+        <w:t xml:space="preserve"> </w:t>
+      </w:r>
+    </w:p>
+    <w:p>
+      <w:pPr>
+        <w:shd w:fill="F5F5F5" w:val="clear"/>
+        <w:spacing w:after="0"/>
+      </w:pPr>
+      <w:r>
+        <w:rPr>
+          <w:rFonts w:ascii="Consolas" w:cs="Consolas" w:eastAsia="Consolas" w:hAnsi="Consolas"/>
+          <w:sz w:val="19"/>
+          <w:szCs w:val="19"/>
+        </w:rPr>
+        <w:t xml:space="preserve"># 2) 一键运行（自动注入 QT_PLUGIN_PATH 与连接参数）</w:t>
+      </w:r>
+    </w:p>
+    <w:p>
+      <w:pPr>
+        <w:shd w:fill="F5F5F5" w:val="clear"/>
+        <w:spacing w:after="0"/>
+      </w:pPr>
+      <w:r>
+        <w:rPr>
+          <w:rFonts w:ascii="Consolas" w:cs="Consolas" w:eastAsia="Consolas" w:hAnsi="Consolas"/>
+          <w:sz w:val="19"/>
+          <w:szCs w:val="19"/>
+        </w:rPr>
+        <w:t xml:space="preserve">powershell -ExecutionPolicy Bypass -File tests\run_test_services.ps1</w:t>
+      </w:r>
+    </w:p>
+    <w:p>
+      <w:pPr>
+        <w:spacing w:after="120"/>
+      </w:pPr>
+      <w:r>
+        <w:rPr>
+          <w:sz w:val="12"/>
+          <w:szCs w:val="12"/>
+        </w:rPr>
+        <w:t xml:space="preserve"/>
+      </w:r>
+    </w:p>
+    <w:p>
+      <w:pPr>
+        <w:spacing w:after="100"/>
+      </w:pPr>
+      <w:r>
+        <w:rPr>
+          <w:b/>
+          <w:bCs/>
+          <w:sz w:val="20"/>
+          <w:szCs w:val="20"/>
+        </w:rPr>
+        <w:t xml:space="preserve">四条安全闸门（改动前请务必保持，这是不破坏生产数据的根本保障）：</w:t>
+      </w:r>
+    </w:p>
+    <w:p>
+      <w:pPr>
+        <w:pStyle w:val="ListParagraph"/>
+        <w:numPr>
+          <w:ilvl w:val="0"/>
+          <w:numId w:val="2"/>
+        </w:numPr>
+        <w:spacing w:after="60"/>
+      </w:pPr>
+      <w:r>
+        <w:rPr>
+          <w:sz w:val="21"/>
+          <w:szCs w:val="21"/>
+        </w:rPr>
+        <w:t xml:space="preserve">库名白名单：必须以 _test 或 _unittest 结尾，否则拒绝连接（实测填生产库名会被拦截跳过）</w:t>
+      </w:r>
+    </w:p>
+    <w:p>
+      <w:pPr>
+        <w:pStyle w:val="ListParagraph"/>
+        <w:numPr>
+          <w:ilvl w:val="0"/>
+          <w:numId w:val="2"/>
+        </w:numPr>
+        <w:spacing w:after="60"/>
+      </w:pPr>
+      <w:r>
+        <w:rPr>
+          <w:sz w:val="21"/>
+          <w:szCs w:val="21"/>
+        </w:rPr>
+        <w:t xml:space="preserve">参数只从环境变量读取：SC_TEST_DB_HOST/PORT/NAME/USER/PASS，不写死在代码里</w:t>
+      </w:r>
+    </w:p>
+    <w:p>
+      <w:pPr>
+        <w:pStyle w:val="ListParagraph"/>
+        <w:numPr>
+          <w:ilvl w:val="0"/>
+          <w:numId w:val="2"/>
+        </w:numPr>
+        <w:spacing w:after="60"/>
+      </w:pPr>
+      <w:r>
+        <w:rPr>
+          <w:sz w:val="21"/>
+          <w:szCs w:val="21"/>
+        </w:rPr>
+        <w:t xml:space="preserve">未配置环境变量时数据库用例自动 SKIP，不会失败，也不会连接任何库</w:t>
+      </w:r>
+    </w:p>
+    <w:p>
+      <w:pPr>
+        <w:pStyle w:val="ListParagraph"/>
+        <w:numPr>
+          <w:ilvl w:val="0"/>
+          <w:numId w:val="2"/>
+        </w:numPr>
+        <w:spacing w:after="60"/>
+      </w:pPr>
+      <w:r>
+        <w:rPr>
+          <w:sz w:val="21"/>
+          <w:szCs w:val="21"/>
+        </w:rPr>
+        <w:t xml:space="preserve">业务用例自带自愈：借用后必归还，不在库中留下脏数据</w:t>
+      </w:r>
+    </w:p>
+    <w:p>
+      <w:pPr>
+        <w:pBdr>
+          <w:left w:val="single" w:color="E8A33D" w:sz="12" w:space="6"/>
+        </w:pBdr>
+        <w:shd w:fill="FFF6E5" w:val="clear"/>
+        <w:spacing w:after="140" w:before="60"/>
+      </w:pPr>
+      <w:r>
+        <w:rPr>
+          <w:sz w:val="20"/>
+          <w:szCs w:val="20"/>
+        </w:rPr>
+        <w:t xml:space="preserve">运行前提：Qt 的 SQL 驱动插件是运行时加载的，测试 exe 在 tests 子目录，需要 QT_PLUGIN_PATH 指向含 sqldrivers 的目录（run_test_services.ps1 已自动处理）。否则会报 driver not available。</w:t>
+      </w:r>
+    </w:p>
+    <w:p>
+      <w:pPr>
+        <w:spacing w:after="100"/>
+      </w:pPr>
+      <w:r>
+        <w:rPr>
+          <w:b w:val="false"/>
+          <w:bCs w:val="false"/>
+          <w:sz w:val="20"/>
+          <w:szCs w:val="20"/>
+        </w:rPr>
+        <w:t xml:space="preserve">测试数据准备（生产数据零接触）：用 mysqldump --no-data 只导表结构（0 条 INSERT）导入测试库；或直接让程序在空测试库自动建表播种。</w:t>
+      </w:r>
+    </w:p>
+    <w:p>
+      <w:pPr>
+        <w:pStyle w:val="Heading3"/>
+      </w:pPr>
+      <w:r>
         <w:t xml:space="preserve">② 架构守护脚本（防止无意破坏分层）</w:t>
       </w:r>
     </w:p>
@@ -9777,6 +9993,432 @@
                 <w:szCs w:val="20"/>
               </w:rPr>
               <w:t xml:space="preserve">python tools\arch_guard.py —— 6 条规则自动检查，提交前必跑</w:t>
+            </w:r>
+          </w:p>
+        </w:tc>
+      </w:tr>
+    </w:tbl>
+    <w:p>
+      <w:pPr>
+        <w:spacing w:after="140"/>
+      </w:pPr>
+      <w:r>
+        <w:rPr>
+          <w:sz w:val="12"/>
+          <w:szCs w:val="12"/>
+        </w:rPr>
+        <w:t xml:space="preserve"/>
+      </w:r>
+    </w:p>
+    <w:p>
+      <w:pPr>
+        <w:pStyle w:val="Heading2"/>
+      </w:pPr>
+      <w:r>
+        <w:t xml:space="preserve">9.2 数据与测试安全红线</w:t>
+      </w:r>
+    </w:p>
+    <w:tbl>
+      <w:tblPr>
+        <w:tblW w:type="dxa" w:w="9360"/>
+        <w:tblBorders>
+          <w:top w:val="single" w:color="auto" w:sz="4"/>
+          <w:left w:val="single" w:color="auto" w:sz="4"/>
+          <w:bottom w:val="single" w:color="auto" w:sz="4"/>
+          <w:right w:val="single" w:color="auto" w:sz="4"/>
+          <w:insideH w:val="single" w:color="auto" w:sz="4"/>
+          <w:insideV w:val="single" w:color="auto" w:sz="4"/>
+        </w:tblBorders>
+      </w:tblPr>
+      <w:tblGrid>
+        <w:gridCol w:w="2200"/>
+        <w:gridCol w:w="7160"/>
+      </w:tblGrid>
+      <w:tr>
+        <w:trPr>
+          <w:tblHeader/>
+        </w:trPr>
+        <w:tc>
+          <w:tcPr>
+            <w:tcW w:type="dxa" w:w="2200"/>
+            <w:tcBorders>
+              <w:top w:val="single" w:color="BFBFBF" w:sz="1"/>
+              <w:left w:val="single" w:color="BFBFBF" w:sz="1"/>
+              <w:bottom w:val="single" w:color="BFBFBF" w:sz="1"/>
+              <w:right w:val="single" w:color="BFBFBF" w:sz="1"/>
+            </w:tcBorders>
+            <w:shd w:fill="DCE9F5" w:val="clear"/>
+            <w:tcMar>
+              <w:top w:type="dxa" w:w="60"/>
+              <w:left w:type="dxa" w:w="110"/>
+              <w:bottom w:type="dxa" w:w="60"/>
+              <w:right w:type="dxa" w:w="110"/>
+            </w:tcMar>
+            <w:vAlign w:val="center"/>
+          </w:tcPr>
+          <w:p>
+            <w:r>
+              <w:rPr>
+                <w:b/>
+                <w:bCs/>
+                <w:sz w:val="20"/>
+                <w:szCs w:val="20"/>
+              </w:rPr>
+              <w:t xml:space="preserve">规则</w:t>
+            </w:r>
+          </w:p>
+        </w:tc>
+        <w:tc>
+          <w:tcPr>
+            <w:tcW w:type="dxa" w:w="7160"/>
+            <w:tcBorders>
+              <w:top w:val="single" w:color="BFBFBF" w:sz="1"/>
+              <w:left w:val="single" w:color="BFBFBF" w:sz="1"/>
+              <w:bottom w:val="single" w:color="BFBFBF" w:sz="1"/>
+              <w:right w:val="single" w:color="BFBFBF" w:sz="1"/>
+            </w:tcBorders>
+            <w:shd w:fill="DCE9F5" w:val="clear"/>
+            <w:tcMar>
+              <w:top w:type="dxa" w:w="60"/>
+              <w:left w:type="dxa" w:w="110"/>
+              <w:bottom w:type="dxa" w:w="60"/>
+              <w:right w:type="dxa" w:w="110"/>
+            </w:tcMar>
+            <w:vAlign w:val="center"/>
+          </w:tcPr>
+          <w:p>
+            <w:r>
+              <w:rPr>
+                <w:b/>
+                <w:bCs/>
+                <w:sz w:val="20"/>
+                <w:szCs w:val="20"/>
+              </w:rPr>
+              <w:t xml:space="preserve">说明</w:t>
+            </w:r>
+          </w:p>
+        </w:tc>
+      </w:tr>
+      <w:tr>
+        <w:tc>
+          <w:tcPr>
+            <w:tcW w:type="dxa" w:w="2200"/>
+            <w:tcBorders>
+              <w:top w:val="single" w:color="BFBFBF" w:sz="1"/>
+              <w:left w:val="single" w:color="BFBFBF" w:sz="1"/>
+              <w:bottom w:val="single" w:color="BFBFBF" w:sz="1"/>
+              <w:right w:val="single" w:color="BFBFBF" w:sz="1"/>
+            </w:tcBorders>
+            <w:tcMar>
+              <w:top w:type="dxa" w:w="60"/>
+              <w:left w:type="dxa" w:w="110"/>
+              <w:bottom w:type="dxa" w:w="60"/>
+              <w:right w:type="dxa" w:w="110"/>
+            </w:tcMar>
+          </w:tcPr>
+          <w:p>
+            <w:r>
+              <w:rPr>
+                <w:sz w:val="20"/>
+                <w:szCs w:val="20"/>
+              </w:rPr>
+              <w:t xml:space="preserve">测试库名必须 _test 结尾</w:t>
+            </w:r>
+          </w:p>
+        </w:tc>
+        <w:tc>
+          <w:tcPr>
+            <w:tcW w:type="dxa" w:w="7160"/>
+            <w:tcBorders>
+              <w:top w:val="single" w:color="BFBFBF" w:sz="1"/>
+              <w:left w:val="single" w:color="BFBFBF" w:sz="1"/>
+              <w:bottom w:val="single" w:color="BFBFBF" w:sz="1"/>
+              <w:right w:val="single" w:color="BFBFBF" w:sz="1"/>
+            </w:tcBorders>
+            <w:tcMar>
+              <w:top w:type="dxa" w:w="60"/>
+              <w:left w:type="dxa" w:w="110"/>
+              <w:bottom w:type="dxa" w:w="60"/>
+              <w:right w:type="dxa" w:w="110"/>
+            </w:tcMar>
+          </w:tcPr>
+          <w:p>
+            <w:r>
+              <w:rPr>
+                <w:sz w:val="20"/>
+                <w:szCs w:val="20"/>
+              </w:rPr>
+              <w:t xml:space="preserve">任何连库脚本/测试都做后缀校验，防止误连生产库</w:t>
+            </w:r>
+          </w:p>
+        </w:tc>
+      </w:tr>
+      <w:tr>
+        <w:tc>
+          <w:tcPr>
+            <w:tcW w:type="dxa" w:w="2200"/>
+            <w:tcBorders>
+              <w:top w:val="single" w:color="BFBFBF" w:sz="1"/>
+              <w:left w:val="single" w:color="BFBFBF" w:sz="1"/>
+              <w:bottom w:val="single" w:color="BFBFBF" w:sz="1"/>
+              <w:right w:val="single" w:color="BFBFBF" w:sz="1"/>
+            </w:tcBorders>
+            <w:tcMar>
+              <w:top w:type="dxa" w:w="60"/>
+              <w:left w:type="dxa" w:w="110"/>
+              <w:bottom w:type="dxa" w:w="60"/>
+              <w:right w:type="dxa" w:w="110"/>
+            </w:tcMar>
+          </w:tcPr>
+          <w:p>
+            <w:r>
+              <w:rPr>
+                <w:sz w:val="20"/>
+                <w:szCs w:val="20"/>
+              </w:rPr>
+              <w:t xml:space="preserve">测试参数走环境变量</w:t>
+            </w:r>
+          </w:p>
+        </w:tc>
+        <w:tc>
+          <w:tcPr>
+            <w:tcW w:type="dxa" w:w="7160"/>
+            <w:tcBorders>
+              <w:top w:val="single" w:color="BFBFBF" w:sz="1"/>
+              <w:left w:val="single" w:color="BFBFBF" w:sz="1"/>
+              <w:bottom w:val="single" w:color="BFBFBF" w:sz="1"/>
+              <w:right w:val="single" w:color="BFBFBF" w:sz="1"/>
+            </w:tcBorders>
+            <w:tcMar>
+              <w:top w:type="dxa" w:w="60"/>
+              <w:left w:type="dxa" w:w="110"/>
+              <w:bottom w:type="dxa" w:w="60"/>
+              <w:right w:type="dxa" w:w="110"/>
+            </w:tcMar>
+          </w:tcPr>
+          <w:p>
+            <w:r>
+              <w:rPr>
+                <w:sz w:val="20"/>
+                <w:szCs w:val="20"/>
+              </w:rPr>
+              <w:t xml:space="preserve">禁止把生产库地址口令写进测试代码</w:t>
+            </w:r>
+          </w:p>
+        </w:tc>
+      </w:tr>
+      <w:tr>
+        <w:tc>
+          <w:tcPr>
+            <w:tcW w:type="dxa" w:w="2200"/>
+            <w:tcBorders>
+              <w:top w:val="single" w:color="BFBFBF" w:sz="1"/>
+              <w:left w:val="single" w:color="BFBFBF" w:sz="1"/>
+              <w:bottom w:val="single" w:color="BFBFBF" w:sz="1"/>
+              <w:right w:val="single" w:color="BFBFBF" w:sz="1"/>
+            </w:tcBorders>
+            <w:tcMar>
+              <w:top w:type="dxa" w:w="60"/>
+              <w:left w:type="dxa" w:w="110"/>
+              <w:bottom w:type="dxa" w:w="60"/>
+              <w:right w:type="dxa" w:w="110"/>
+            </w:tcMar>
+          </w:tcPr>
+          <w:p>
+            <w:r>
+              <w:rPr>
+                <w:sz w:val="20"/>
+                <w:szCs w:val="20"/>
+              </w:rPr>
+              <w:t xml:space="preserve">建表SQL必须 MySQL 兼容</w:t>
+            </w:r>
+          </w:p>
+        </w:tc>
+        <w:tc>
+          <w:tcPr>
+            <w:tcW w:type="dxa" w:w="7160"/>
+            <w:tcBorders>
+              <w:top w:val="single" w:color="BFBFBF" w:sz="1"/>
+              <w:left w:val="single" w:color="BFBFBF" w:sz="1"/>
+              <w:bottom w:val="single" w:color="BFBFBF" w:sz="1"/>
+              <w:right w:val="single" w:color="BFBFBF" w:sz="1"/>
+            </w:tcBorders>
+            <w:tcMar>
+              <w:top w:type="dxa" w:w="60"/>
+              <w:left w:type="dxa" w:w="110"/>
+              <w:bottom w:type="dxa" w:w="60"/>
+              <w:right w:type="dxa" w:w="110"/>
+            </w:tcMar>
+          </w:tcPr>
+          <w:p>
+            <w:r>
+              <w:rPr>
+                <w:sz w:val="20"/>
+                <w:szCs w:val="20"/>
+              </w:rPr>
+              <w:t xml:space="preserve">禁止 AUTOINCREMENT、TEXT 带非空 DEFAULT、TEXT 做索引键；改完需在空库实测建表</w:t>
+            </w:r>
+          </w:p>
+        </w:tc>
+      </w:tr>
+      <w:tr>
+        <w:tc>
+          <w:tcPr>
+            <w:tcW w:type="dxa" w:w="2200"/>
+            <w:tcBorders>
+              <w:top w:val="single" w:color="BFBFBF" w:sz="1"/>
+              <w:left w:val="single" w:color="BFBFBF" w:sz="1"/>
+              <w:bottom w:val="single" w:color="BFBFBF" w:sz="1"/>
+              <w:right w:val="single" w:color="BFBFBF" w:sz="1"/>
+            </w:tcBorders>
+            <w:tcMar>
+              <w:top w:type="dxa" w:w="60"/>
+              <w:left w:type="dxa" w:w="110"/>
+              <w:bottom w:type="dxa" w:w="60"/>
+              <w:right w:type="dxa" w:w="110"/>
+            </w:tcMar>
+          </w:tcPr>
+          <w:p>
+            <w:r>
+              <w:rPr>
+                <w:sz w:val="20"/>
+                <w:szCs w:val="20"/>
+              </w:rPr>
+              <w:t xml:space="preserve">写操作必须包事务</w:t>
+            </w:r>
+          </w:p>
+        </w:tc>
+        <w:tc>
+          <w:tcPr>
+            <w:tcW w:type="dxa" w:w="7160"/>
+            <w:tcBorders>
+              <w:top w:val="single" w:color="BFBFBF" w:sz="1"/>
+              <w:left w:val="single" w:color="BFBFBF" w:sz="1"/>
+              <w:bottom w:val="single" w:color="BFBFBF" w:sz="1"/>
+              <w:right w:val="single" w:color="BFBFBF" w:sz="1"/>
+            </w:tcBorders>
+            <w:tcMar>
+              <w:top w:type="dxa" w:w="60"/>
+              <w:left w:type="dxa" w:w="110"/>
+              <w:bottom w:type="dxa" w:w="60"/>
+              <w:right w:type="dxa" w:w="110"/>
+            </w:tcMar>
+          </w:tcPr>
+          <w:p>
+            <w:r>
+              <w:rPr>
+                <w:sz w:val="20"/>
+                <w:szCs w:val="20"/>
+              </w:rPr>
+              <w:t xml:space="preserve">借/还/出入库等多步写用 BaseDAO::transaction，失败整体回滚</w:t>
+            </w:r>
+          </w:p>
+        </w:tc>
+      </w:tr>
+      <w:tr>
+        <w:tc>
+          <w:tcPr>
+            <w:tcW w:type="dxa" w:w="2200"/>
+            <w:tcBorders>
+              <w:top w:val="single" w:color="BFBFBF" w:sz="1"/>
+              <w:left w:val="single" w:color="BFBFBF" w:sz="1"/>
+              <w:bottom w:val="single" w:color="BFBFBF" w:sz="1"/>
+              <w:right w:val="single" w:color="BFBFBF" w:sz="1"/>
+            </w:tcBorders>
+            <w:tcMar>
+              <w:top w:type="dxa" w:w="60"/>
+              <w:left w:type="dxa" w:w="110"/>
+              <w:bottom w:type="dxa" w:w="60"/>
+              <w:right w:type="dxa" w:w="110"/>
+            </w:tcMar>
+          </w:tcPr>
+          <w:p>
+            <w:r>
+              <w:rPr>
+                <w:sz w:val="20"/>
+                <w:szCs w:val="20"/>
+              </w:rPr>
+              <w:t xml:space="preserve">失败必须上报明细</w:t>
+            </w:r>
+          </w:p>
+        </w:tc>
+        <w:tc>
+          <w:tcPr>
+            <w:tcW w:type="dxa" w:w="7160"/>
+            <w:tcBorders>
+              <w:top w:val="single" w:color="BFBFBF" w:sz="1"/>
+              <w:left w:val="single" w:color="BFBFBF" w:sz="1"/>
+              <w:bottom w:val="single" w:color="BFBFBF" w:sz="1"/>
+              <w:right w:val="single" w:color="BFBFBF" w:sz="1"/>
+            </w:tcBorders>
+            <w:tcMar>
+              <w:top w:type="dxa" w:w="60"/>
+              <w:left w:type="dxa" w:w="110"/>
+              <w:bottom w:type="dxa" w:w="60"/>
+              <w:right w:type="dxa" w:w="110"/>
+            </w:tcMar>
+          </w:tcPr>
+          <w:p>
+            <w:r>
+              <w:rPr>
+                <w:sz w:val="20"/>
+                <w:szCs w:val="20"/>
+              </w:rPr>
+              <w:t xml:space="preserve">禁止 void 全吞失败、禁止“部分成功即算成功”</w:t>
+            </w:r>
+          </w:p>
+        </w:tc>
+      </w:tr>
+      <w:tr>
+        <w:tc>
+          <w:tcPr>
+            <w:tcW w:type="dxa" w:w="2200"/>
+            <w:tcBorders>
+              <w:top w:val="single" w:color="BFBFBF" w:sz="1"/>
+              <w:left w:val="single" w:color="BFBFBF" w:sz="1"/>
+              <w:bottom w:val="single" w:color="BFBFBF" w:sz="1"/>
+              <w:right w:val="single" w:color="BFBFBF" w:sz="1"/>
+            </w:tcBorders>
+            <w:tcMar>
+              <w:top w:type="dxa" w:w="60"/>
+              <w:left w:type="dxa" w:w="110"/>
+              <w:bottom w:type="dxa" w:w="60"/>
+              <w:right w:type="dxa" w:w="110"/>
+            </w:tcMar>
+          </w:tcPr>
+          <w:p>
+            <w:r>
+              <w:rPr>
+                <w:sz w:val="20"/>
+                <w:szCs w:val="20"/>
+              </w:rPr>
+              <w:t xml:space="preserve">改数据库前先分清库</w:t>
+            </w:r>
+          </w:p>
+        </w:tc>
+        <w:tc>
+          <w:tcPr>
+            <w:tcW w:type="dxa" w:w="7160"/>
+            <w:tcBorders>
+              <w:top w:val="single" w:color="BFBFBF" w:sz="1"/>
+              <w:left w:val="single" w:color="BFBFBF" w:sz="1"/>
+              <w:bottom w:val="single" w:color="BFBFBF" w:sz="1"/>
+              <w:right w:val="single" w:color="BFBFBF" w:sz="1"/>
+            </w:tcBorders>
+            <w:tcMar>
+              <w:top w:type="dxa" w:w="60"/>
+              <w:left w:type="dxa" w:w="110"/>
+              <w:bottom w:type="dxa" w:w="60"/>
+              <w:right w:type="dxa" w:w="110"/>
+            </w:tcMar>
+          </w:tcPr>
+          <w:p>
+            <w:r>
+              <w:rPr>
+                <w:sz w:val="20"/>
+                <w:szCs w:val="20"/>
+              </w:rPr>
+              <w:t xml:space="preserve">smart_cabinet 为生产库；测试一律用 smart_cabinet_test</w:t>
             </w:r>
           </w:p>
         </w:tc>
@@ -12622,7 +13264,7 @@
           <w:sz w:val="21"/>
           <w:szCs w:val="21"/>
         </w:rPr>
-        <w:t xml:space="preserve">补 Service 层单元测试（当前 26 个用例覆盖组件与纯逻辑）；</w:t>
+        <w:t xml:space="preserve">补 Service 层单元测试：当前 37 个用例，借用归还闭环用例因测试库无位置映射数据仍 SKIP，可补一组自有测试数据让其跑起来；</w:t>
       </w:r>
     </w:p>
     <w:p>

--- a/docs/智能工具柜系统-新人维护与麒麟部署手册.docx
+++ b/docs/智能工具柜系统-新人维护与麒麟部署手册.docx
@@ -63,7 +63,7 @@
           <w:sz w:val="20"/>
           <w:szCs w:val="20"/>
         </w:rPr>
-        <w:t xml:space="preserve">阅读建议：第1~3章了解系统全貌与架构，第4~6章掌握开发与调试，第7章为麒麟部署，第8章为规范与红线，附录为速查表。</w:t>
+        <w:t xml:space="preserve">阅读建议：第1~4章了解系统全貌与架构，第5章是新人导航地图（想改什么直接查），第6~7章掌握页面与人脸链路，第8章为开发调试，第9章为麒麟部署，第10章为规范红线，11~12章为故障速查与工作流。</w:t>
       </w:r>
     </w:p>
     <w:p>
@@ -5767,7 +5767,1531 @@
         <w:pageBreakBefore/>
       </w:pPr>
       <w:r>
-        <w:t xml:space="preserve">第5章 页面业务逻辑详解</w:t>
+        <w:t xml:space="preserve">第5章 新人导航地图：我想改 X，该动哪里</w:t>
+      </w:r>
+    </w:p>
+    <w:p>
+      <w:pPr>
+        <w:spacing w:after="100"/>
+      </w:pPr>
+      <w:r>
+        <w:rPr>
+          <w:b/>
+          <w:bCs/>
+          <w:sz w:val="21"/>
+          <w:szCs w:val="21"/>
+        </w:rPr>
+        <w:t xml:space="preserve">本章是新人最常用的一章。按"想改什么"直接定位文件，避免通读整个工程。</w:t>
+      </w:r>
+    </w:p>
+    <w:tbl>
+      <w:tblPr>
+        <w:tblW w:type="dxa" w:w="9360"/>
+        <w:tblBorders>
+          <w:top w:val="single" w:color="auto" w:sz="4"/>
+          <w:left w:val="single" w:color="auto" w:sz="4"/>
+          <w:bottom w:val="single" w:color="auto" w:sz="4"/>
+          <w:right w:val="single" w:color="auto" w:sz="4"/>
+          <w:insideH w:val="single" w:color="auto" w:sz="4"/>
+          <w:insideV w:val="single" w:color="auto" w:sz="4"/>
+        </w:tblBorders>
+      </w:tblPr>
+      <w:tblGrid>
+        <w:gridCol w:w="2400"/>
+        <w:gridCol w:w="4400"/>
+        <w:gridCol w:w="2400"/>
+      </w:tblGrid>
+      <w:tr>
+        <w:trPr>
+          <w:tblHeader/>
+        </w:trPr>
+        <w:tc>
+          <w:tcPr>
+            <w:tcW w:type="dxa" w:w="2400"/>
+            <w:tcBorders>
+              <w:top w:val="single" w:color="BFBFBF" w:sz="1"/>
+              <w:left w:val="single" w:color="BFBFBF" w:sz="1"/>
+              <w:bottom w:val="single" w:color="BFBFBF" w:sz="1"/>
+              <w:right w:val="single" w:color="BFBFBF" w:sz="1"/>
+            </w:tcBorders>
+            <w:shd w:fill="DCE9F5" w:val="clear"/>
+            <w:tcMar>
+              <w:top w:type="dxa" w:w="60"/>
+              <w:left w:type="dxa" w:w="110"/>
+              <w:bottom w:type="dxa" w:w="60"/>
+              <w:right w:type="dxa" w:w="110"/>
+            </w:tcMar>
+            <w:vAlign w:val="center"/>
+          </w:tcPr>
+          <w:p>
+            <w:r>
+              <w:rPr>
+                <w:b/>
+                <w:bCs/>
+                <w:sz w:val="20"/>
+                <w:szCs w:val="20"/>
+              </w:rPr>
+              <w:t xml:space="preserve">想改什么</w:t>
+            </w:r>
+          </w:p>
+        </w:tc>
+        <w:tc>
+          <w:tcPr>
+            <w:tcW w:type="dxa" w:w="4400"/>
+            <w:tcBorders>
+              <w:top w:val="single" w:color="BFBFBF" w:sz="1"/>
+              <w:left w:val="single" w:color="BFBFBF" w:sz="1"/>
+              <w:bottom w:val="single" w:color="BFBFBF" w:sz="1"/>
+              <w:right w:val="single" w:color="BFBFBF" w:sz="1"/>
+            </w:tcBorders>
+            <w:shd w:fill="DCE9F5" w:val="clear"/>
+            <w:tcMar>
+              <w:top w:type="dxa" w:w="60"/>
+              <w:left w:type="dxa" w:w="110"/>
+              <w:bottom w:type="dxa" w:w="60"/>
+              <w:right w:type="dxa" w:w="110"/>
+            </w:tcMar>
+            <w:vAlign w:val="center"/>
+          </w:tcPr>
+          <w:p>
+            <w:r>
+              <w:rPr>
+                <w:b/>
+                <w:bCs/>
+                <w:sz w:val="20"/>
+                <w:szCs w:val="20"/>
+              </w:rPr>
+              <w:t xml:space="preserve">去哪里改</w:t>
+            </w:r>
+          </w:p>
+        </w:tc>
+        <w:tc>
+          <w:tcPr>
+            <w:tcW w:type="dxa" w:w="2400"/>
+            <w:tcBorders>
+              <w:top w:val="single" w:color="BFBFBF" w:sz="1"/>
+              <w:left w:val="single" w:color="BFBFBF" w:sz="1"/>
+              <w:bottom w:val="single" w:color="BFBFBF" w:sz="1"/>
+              <w:right w:val="single" w:color="BFBFBF" w:sz="1"/>
+            </w:tcBorders>
+            <w:shd w:fill="DCE9F5" w:val="clear"/>
+            <w:tcMar>
+              <w:top w:type="dxa" w:w="60"/>
+              <w:left w:type="dxa" w:w="110"/>
+              <w:bottom w:type="dxa" w:w="60"/>
+              <w:right w:type="dxa" w:w="110"/>
+            </w:tcMar>
+            <w:vAlign w:val="center"/>
+          </w:tcPr>
+          <w:p>
+            <w:r>
+              <w:rPr>
+                <w:b/>
+                <w:bCs/>
+                <w:sz w:val="20"/>
+                <w:szCs w:val="20"/>
+              </w:rPr>
+              <w:t xml:space="preserve">注意</w:t>
+            </w:r>
+          </w:p>
+        </w:tc>
+      </w:tr>
+      <w:tr>
+        <w:tc>
+          <w:tcPr>
+            <w:tcW w:type="dxa" w:w="2400"/>
+            <w:tcBorders>
+              <w:top w:val="single" w:color="BFBFBF" w:sz="1"/>
+              <w:left w:val="single" w:color="BFBFBF" w:sz="1"/>
+              <w:bottom w:val="single" w:color="BFBFBF" w:sz="1"/>
+              <w:right w:val="single" w:color="BFBFBF" w:sz="1"/>
+            </w:tcBorders>
+            <w:tcMar>
+              <w:top w:type="dxa" w:w="60"/>
+              <w:left w:type="dxa" w:w="110"/>
+              <w:bottom w:type="dxa" w:w="60"/>
+              <w:right w:type="dxa" w:w="110"/>
+            </w:tcMar>
+          </w:tcPr>
+          <w:p>
+            <w:r>
+              <w:rPr>
+                <w:sz w:val="20"/>
+                <w:szCs w:val="20"/>
+              </w:rPr>
+              <w:t xml:space="preserve">网络设置（IP/网关/DNS）</w:t>
+            </w:r>
+          </w:p>
+        </w:tc>
+        <w:tc>
+          <w:tcPr>
+            <w:tcW w:type="dxa" w:w="4400"/>
+            <w:tcBorders>
+              <w:top w:val="single" w:color="BFBFBF" w:sz="1"/>
+              <w:left w:val="single" w:color="BFBFBF" w:sz="1"/>
+              <w:bottom w:val="single" w:color="BFBFBF" w:sz="1"/>
+              <w:right w:val="single" w:color="BFBFBF" w:sz="1"/>
+            </w:tcBorders>
+            <w:tcMar>
+              <w:top w:type="dxa" w:w="60"/>
+              <w:left w:type="dxa" w:w="110"/>
+              <w:bottom w:type="dxa" w:w="60"/>
+              <w:right w:type="dxa" w:w="110"/>
+            </w:tcMar>
+          </w:tcPr>
+          <w:p>
+            <w:r>
+              <w:rPr>
+                <w:sz w:val="20"/>
+                <w:szCs w:val="20"/>
+              </w:rPr>
+              <w:t xml:space="preserve">SystemSettingsPage::createNetworkPanel / onSaveNetwork</w:t>
+            </w:r>
+          </w:p>
+        </w:tc>
+        <w:tc>
+          <w:tcPr>
+            <w:tcW w:type="dxa" w:w="2400"/>
+            <w:tcBorders>
+              <w:top w:val="single" w:color="BFBFBF" w:sz="1"/>
+              <w:left w:val="single" w:color="BFBFBF" w:sz="1"/>
+              <w:bottom w:val="single" w:color="BFBFBF" w:sz="1"/>
+              <w:right w:val="single" w:color="BFBFBF" w:sz="1"/>
+            </w:tcBorders>
+            <w:tcMar>
+              <w:top w:type="dxa" w:w="60"/>
+              <w:left w:type="dxa" w:w="110"/>
+              <w:bottom w:type="dxa" w:w="60"/>
+              <w:right w:type="dxa" w:w="110"/>
+            </w:tcMar>
+          </w:tcPr>
+          <w:p>
+            <w:r>
+              <w:rPr>
+                <w:sz w:val="20"/>
+                <w:szCs w:val="20"/>
+              </w:rPr>
+              <w:t xml:space="preserve">默认值在 common/Constants.h 的 NET_*</w:t>
+            </w:r>
+          </w:p>
+        </w:tc>
+      </w:tr>
+      <w:tr>
+        <w:tc>
+          <w:tcPr>
+            <w:tcW w:type="dxa" w:w="2400"/>
+            <w:tcBorders>
+              <w:top w:val="single" w:color="BFBFBF" w:sz="1"/>
+              <w:left w:val="single" w:color="BFBFBF" w:sz="1"/>
+              <w:bottom w:val="single" w:color="BFBFBF" w:sz="1"/>
+              <w:right w:val="single" w:color="BFBFBF" w:sz="1"/>
+            </w:tcBorders>
+            <w:tcMar>
+              <w:top w:type="dxa" w:w="60"/>
+              <w:left w:type="dxa" w:w="110"/>
+              <w:bottom w:type="dxa" w:w="60"/>
+              <w:right w:type="dxa" w:w="110"/>
+            </w:tcMar>
+          </w:tcPr>
+          <w:p>
+            <w:r>
+              <w:rPr>
+                <w:sz w:val="20"/>
+                <w:szCs w:val="20"/>
+              </w:rPr>
+              <w:t xml:space="preserve">告警设置与阈值</w:t>
+            </w:r>
+          </w:p>
+        </w:tc>
+        <w:tc>
+          <w:tcPr>
+            <w:tcW w:type="dxa" w:w="4400"/>
+            <w:tcBorders>
+              <w:top w:val="single" w:color="BFBFBF" w:sz="1"/>
+              <w:left w:val="single" w:color="BFBFBF" w:sz="1"/>
+              <w:bottom w:val="single" w:color="BFBFBF" w:sz="1"/>
+              <w:right w:val="single" w:color="BFBFBF" w:sz="1"/>
+            </w:tcBorders>
+            <w:tcMar>
+              <w:top w:type="dxa" w:w="60"/>
+              <w:left w:type="dxa" w:w="110"/>
+              <w:bottom w:type="dxa" w:w="60"/>
+              <w:right w:type="dxa" w:w="110"/>
+            </w:tcMar>
+          </w:tcPr>
+          <w:p>
+            <w:r>
+              <w:rPr>
+                <w:sz w:val="20"/>
+                <w:szCs w:val="20"/>
+              </w:rPr>
+              <w:t xml:space="preserve">SystemSettingsPage::createAlertPanel / onSaveAlert</w:t>
+            </w:r>
+          </w:p>
+        </w:tc>
+        <w:tc>
+          <w:tcPr>
+            <w:tcW w:type="dxa" w:w="2400"/>
+            <w:tcBorders>
+              <w:top w:val="single" w:color="BFBFBF" w:sz="1"/>
+              <w:left w:val="single" w:color="BFBFBF" w:sz="1"/>
+              <w:bottom w:val="single" w:color="BFBFBF" w:sz="1"/>
+              <w:right w:val="single" w:color="BFBFBF" w:sz="1"/>
+            </w:tcBorders>
+            <w:tcMar>
+              <w:top w:type="dxa" w:w="60"/>
+              <w:left w:type="dxa" w:w="110"/>
+              <w:bottom w:type="dxa" w:w="60"/>
+              <w:right w:type="dxa" w:w="110"/>
+            </w:tcMar>
+          </w:tcPr>
+          <w:p>
+            <w:r>
+              <w:rPr>
+                <w:sz w:val="20"/>
+                <w:szCs w:val="20"/>
+              </w:rPr>
+              <w:t xml:space="preserve">落库表 system_config</w:t>
+            </w:r>
+          </w:p>
+        </w:tc>
+      </w:tr>
+      <w:tr>
+        <w:tc>
+          <w:tcPr>
+            <w:tcW w:type="dxa" w:w="2400"/>
+            <w:tcBorders>
+              <w:top w:val="single" w:color="BFBFBF" w:sz="1"/>
+              <w:left w:val="single" w:color="BFBFBF" w:sz="1"/>
+              <w:bottom w:val="single" w:color="BFBFBF" w:sz="1"/>
+              <w:right w:val="single" w:color="BFBFBF" w:sz="1"/>
+            </w:tcBorders>
+            <w:tcMar>
+              <w:top w:type="dxa" w:w="60"/>
+              <w:left w:type="dxa" w:w="110"/>
+              <w:bottom w:type="dxa" w:w="60"/>
+              <w:right w:type="dxa" w:w="110"/>
+            </w:tcMar>
+          </w:tcPr>
+          <w:p>
+            <w:r>
+              <w:rPr>
+                <w:sz w:val="20"/>
+                <w:szCs w:val="20"/>
+              </w:rPr>
+              <w:t xml:space="preserve">借用规则（期限/数量）</w:t>
+            </w:r>
+          </w:p>
+        </w:tc>
+        <w:tc>
+          <w:tcPr>
+            <w:tcW w:type="dxa" w:w="4400"/>
+            <w:tcBorders>
+              <w:top w:val="single" w:color="BFBFBF" w:sz="1"/>
+              <w:left w:val="single" w:color="BFBFBF" w:sz="1"/>
+              <w:bottom w:val="single" w:color="BFBFBF" w:sz="1"/>
+              <w:right w:val="single" w:color="BFBFBF" w:sz="1"/>
+            </w:tcBorders>
+            <w:tcMar>
+              <w:top w:type="dxa" w:w="60"/>
+              <w:left w:type="dxa" w:w="110"/>
+              <w:bottom w:type="dxa" w:w="60"/>
+              <w:right w:type="dxa" w:w="110"/>
+            </w:tcMar>
+          </w:tcPr>
+          <w:p>
+            <w:r>
+              <w:rPr>
+                <w:sz w:val="20"/>
+                <w:szCs w:val="20"/>
+              </w:rPr>
+              <w:t xml:space="preserve">common/Constants.h 的 BORROW_*，页面 createBorrowPanel</w:t>
+            </w:r>
+          </w:p>
+        </w:tc>
+        <w:tc>
+          <w:tcPr>
+            <w:tcW w:type="dxa" w:w="2400"/>
+            <w:tcBorders>
+              <w:top w:val="single" w:color="BFBFBF" w:sz="1"/>
+              <w:left w:val="single" w:color="BFBFBF" w:sz="1"/>
+              <w:bottom w:val="single" w:color="BFBFBF" w:sz="1"/>
+              <w:right w:val="single" w:color="BFBFBF" w:sz="1"/>
+            </w:tcBorders>
+            <w:tcMar>
+              <w:top w:type="dxa" w:w="60"/>
+              <w:left w:type="dxa" w:w="110"/>
+              <w:bottom w:type="dxa" w:w="60"/>
+              <w:right w:type="dxa" w:w="110"/>
+            </w:tcMar>
+          </w:tcPr>
+          <w:p>
+            <w:r>
+              <w:rPr>
+                <w:sz w:val="20"/>
+                <w:szCs w:val="20"/>
+              </w:rPr>
+              <w:t xml:space="preserve">改常量即可全局生效</w:t>
+            </w:r>
+          </w:p>
+        </w:tc>
+      </w:tr>
+      <w:tr>
+        <w:tc>
+          <w:tcPr>
+            <w:tcW w:type="dxa" w:w="2400"/>
+            <w:tcBorders>
+              <w:top w:val="single" w:color="BFBFBF" w:sz="1"/>
+              <w:left w:val="single" w:color="BFBFBF" w:sz="1"/>
+              <w:bottom w:val="single" w:color="BFBFBF" w:sz="1"/>
+              <w:right w:val="single" w:color="BFBFBF" w:sz="1"/>
+            </w:tcBorders>
+            <w:tcMar>
+              <w:top w:type="dxa" w:w="60"/>
+              <w:left w:type="dxa" w:w="110"/>
+              <w:bottom w:type="dxa" w:w="60"/>
+              <w:right w:type="dxa" w:w="110"/>
+            </w:tcMar>
+          </w:tcPr>
+          <w:p>
+            <w:r>
+              <w:rPr>
+                <w:sz w:val="20"/>
+                <w:szCs w:val="20"/>
+              </w:rPr>
+              <w:t xml:space="preserve">人脸识别严格程度</w:t>
+            </w:r>
+          </w:p>
+        </w:tc>
+        <w:tc>
+          <w:tcPr>
+            <w:tcW w:type="dxa" w:w="4400"/>
+            <w:tcBorders>
+              <w:top w:val="single" w:color="BFBFBF" w:sz="1"/>
+              <w:left w:val="single" w:color="BFBFBF" w:sz="1"/>
+              <w:bottom w:val="single" w:color="BFBFBF" w:sz="1"/>
+              <w:right w:val="single" w:color="BFBFBF" w:sz="1"/>
+            </w:tcBorders>
+            <w:tcMar>
+              <w:top w:type="dxa" w:w="60"/>
+              <w:left w:type="dxa" w:w="110"/>
+              <w:bottom w:type="dxa" w:w="60"/>
+              <w:right w:type="dxa" w:w="110"/>
+            </w:tcMar>
+          </w:tcPr>
+          <w:p>
+            <w:r>
+              <w:rPr>
+                <w:sz w:val="20"/>
+                <w:szCs w:val="20"/>
+              </w:rPr>
+              <w:t xml:space="preserve">services/FaceRecognitionService.cpp 的 matchFace 参数</w:t>
+            </w:r>
+          </w:p>
+        </w:tc>
+        <w:tc>
+          <w:tcPr>
+            <w:tcW w:type="dxa" w:w="2400"/>
+            <w:tcBorders>
+              <w:top w:val="single" w:color="BFBFBF" w:sz="1"/>
+              <w:left w:val="single" w:color="BFBFBF" w:sz="1"/>
+              <w:bottom w:val="single" w:color="BFBFBF" w:sz="1"/>
+              <w:right w:val="single" w:color="BFBFBF" w:sz="1"/>
+            </w:tcBorders>
+            <w:tcMar>
+              <w:top w:type="dxa" w:w="60"/>
+              <w:left w:type="dxa" w:w="110"/>
+              <w:bottom w:type="dxa" w:w="60"/>
+              <w:right w:type="dxa" w:w="110"/>
+            </w:tcMar>
+          </w:tcPr>
+          <w:p>
+            <w:r>
+              <w:rPr>
+                <w:sz w:val="20"/>
+                <w:szCs w:val="20"/>
+              </w:rPr>
+              <w:t xml:space="preserve">阈值是安全红线，改动需评估误识风险</w:t>
+            </w:r>
+          </w:p>
+        </w:tc>
+      </w:tr>
+      <w:tr>
+        <w:tc>
+          <w:tcPr>
+            <w:tcW w:type="dxa" w:w="2400"/>
+            <w:tcBorders>
+              <w:top w:val="single" w:color="BFBFBF" w:sz="1"/>
+              <w:left w:val="single" w:color="BFBFBF" w:sz="1"/>
+              <w:bottom w:val="single" w:color="BFBFBF" w:sz="1"/>
+              <w:right w:val="single" w:color="BFBFBF" w:sz="1"/>
+            </w:tcBorders>
+            <w:tcMar>
+              <w:top w:type="dxa" w:w="60"/>
+              <w:left w:type="dxa" w:w="110"/>
+              <w:bottom w:type="dxa" w:w="60"/>
+              <w:right w:type="dxa" w:w="110"/>
+            </w:tcMar>
+          </w:tcPr>
+          <w:p>
+            <w:r>
+              <w:rPr>
+                <w:sz w:val="20"/>
+                <w:szCs w:val="20"/>
+              </w:rPr>
+              <w:t xml:space="preserve">人脸录入流程</w:t>
+            </w:r>
+          </w:p>
+        </w:tc>
+        <w:tc>
+          <w:tcPr>
+            <w:tcW w:type="dxa" w:w="4400"/>
+            <w:tcBorders>
+              <w:top w:val="single" w:color="BFBFBF" w:sz="1"/>
+              <w:left w:val="single" w:color="BFBFBF" w:sz="1"/>
+              <w:bottom w:val="single" w:color="BFBFBF" w:sz="1"/>
+              <w:right w:val="single" w:color="BFBFBF" w:sz="1"/>
+            </w:tcBorders>
+            <w:tcMar>
+              <w:top w:type="dxa" w:w="60"/>
+              <w:left w:type="dxa" w:w="110"/>
+              <w:bottom w:type="dxa" w:w="60"/>
+              <w:right w:type="dxa" w:w="110"/>
+            </w:tcMar>
+          </w:tcPr>
+          <w:p>
+            <w:r>
+              <w:rPr>
+                <w:sz w:val="20"/>
+                <w:szCs w:val="20"/>
+              </w:rPr>
+              <w:t xml:space="preserve">UserManagementPage::onFaceEnroll（5方位引导）</w:t>
+            </w:r>
+          </w:p>
+        </w:tc>
+        <w:tc>
+          <w:tcPr>
+            <w:tcW w:type="dxa" w:w="2400"/>
+            <w:tcBorders>
+              <w:top w:val="single" w:color="BFBFBF" w:sz="1"/>
+              <w:left w:val="single" w:color="BFBFBF" w:sz="1"/>
+              <w:bottom w:val="single" w:color="BFBFBF" w:sz="1"/>
+              <w:right w:val="single" w:color="BFBFBF" w:sz="1"/>
+            </w:tcBorders>
+            <w:tcMar>
+              <w:top w:type="dxa" w:w="60"/>
+              <w:left w:type="dxa" w:w="110"/>
+              <w:bottom w:type="dxa" w:w="60"/>
+              <w:right w:type="dxa" w:w="110"/>
+            </w:tcMar>
+          </w:tcPr>
+          <w:p>
+            <w:r>
+              <w:rPr>
+                <w:sz w:val="20"/>
+                <w:szCs w:val="20"/>
+              </w:rPr>
+              <w:t xml:space="preserve">距离门控阈值见 SC::FACE_MIN_SIZE</w:t>
+            </w:r>
+          </w:p>
+        </w:tc>
+      </w:tr>
+      <w:tr>
+        <w:tc>
+          <w:tcPr>
+            <w:tcW w:type="dxa" w:w="2400"/>
+            <w:tcBorders>
+              <w:top w:val="single" w:color="BFBFBF" w:sz="1"/>
+              <w:left w:val="single" w:color="BFBFBF" w:sz="1"/>
+              <w:bottom w:val="single" w:color="BFBFBF" w:sz="1"/>
+              <w:right w:val="single" w:color="BFBFBF" w:sz="1"/>
+            </w:tcBorders>
+            <w:tcMar>
+              <w:top w:type="dxa" w:w="60"/>
+              <w:left w:type="dxa" w:w="110"/>
+              <w:bottom w:type="dxa" w:w="60"/>
+              <w:right w:type="dxa" w:w="110"/>
+            </w:tcMar>
+          </w:tcPr>
+          <w:p>
+            <w:r>
+              <w:rPr>
+                <w:sz w:val="20"/>
+                <w:szCs w:val="20"/>
+              </w:rPr>
+              <w:t xml:space="preserve">备份与升级</w:t>
+            </w:r>
+          </w:p>
+        </w:tc>
+        <w:tc>
+          <w:tcPr>
+            <w:tcW w:type="dxa" w:w="4400"/>
+            <w:tcBorders>
+              <w:top w:val="single" w:color="BFBFBF" w:sz="1"/>
+              <w:left w:val="single" w:color="BFBFBF" w:sz="1"/>
+              <w:bottom w:val="single" w:color="BFBFBF" w:sz="1"/>
+              <w:right w:val="single" w:color="BFBFBF" w:sz="1"/>
+            </w:tcBorders>
+            <w:tcMar>
+              <w:top w:type="dxa" w:w="60"/>
+              <w:left w:type="dxa" w:w="110"/>
+              <w:bottom w:type="dxa" w:w="60"/>
+              <w:right w:type="dxa" w:w="110"/>
+            </w:tcMar>
+          </w:tcPr>
+          <w:p>
+            <w:r>
+              <w:rPr>
+                <w:sz w:val="20"/>
+                <w:szCs w:val="20"/>
+              </w:rPr>
+              <w:t xml:space="preserve">SystemSettingsPage::createBackupPanel / onStartUpgrade</w:t>
+            </w:r>
+          </w:p>
+        </w:tc>
+        <w:tc>
+          <w:tcPr>
+            <w:tcW w:type="dxa" w:w="2400"/>
+            <w:tcBorders>
+              <w:top w:val="single" w:color="BFBFBF" w:sz="1"/>
+              <w:left w:val="single" w:color="BFBFBF" w:sz="1"/>
+              <w:bottom w:val="single" w:color="BFBFBF" w:sz="1"/>
+              <w:right w:val="single" w:color="BFBFBF" w:sz="1"/>
+            </w:tcBorders>
+            <w:tcMar>
+              <w:top w:type="dxa" w:w="60"/>
+              <w:left w:type="dxa" w:w="110"/>
+              <w:bottom w:type="dxa" w:w="60"/>
+              <w:right w:type="dxa" w:w="110"/>
+            </w:tcMar>
+          </w:tcPr>
+          <w:p>
+            <w:r>
+              <w:rPr>
+                <w:sz w:val="20"/>
+                <w:szCs w:val="20"/>
+              </w:rPr>
+              <w:t xml:space="preserve">危险操作需管理员口令鉴权</w:t>
+            </w:r>
+          </w:p>
+        </w:tc>
+      </w:tr>
+      <w:tr>
+        <w:tc>
+          <w:tcPr>
+            <w:tcW w:type="dxa" w:w="2400"/>
+            <w:tcBorders>
+              <w:top w:val="single" w:color="BFBFBF" w:sz="1"/>
+              <w:left w:val="single" w:color="BFBFBF" w:sz="1"/>
+              <w:bottom w:val="single" w:color="BFBFBF" w:sz="1"/>
+              <w:right w:val="single" w:color="BFBFBF" w:sz="1"/>
+            </w:tcBorders>
+            <w:tcMar>
+              <w:top w:type="dxa" w:w="60"/>
+              <w:left w:type="dxa" w:w="110"/>
+              <w:bottom w:type="dxa" w:w="60"/>
+              <w:right w:type="dxa" w:w="110"/>
+            </w:tcMar>
+          </w:tcPr>
+          <w:p>
+            <w:r>
+              <w:rPr>
+                <w:sz w:val="20"/>
+                <w:szCs w:val="20"/>
+              </w:rPr>
+              <w:t xml:space="preserve">用户与权限管理</w:t>
+            </w:r>
+          </w:p>
+        </w:tc>
+        <w:tc>
+          <w:tcPr>
+            <w:tcW w:type="dxa" w:w="4400"/>
+            <w:tcBorders>
+              <w:top w:val="single" w:color="BFBFBF" w:sz="1"/>
+              <w:left w:val="single" w:color="BFBFBF" w:sz="1"/>
+              <w:bottom w:val="single" w:color="BFBFBF" w:sz="1"/>
+              <w:right w:val="single" w:color="BFBFBF" w:sz="1"/>
+            </w:tcBorders>
+            <w:tcMar>
+              <w:top w:type="dxa" w:w="60"/>
+              <w:left w:type="dxa" w:w="110"/>
+              <w:bottom w:type="dxa" w:w="60"/>
+              <w:right w:type="dxa" w:w="110"/>
+            </w:tcMar>
+          </w:tcPr>
+          <w:p>
+            <w:r>
+              <w:rPr>
+                <w:sz w:val="20"/>
+                <w:szCs w:val="20"/>
+              </w:rPr>
+              <w:t xml:space="preserve">pages/UserManagementPage + services/AuthService</w:t>
+            </w:r>
+          </w:p>
+        </w:tc>
+        <w:tc>
+          <w:tcPr>
+            <w:tcW w:type="dxa" w:w="2400"/>
+            <w:tcBorders>
+              <w:top w:val="single" w:color="BFBFBF" w:sz="1"/>
+              <w:left w:val="single" w:color="BFBFBF" w:sz="1"/>
+              <w:bottom w:val="single" w:color="BFBFBF" w:sz="1"/>
+              <w:right w:val="single" w:color="BFBFBF" w:sz="1"/>
+            </w:tcBorders>
+            <w:tcMar>
+              <w:top w:type="dxa" w:w="60"/>
+              <w:left w:type="dxa" w:w="110"/>
+              <w:bottom w:type="dxa" w:w="60"/>
+              <w:right w:type="dxa" w:w="110"/>
+            </w:tcMar>
+          </w:tcPr>
+          <w:p>
+            <w:r>
+              <w:rPr>
+                <w:sz w:val="20"/>
+                <w:szCs w:val="20"/>
+              </w:rPr>
+              <w:t xml:space="preserve">密码加盐哈希，勿存明文</w:t>
+            </w:r>
+          </w:p>
+        </w:tc>
+      </w:tr>
+      <w:tr>
+        <w:tc>
+          <w:tcPr>
+            <w:tcW w:type="dxa" w:w="2400"/>
+            <w:tcBorders>
+              <w:top w:val="single" w:color="BFBFBF" w:sz="1"/>
+              <w:left w:val="single" w:color="BFBFBF" w:sz="1"/>
+              <w:bottom w:val="single" w:color="BFBFBF" w:sz="1"/>
+              <w:right w:val="single" w:color="BFBFBF" w:sz="1"/>
+            </w:tcBorders>
+            <w:tcMar>
+              <w:top w:type="dxa" w:w="60"/>
+              <w:left w:type="dxa" w:w="110"/>
+              <w:bottom w:type="dxa" w:w="60"/>
+              <w:right w:type="dxa" w:w="110"/>
+            </w:tcMar>
+          </w:tcPr>
+          <w:p>
+            <w:r>
+              <w:rPr>
+                <w:sz w:val="20"/>
+                <w:szCs w:val="20"/>
+              </w:rPr>
+              <w:t xml:space="preserve">工具/位置数据维护</w:t>
+            </w:r>
+          </w:p>
+        </w:tc>
+        <w:tc>
+          <w:tcPr>
+            <w:tcW w:type="dxa" w:w="4400"/>
+            <w:tcBorders>
+              <w:top w:val="single" w:color="BFBFBF" w:sz="1"/>
+              <w:left w:val="single" w:color="BFBFBF" w:sz="1"/>
+              <w:bottom w:val="single" w:color="BFBFBF" w:sz="1"/>
+              <w:right w:val="single" w:color="BFBFBF" w:sz="1"/>
+            </w:tcBorders>
+            <w:tcMar>
+              <w:top w:type="dxa" w:w="60"/>
+              <w:left w:type="dxa" w:w="110"/>
+              <w:bottom w:type="dxa" w:w="60"/>
+              <w:right w:type="dxa" w:w="110"/>
+            </w:tcMar>
+          </w:tcPr>
+          <w:p>
+            <w:r>
+              <w:rPr>
+                <w:sz w:val="20"/>
+                <w:szCs w:val="20"/>
+              </w:rPr>
+              <w:t xml:space="preserve">pages/ToolManagementPage + controller/ToolController</w:t>
+            </w:r>
+          </w:p>
+        </w:tc>
+        <w:tc>
+          <w:tcPr>
+            <w:tcW w:type="dxa" w:w="2400"/>
+            <w:tcBorders>
+              <w:top w:val="single" w:color="BFBFBF" w:sz="1"/>
+              <w:left w:val="single" w:color="BFBFBF" w:sz="1"/>
+              <w:bottom w:val="single" w:color="BFBFBF" w:sz="1"/>
+              <w:right w:val="single" w:color="BFBFBF" w:sz="1"/>
+            </w:tcBorders>
+            <w:tcMar>
+              <w:top w:type="dxa" w:w="60"/>
+              <w:left w:type="dxa" w:w="110"/>
+              <w:bottom w:type="dxa" w:w="60"/>
+              <w:right w:type="dxa" w:w="110"/>
+            </w:tcMar>
+          </w:tcPr>
+          <w:p>
+            <w:r>
+              <w:rPr>
+                <w:sz w:val="20"/>
+                <w:szCs w:val="20"/>
+              </w:rPr>
+              <w:t xml:space="preserve">位置以映射表(mappingId)为权威</w:t>
+            </w:r>
+          </w:p>
+        </w:tc>
+      </w:tr>
+      <w:tr>
+        <w:tc>
+          <w:tcPr>
+            <w:tcW w:type="dxa" w:w="2400"/>
+            <w:tcBorders>
+              <w:top w:val="single" w:color="BFBFBF" w:sz="1"/>
+              <w:left w:val="single" w:color="BFBFBF" w:sz="1"/>
+              <w:bottom w:val="single" w:color="BFBFBF" w:sz="1"/>
+              <w:right w:val="single" w:color="BFBFBF" w:sz="1"/>
+            </w:tcBorders>
+            <w:tcMar>
+              <w:top w:type="dxa" w:w="60"/>
+              <w:left w:type="dxa" w:w="110"/>
+              <w:bottom w:type="dxa" w:w="60"/>
+              <w:right w:type="dxa" w:w="110"/>
+            </w:tcMar>
+          </w:tcPr>
+          <w:p>
+            <w:r>
+              <w:rPr>
+                <w:sz w:val="20"/>
+                <w:szCs w:val="20"/>
+              </w:rPr>
+              <w:t xml:space="preserve">借/还/出库业务规则</w:t>
+            </w:r>
+          </w:p>
+        </w:tc>
+        <w:tc>
+          <w:tcPr>
+            <w:tcW w:type="dxa" w:w="4400"/>
+            <w:tcBorders>
+              <w:top w:val="single" w:color="BFBFBF" w:sz="1"/>
+              <w:left w:val="single" w:color="BFBFBF" w:sz="1"/>
+              <w:bottom w:val="single" w:color="BFBFBF" w:sz="1"/>
+              <w:right w:val="single" w:color="BFBFBF" w:sz="1"/>
+            </w:tcBorders>
+            <w:tcMar>
+              <w:top w:type="dxa" w:w="60"/>
+              <w:left w:type="dxa" w:w="110"/>
+              <w:bottom w:type="dxa" w:w="60"/>
+              <w:right w:type="dxa" w:w="110"/>
+            </w:tcMar>
+          </w:tcPr>
+          <w:p>
+            <w:r>
+              <w:rPr>
+                <w:sz w:val="20"/>
+                <w:szCs w:val="20"/>
+              </w:rPr>
+              <w:t xml:space="preserve">services/BorrowService / ReturnService / CheckoutService</w:t>
+            </w:r>
+          </w:p>
+        </w:tc>
+        <w:tc>
+          <w:tcPr>
+            <w:tcW w:type="dxa" w:w="2400"/>
+            <w:tcBorders>
+              <w:top w:val="single" w:color="BFBFBF" w:sz="1"/>
+              <w:left w:val="single" w:color="BFBFBF" w:sz="1"/>
+              <w:bottom w:val="single" w:color="BFBFBF" w:sz="1"/>
+              <w:right w:val="single" w:color="BFBFBF" w:sz="1"/>
+            </w:tcBorders>
+            <w:tcMar>
+              <w:top w:type="dxa" w:w="60"/>
+              <w:left w:type="dxa" w:w="110"/>
+              <w:bottom w:type="dxa" w:w="60"/>
+              <w:right w:type="dxa" w:w="110"/>
+            </w:tcMar>
+          </w:tcPr>
+          <w:p>
+            <w:r>
+              <w:rPr>
+                <w:sz w:val="20"/>
+                <w:szCs w:val="20"/>
+              </w:rPr>
+              <w:t xml:space="preserve">多步写必须包事务，失败须上报明细</w:t>
+            </w:r>
+          </w:p>
+        </w:tc>
+      </w:tr>
+      <w:tr>
+        <w:tc>
+          <w:tcPr>
+            <w:tcW w:type="dxa" w:w="2400"/>
+            <w:tcBorders>
+              <w:top w:val="single" w:color="BFBFBF" w:sz="1"/>
+              <w:left w:val="single" w:color="BFBFBF" w:sz="1"/>
+              <w:bottom w:val="single" w:color="BFBFBF" w:sz="1"/>
+              <w:right w:val="single" w:color="BFBFBF" w:sz="1"/>
+            </w:tcBorders>
+            <w:tcMar>
+              <w:top w:type="dxa" w:w="60"/>
+              <w:left w:type="dxa" w:w="110"/>
+              <w:bottom w:type="dxa" w:w="60"/>
+              <w:right w:type="dxa" w:w="110"/>
+            </w:tcMar>
+          </w:tcPr>
+          <w:p>
+            <w:r>
+              <w:rPr>
+                <w:sz w:val="20"/>
+                <w:szCs w:val="20"/>
+              </w:rPr>
+              <w:t xml:space="preserve">入库业务</w:t>
+            </w:r>
+          </w:p>
+        </w:tc>
+        <w:tc>
+          <w:tcPr>
+            <w:tcW w:type="dxa" w:w="4400"/>
+            <w:tcBorders>
+              <w:top w:val="single" w:color="BFBFBF" w:sz="1"/>
+              <w:left w:val="single" w:color="BFBFBF" w:sz="1"/>
+              <w:bottom w:val="single" w:color="BFBFBF" w:sz="1"/>
+              <w:right w:val="single" w:color="BFBFBF" w:sz="1"/>
+            </w:tcBorders>
+            <w:tcMar>
+              <w:top w:type="dxa" w:w="60"/>
+              <w:left w:type="dxa" w:w="110"/>
+              <w:bottom w:type="dxa" w:w="60"/>
+              <w:right w:type="dxa" w:w="110"/>
+            </w:tcMar>
+          </w:tcPr>
+          <w:p>
+            <w:r>
+              <w:rPr>
+                <w:sz w:val="20"/>
+                <w:szCs w:val="20"/>
+              </w:rPr>
+              <w:t xml:space="preserve">pages/ToolCheckinPage + services/CheckoutService</w:t>
+            </w:r>
+          </w:p>
+        </w:tc>
+        <w:tc>
+          <w:tcPr>
+            <w:tcW w:type="dxa" w:w="2400"/>
+            <w:tcBorders>
+              <w:top w:val="single" w:color="BFBFBF" w:sz="1"/>
+              <w:left w:val="single" w:color="BFBFBF" w:sz="1"/>
+              <w:bottom w:val="single" w:color="BFBFBF" w:sz="1"/>
+              <w:right w:val="single" w:color="BFBFBF" w:sz="1"/>
+            </w:tcBorders>
+            <w:tcMar>
+              <w:top w:type="dxa" w:w="60"/>
+              <w:left w:type="dxa" w:w="110"/>
+              <w:bottom w:type="dxa" w:w="60"/>
+              <w:right w:type="dxa" w:w="110"/>
+            </w:tcMar>
+          </w:tcPr>
+          <w:p>
+            <w:r>
+              <w:rPr>
+                <w:sz w:val="20"/>
+                <w:szCs w:val="20"/>
+              </w:rPr>
+              <w:t xml:space="preserve">先入库再出库，注意状态流转</w:t>
+            </w:r>
+          </w:p>
+        </w:tc>
+      </w:tr>
+      <w:tr>
+        <w:tc>
+          <w:tcPr>
+            <w:tcW w:type="dxa" w:w="2400"/>
+            <w:tcBorders>
+              <w:top w:val="single" w:color="BFBFBF" w:sz="1"/>
+              <w:left w:val="single" w:color="BFBFBF" w:sz="1"/>
+              <w:bottom w:val="single" w:color="BFBFBF" w:sz="1"/>
+              <w:right w:val="single" w:color="BFBFBF" w:sz="1"/>
+            </w:tcBorders>
+            <w:tcMar>
+              <w:top w:type="dxa" w:w="60"/>
+              <w:left w:type="dxa" w:w="110"/>
+              <w:bottom w:type="dxa" w:w="60"/>
+              <w:right w:type="dxa" w:w="110"/>
+            </w:tcMar>
+          </w:tcPr>
+          <w:p>
+            <w:r>
+              <w:rPr>
+                <w:sz w:val="20"/>
+                <w:szCs w:val="20"/>
+              </w:rPr>
+              <w:t xml:space="preserve">数据库表结构</w:t>
+            </w:r>
+          </w:p>
+        </w:tc>
+        <w:tc>
+          <w:tcPr>
+            <w:tcW w:type="dxa" w:w="4400"/>
+            <w:tcBorders>
+              <w:top w:val="single" w:color="BFBFBF" w:sz="1"/>
+              <w:left w:val="single" w:color="BFBFBF" w:sz="1"/>
+              <w:bottom w:val="single" w:color="BFBFBF" w:sz="1"/>
+              <w:right w:val="single" w:color="BFBFBF" w:sz="1"/>
+            </w:tcBorders>
+            <w:tcMar>
+              <w:top w:type="dxa" w:w="60"/>
+              <w:left w:type="dxa" w:w="110"/>
+              <w:bottom w:type="dxa" w:w="60"/>
+              <w:right w:type="dxa" w:w="110"/>
+            </w:tcMar>
+          </w:tcPr>
+          <w:p>
+            <w:r>
+              <w:rPr>
+                <w:sz w:val="20"/>
+                <w:szCs w:val="20"/>
+              </w:rPr>
+              <w:t xml:space="preserve">common/DatabaseManager.cpp 的 initSchemaIfNeeded</w:t>
+            </w:r>
+          </w:p>
+        </w:tc>
+        <w:tc>
+          <w:tcPr>
+            <w:tcW w:type="dxa" w:w="2400"/>
+            <w:tcBorders>
+              <w:top w:val="single" w:color="BFBFBF" w:sz="1"/>
+              <w:left w:val="single" w:color="BFBFBF" w:sz="1"/>
+              <w:bottom w:val="single" w:color="BFBFBF" w:sz="1"/>
+              <w:right w:val="single" w:color="BFBFBF" w:sz="1"/>
+            </w:tcBorders>
+            <w:tcMar>
+              <w:top w:type="dxa" w:w="60"/>
+              <w:left w:type="dxa" w:w="110"/>
+              <w:bottom w:type="dxa" w:w="60"/>
+              <w:right w:type="dxa" w:w="110"/>
+            </w:tcMar>
+          </w:tcPr>
+          <w:p>
+            <w:r>
+              <w:rPr>
+                <w:sz w:val="20"/>
+                <w:szCs w:val="20"/>
+              </w:rPr>
+              <w:t xml:space="preserve">建表SQL必须 MySQL 兼容（勿用 AUTOINCREMENT）</w:t>
+            </w:r>
+          </w:p>
+        </w:tc>
+      </w:tr>
+      <w:tr>
+        <w:tc>
+          <w:tcPr>
+            <w:tcW w:type="dxa" w:w="2400"/>
+            <w:tcBorders>
+              <w:top w:val="single" w:color="BFBFBF" w:sz="1"/>
+              <w:left w:val="single" w:color="BFBFBF" w:sz="1"/>
+              <w:bottom w:val="single" w:color="BFBFBF" w:sz="1"/>
+              <w:right w:val="single" w:color="BFBFBF" w:sz="1"/>
+            </w:tcBorders>
+            <w:tcMar>
+              <w:top w:type="dxa" w:w="60"/>
+              <w:left w:type="dxa" w:w="110"/>
+              <w:bottom w:type="dxa" w:w="60"/>
+              <w:right w:type="dxa" w:w="110"/>
+            </w:tcMar>
+          </w:tcPr>
+          <w:p>
+            <w:r>
+              <w:rPr>
+                <w:sz w:val="20"/>
+                <w:szCs w:val="20"/>
+              </w:rPr>
+              <w:t xml:space="preserve">登录与人脸识别流程</w:t>
+            </w:r>
+          </w:p>
+        </w:tc>
+        <w:tc>
+          <w:tcPr>
+            <w:tcW w:type="dxa" w:w="4400"/>
+            <w:tcBorders>
+              <w:top w:val="single" w:color="BFBFBF" w:sz="1"/>
+              <w:left w:val="single" w:color="BFBFBF" w:sz="1"/>
+              <w:bottom w:val="single" w:color="BFBFBF" w:sz="1"/>
+              <w:right w:val="single" w:color="BFBFBF" w:sz="1"/>
+            </w:tcBorders>
+            <w:tcMar>
+              <w:top w:type="dxa" w:w="60"/>
+              <w:left w:type="dxa" w:w="110"/>
+              <w:bottom w:type="dxa" w:w="60"/>
+              <w:right w:type="dxa" w:w="110"/>
+            </w:tcMar>
+          </w:tcPr>
+          <w:p>
+            <w:r>
+              <w:rPr>
+                <w:sz w:val="20"/>
+                <w:szCs w:val="20"/>
+              </w:rPr>
+              <w:t xml:space="preserve">pages/LoginPage.cpp</w:t>
+            </w:r>
+          </w:p>
+        </w:tc>
+        <w:tc>
+          <w:tcPr>
+            <w:tcW w:type="dxa" w:w="2400"/>
+            <w:tcBorders>
+              <w:top w:val="single" w:color="BFBFBF" w:sz="1"/>
+              <w:left w:val="single" w:color="BFBFBF" w:sz="1"/>
+              <w:bottom w:val="single" w:color="BFBFBF" w:sz="1"/>
+              <w:right w:val="single" w:color="BFBFBF" w:sz="1"/>
+            </w:tcBorders>
+            <w:tcMar>
+              <w:top w:type="dxa" w:w="60"/>
+              <w:left w:type="dxa" w:w="110"/>
+              <w:bottom w:type="dxa" w:w="60"/>
+              <w:right w:type="dxa" w:w="110"/>
+            </w:tcMar>
+          </w:tcPr>
+          <w:p>
+            <w:r>
+              <w:rPr>
+                <w:sz w:val="20"/>
+                <w:szCs w:val="20"/>
+              </w:rPr>
+              <w:t xml:space="preserve">识别采样与提示逻辑集中在 collectBestSample/handleVerifyFailure</w:t>
+            </w:r>
+          </w:p>
+        </w:tc>
+      </w:tr>
+      <w:tr>
+        <w:tc>
+          <w:tcPr>
+            <w:tcW w:type="dxa" w:w="2400"/>
+            <w:tcBorders>
+              <w:top w:val="single" w:color="BFBFBF" w:sz="1"/>
+              <w:left w:val="single" w:color="BFBFBF" w:sz="1"/>
+              <w:bottom w:val="single" w:color="BFBFBF" w:sz="1"/>
+              <w:right w:val="single" w:color="BFBFBF" w:sz="1"/>
+            </w:tcBorders>
+            <w:tcMar>
+              <w:top w:type="dxa" w:w="60"/>
+              <w:left w:type="dxa" w:w="110"/>
+              <w:bottom w:type="dxa" w:w="60"/>
+              <w:right w:type="dxa" w:w="110"/>
+            </w:tcMar>
+          </w:tcPr>
+          <w:p>
+            <w:r>
+              <w:rPr>
+                <w:sz w:val="20"/>
+                <w:szCs w:val="20"/>
+              </w:rPr>
+              <w:t xml:space="preserve">界面样式与配色</w:t>
+            </w:r>
+          </w:p>
+        </w:tc>
+        <w:tc>
+          <w:tcPr>
+            <w:tcW w:type="dxa" w:w="4400"/>
+            <w:tcBorders>
+              <w:top w:val="single" w:color="BFBFBF" w:sz="1"/>
+              <w:left w:val="single" w:color="BFBFBF" w:sz="1"/>
+              <w:bottom w:val="single" w:color="BFBFBF" w:sz="1"/>
+              <w:right w:val="single" w:color="BFBFBF" w:sz="1"/>
+            </w:tcBorders>
+            <w:tcMar>
+              <w:top w:type="dxa" w:w="60"/>
+              <w:left w:type="dxa" w:w="110"/>
+              <w:bottom w:type="dxa" w:w="60"/>
+              <w:right w:type="dxa" w:w="110"/>
+            </w:tcMar>
+          </w:tcPr>
+          <w:p>
+            <w:r>
+              <w:rPr>
+                <w:sz w:val="20"/>
+                <w:szCs w:val="20"/>
+              </w:rPr>
+              <w:t xml:space="preserve">utils/StyleHelper.h（颜色方法 + Token 令牌）</w:t>
+            </w:r>
+          </w:p>
+        </w:tc>
+        <w:tc>
+          <w:tcPr>
+            <w:tcW w:type="dxa" w:w="2400"/>
+            <w:tcBorders>
+              <w:top w:val="single" w:color="BFBFBF" w:sz="1"/>
+              <w:left w:val="single" w:color="BFBFBF" w:sz="1"/>
+              <w:bottom w:val="single" w:color="BFBFBF" w:sz="1"/>
+              <w:right w:val="single" w:color="BFBFBF" w:sz="1"/>
+            </w:tcBorders>
+            <w:tcMar>
+              <w:top w:type="dxa" w:w="60"/>
+              <w:left w:type="dxa" w:w="110"/>
+              <w:bottom w:type="dxa" w:w="60"/>
+              <w:right w:type="dxa" w:w="110"/>
+            </w:tcMar>
+          </w:tcPr>
+          <w:p>
+            <w:r>
+              <w:rPr>
+                <w:sz w:val="20"/>
+                <w:szCs w:val="20"/>
+              </w:rPr>
+              <w:t xml:space="preserve">勿在页面里裸写颜色/尺寸</w:t>
+            </w:r>
+          </w:p>
+        </w:tc>
+      </w:tr>
+      <w:tr>
+        <w:tc>
+          <w:tcPr>
+            <w:tcW w:type="dxa" w:w="2400"/>
+            <w:tcBorders>
+              <w:top w:val="single" w:color="BFBFBF" w:sz="1"/>
+              <w:left w:val="single" w:color="BFBFBF" w:sz="1"/>
+              <w:bottom w:val="single" w:color="BFBFBF" w:sz="1"/>
+              <w:right w:val="single" w:color="BFBFBF" w:sz="1"/>
+            </w:tcBorders>
+            <w:tcMar>
+              <w:top w:type="dxa" w:w="60"/>
+              <w:left w:type="dxa" w:w="110"/>
+              <w:bottom w:type="dxa" w:w="60"/>
+              <w:right w:type="dxa" w:w="110"/>
+            </w:tcMar>
+          </w:tcPr>
+          <w:p>
+            <w:r>
+              <w:rPr>
+                <w:sz w:val="20"/>
+                <w:szCs w:val="20"/>
+              </w:rPr>
+              <w:t xml:space="preserve">弹窗样式</w:t>
+            </w:r>
+          </w:p>
+        </w:tc>
+        <w:tc>
+          <w:tcPr>
+            <w:tcW w:type="dxa" w:w="4400"/>
+            <w:tcBorders>
+              <w:top w:val="single" w:color="BFBFBF" w:sz="1"/>
+              <w:left w:val="single" w:color="BFBFBF" w:sz="1"/>
+              <w:bottom w:val="single" w:color="BFBFBF" w:sz="1"/>
+              <w:right w:val="single" w:color="BFBFBF" w:sz="1"/>
+            </w:tcBorders>
+            <w:tcMar>
+              <w:top w:type="dxa" w:w="60"/>
+              <w:left w:type="dxa" w:w="110"/>
+              <w:bottom w:type="dxa" w:w="60"/>
+              <w:right w:type="dxa" w:w="110"/>
+            </w:tcMar>
+          </w:tcPr>
+          <w:p>
+            <w:r>
+              <w:rPr>
+                <w:sz w:val="20"/>
+                <w:szCs w:val="20"/>
+              </w:rPr>
+              <w:t xml:space="preserve">components/BaseDialog + FormFactory</w:t>
+            </w:r>
+          </w:p>
+        </w:tc>
+        <w:tc>
+          <w:tcPr>
+            <w:tcW w:type="dxa" w:w="2400"/>
+            <w:tcBorders>
+              <w:top w:val="single" w:color="BFBFBF" w:sz="1"/>
+              <w:left w:val="single" w:color="BFBFBF" w:sz="1"/>
+              <w:bottom w:val="single" w:color="BFBFBF" w:sz="1"/>
+              <w:right w:val="single" w:color="BFBFBF" w:sz="1"/>
+            </w:tcBorders>
+            <w:tcMar>
+              <w:top w:type="dxa" w:w="60"/>
+              <w:left w:type="dxa" w:w="110"/>
+              <w:bottom w:type="dxa" w:w="60"/>
+              <w:right w:type="dxa" w:w="110"/>
+            </w:tcMar>
+          </w:tcPr>
+          <w:p>
+            <w:r>
+              <w:rPr>
+                <w:sz w:val="20"/>
+                <w:szCs w:val="20"/>
+              </w:rPr>
+              <w:t xml:space="preserve">统一圆角风格，勿手搓 QDialog</w:t>
+            </w:r>
+          </w:p>
+        </w:tc>
+      </w:tr>
+      <w:tr>
+        <w:tc>
+          <w:tcPr>
+            <w:tcW w:type="dxa" w:w="2400"/>
+            <w:tcBorders>
+              <w:top w:val="single" w:color="BFBFBF" w:sz="1"/>
+              <w:left w:val="single" w:color="BFBFBF" w:sz="1"/>
+              <w:bottom w:val="single" w:color="BFBFBF" w:sz="1"/>
+              <w:right w:val="single" w:color="BFBFBF" w:sz="1"/>
+            </w:tcBorders>
+            <w:tcMar>
+              <w:top w:type="dxa" w:w="60"/>
+              <w:left w:type="dxa" w:w="110"/>
+              <w:bottom w:type="dxa" w:w="60"/>
+              <w:right w:type="dxa" w:w="110"/>
+            </w:tcMar>
+          </w:tcPr>
+          <w:p>
+            <w:r>
+              <w:rPr>
+                <w:sz w:val="20"/>
+                <w:szCs w:val="20"/>
+              </w:rPr>
+              <w:t xml:space="preserve">新增业务页面</w:t>
+            </w:r>
+          </w:p>
+        </w:tc>
+        <w:tc>
+          <w:tcPr>
+            <w:tcW w:type="dxa" w:w="4400"/>
+            <w:tcBorders>
+              <w:top w:val="single" w:color="BFBFBF" w:sz="1"/>
+              <w:left w:val="single" w:color="BFBFBF" w:sz="1"/>
+              <w:bottom w:val="single" w:color="BFBFBF" w:sz="1"/>
+              <w:right w:val="single" w:color="BFBFBF" w:sz="1"/>
+            </w:tcBorders>
+            <w:tcMar>
+              <w:top w:type="dxa" w:w="60"/>
+              <w:left w:type="dxa" w:w="110"/>
+              <w:bottom w:type="dxa" w:w="60"/>
+              <w:right w:type="dxa" w:w="110"/>
+            </w:tcMar>
+          </w:tcPr>
+          <w:p>
+            <w:r>
+              <w:rPr>
+                <w:sz w:val="20"/>
+                <w:szCs w:val="20"/>
+              </w:rPr>
+              <w:t xml:space="preserve">参考 5.x 各页：.ui + .h + .cpp 三件套</w:t>
+            </w:r>
+          </w:p>
+        </w:tc>
+        <w:tc>
+          <w:tcPr>
+            <w:tcW w:type="dxa" w:w="2400"/>
+            <w:tcBorders>
+              <w:top w:val="single" w:color="BFBFBF" w:sz="1"/>
+              <w:left w:val="single" w:color="BFBFBF" w:sz="1"/>
+              <w:bottom w:val="single" w:color="BFBFBF" w:sz="1"/>
+              <w:right w:val="single" w:color="BFBFBF" w:sz="1"/>
+            </w:tcBorders>
+            <w:tcMar>
+              <w:top w:type="dxa" w:w="60"/>
+              <w:left w:type="dxa" w:w="110"/>
+              <w:bottom w:type="dxa" w:w="60"/>
+              <w:right w:type="dxa" w:w="110"/>
+            </w:tcMar>
+          </w:tcPr>
+          <w:p>
+            <w:r>
+              <w:rPr>
+                <w:sz w:val="20"/>
+                <w:szCs w:val="20"/>
+              </w:rPr>
+              <w:t xml:space="preserve">注册到 CMakeLists 并加入登录后导航</w:t>
+            </w:r>
+          </w:p>
+        </w:tc>
+      </w:tr>
+      <w:tr>
+        <w:tc>
+          <w:tcPr>
+            <w:tcW w:type="dxa" w:w="2400"/>
+            <w:tcBorders>
+              <w:top w:val="single" w:color="BFBFBF" w:sz="1"/>
+              <w:left w:val="single" w:color="BFBFBF" w:sz="1"/>
+              <w:bottom w:val="single" w:color="BFBFBF" w:sz="1"/>
+              <w:right w:val="single" w:color="BFBFBF" w:sz="1"/>
+            </w:tcBorders>
+            <w:tcMar>
+              <w:top w:type="dxa" w:w="60"/>
+              <w:left w:type="dxa" w:w="110"/>
+              <w:bottom w:type="dxa" w:w="60"/>
+              <w:right w:type="dxa" w:w="110"/>
+            </w:tcMar>
+          </w:tcPr>
+          <w:p>
+            <w:r>
+              <w:rPr>
+                <w:sz w:val="20"/>
+                <w:szCs w:val="20"/>
+              </w:rPr>
+              <w:t xml:space="preserve">新增数据表</w:t>
+            </w:r>
+          </w:p>
+        </w:tc>
+        <w:tc>
+          <w:tcPr>
+            <w:tcW w:type="dxa" w:w="4400"/>
+            <w:tcBorders>
+              <w:top w:val="single" w:color="BFBFBF" w:sz="1"/>
+              <w:left w:val="single" w:color="BFBFBF" w:sz="1"/>
+              <w:bottom w:val="single" w:color="BFBFBF" w:sz="1"/>
+              <w:right w:val="single" w:color="BFBFBF" w:sz="1"/>
+            </w:tcBorders>
+            <w:tcMar>
+              <w:top w:type="dxa" w:w="60"/>
+              <w:left w:type="dxa" w:w="110"/>
+              <w:bottom w:type="dxa" w:w="60"/>
+              <w:right w:type="dxa" w:w="110"/>
+            </w:tcMar>
+          </w:tcPr>
+          <w:p>
+            <w:r>
+              <w:rPr>
+                <w:sz w:val="20"/>
+                <w:szCs w:val="20"/>
+              </w:rPr>
+              <w:t xml:space="preserve">DatabaseManager 建表 + model 结构体 + db/DAO</w:t>
+            </w:r>
+          </w:p>
+        </w:tc>
+        <w:tc>
+          <w:tcPr>
+            <w:tcW w:type="dxa" w:w="2400"/>
+            <w:tcBorders>
+              <w:top w:val="single" w:color="BFBFBF" w:sz="1"/>
+              <w:left w:val="single" w:color="BFBFBF" w:sz="1"/>
+              <w:bottom w:val="single" w:color="BFBFBF" w:sz="1"/>
+              <w:right w:val="single" w:color="BFBFBF" w:sz="1"/>
+            </w:tcBorders>
+            <w:tcMar>
+              <w:top w:type="dxa" w:w="60"/>
+              <w:left w:type="dxa" w:w="110"/>
+              <w:bottom w:type="dxa" w:w="60"/>
+              <w:right w:type="dxa" w:w="110"/>
+            </w:tcMar>
+          </w:tcPr>
+          <w:p>
+            <w:r>
+              <w:rPr>
+                <w:sz w:val="20"/>
+                <w:szCs w:val="20"/>
+              </w:rPr>
+              <w:t xml:space="preserve">同时更新手册 3.2 表清单</w:t>
+            </w:r>
+          </w:p>
+        </w:tc>
+      </w:tr>
+      <w:tr>
+        <w:tc>
+          <w:tcPr>
+            <w:tcW w:type="dxa" w:w="2400"/>
+            <w:tcBorders>
+              <w:top w:val="single" w:color="BFBFBF" w:sz="1"/>
+              <w:left w:val="single" w:color="BFBFBF" w:sz="1"/>
+              <w:bottom w:val="single" w:color="BFBFBF" w:sz="1"/>
+              <w:right w:val="single" w:color="BFBFBF" w:sz="1"/>
+            </w:tcBorders>
+            <w:tcMar>
+              <w:top w:type="dxa" w:w="60"/>
+              <w:left w:type="dxa" w:w="110"/>
+              <w:bottom w:type="dxa" w:w="60"/>
+              <w:right w:type="dxa" w:w="110"/>
+            </w:tcMar>
+          </w:tcPr>
+          <w:p>
+            <w:r>
+              <w:rPr>
+                <w:sz w:val="20"/>
+                <w:szCs w:val="20"/>
+              </w:rPr>
+              <w:t xml:space="preserve">排查线上问题</w:t>
+            </w:r>
+          </w:p>
+        </w:tc>
+        <w:tc>
+          <w:tcPr>
+            <w:tcW w:type="dxa" w:w="4400"/>
+            <w:tcBorders>
+              <w:top w:val="single" w:color="BFBFBF" w:sz="1"/>
+              <w:left w:val="single" w:color="BFBFBF" w:sz="1"/>
+              <w:bottom w:val="single" w:color="BFBFBF" w:sz="1"/>
+              <w:right w:val="single" w:color="BFBFBF" w:sz="1"/>
+            </w:tcBorders>
+            <w:tcMar>
+              <w:top w:type="dxa" w:w="60"/>
+              <w:left w:type="dxa" w:w="110"/>
+              <w:bottom w:type="dxa" w:w="60"/>
+              <w:right w:type="dxa" w:w="110"/>
+            </w:tcMar>
+          </w:tcPr>
+          <w:p>
+            <w:r>
+              <w:rPr>
+                <w:sz w:val="20"/>
+                <w:szCs w:val="20"/>
+              </w:rPr>
+              <w:t xml:space="preserve">第8章 8.3 调试手段 + %APPDATA%/QtSmartCabinet/logs</w:t>
+            </w:r>
+          </w:p>
+        </w:tc>
+        <w:tc>
+          <w:tcPr>
+            <w:tcW w:type="dxa" w:w="2400"/>
+            <w:tcBorders>
+              <w:top w:val="single" w:color="BFBFBF" w:sz="1"/>
+              <w:left w:val="single" w:color="BFBFBF" w:sz="1"/>
+              <w:bottom w:val="single" w:color="BFBFBF" w:sz="1"/>
+              <w:right w:val="single" w:color="BFBFBF" w:sz="1"/>
+            </w:tcBorders>
+            <w:tcMar>
+              <w:top w:type="dxa" w:w="60"/>
+              <w:left w:type="dxa" w:w="110"/>
+              <w:bottom w:type="dxa" w:w="60"/>
+              <w:right w:type="dxa" w:w="110"/>
+            </w:tcMar>
+          </w:tcPr>
+          <w:p>
+            <w:r>
+              <w:rPr>
+                <w:sz w:val="20"/>
+                <w:szCs w:val="20"/>
+              </w:rPr>
+              <w:t xml:space="preserve">日志已统一分级落盘</w:t>
+            </w:r>
+          </w:p>
+        </w:tc>
+      </w:tr>
+    </w:tbl>
+    <w:p>
+      <w:pPr>
+        <w:spacing w:after="140"/>
+      </w:pPr>
+      <w:r>
+        <w:rPr>
+          <w:sz w:val="12"/>
+          <w:szCs w:val="12"/>
+        </w:rPr>
+        <w:t xml:space="preserve"/>
+      </w:r>
+    </w:p>
+    <w:p>
+      <w:pPr>
+        <w:pBdr>
+          <w:left w:val="single" w:color="E8A33D" w:sz="12" w:space="6"/>
+        </w:pBdr>
+        <w:shd w:fill="FFF6E5" w:val="clear"/>
+        <w:spacing w:after="140" w:before="60"/>
+      </w:pPr>
+      <w:r>
+        <w:rPr>
+          <w:sz w:val="20"/>
+          <w:szCs w:val="20"/>
+        </w:rPr>
+        <w:t xml:space="preserve">找不到功能在哪？先全局搜关键字（如搜『相似度』、搜 backup），全项目仅约 40 个源文件，grep 定位比通读更快。</w:t>
+      </w:r>
+    </w:p>
+    <w:p>
+      <w:pPr>
+        <w:pStyle w:val="Heading1"/>
+        <w:pageBreakBefore/>
+      </w:pPr>
+      <w:r>
+        <w:t xml:space="preserve">第6章 页面业务逻辑详解</w:t>
       </w:r>
     </w:p>
     <w:p>
@@ -6557,7 +8081,7 @@
         <w:pageBreakBefore/>
       </w:pPr>
       <w:r>
-        <w:t xml:space="preserve">第6章 人脸识别链路</w:t>
+        <w:t xml:space="preserve">第7章 人脸识别链路</w:t>
       </w:r>
     </w:p>
     <w:p>
@@ -7233,7 +8757,7 @@
         <w:pageBreakBefore/>
       </w:pPr>
       <w:r>
-        <w:t xml:space="preserve">第7章 开发环境与调试手段</w:t>
+        <w:t xml:space="preserve">第8章 开发环境与调试手段</w:t>
       </w:r>
     </w:p>
     <w:p>
@@ -7241,7 +8765,7 @@
         <w:pStyle w:val="Heading2"/>
       </w:pPr>
       <w:r>
-        <w:t xml:space="preserve">7.1 Windows 开发环境搭建</w:t>
+        <w:t xml:space="preserve">8.1 Windows 开发环境搭建</w:t>
       </w:r>
     </w:p>
     <w:p>
@@ -7334,7 +8858,7 @@
         <w:pStyle w:val="Heading2"/>
       </w:pPr>
       <w:r>
-        <w:t xml:space="preserve">7.2 编译与运行</w:t>
+        <w:t xml:space="preserve">8.2 编译与运行</w:t>
       </w:r>
     </w:p>
     <w:p>
@@ -7466,7 +8990,7 @@
         <w:pStyle w:val="Heading2"/>
       </w:pPr>
       <w:r>
-        <w:t xml:space="preserve">7.3 调试手段（新人必备）</w:t>
+        <w:t xml:space="preserve">8.3 调试手段（新人必备）</w:t>
       </w:r>
     </w:p>
     <w:p>
@@ -8640,7 +10164,7 @@
           <w:sz w:val="21"/>
           <w:szCs w:val="21"/>
         </w:rPr>
-        <w:t xml:space="preserve">沉淀：把新踩的坑补进本文档第11章，把新规则补进 AI代码检视修复 skill。</w:t>
+        <w:t xml:space="preserve">沉淀：把新踩的坑补进本文档第11章故障速查，把新规则补进 AI代码检视修复 skill。</w:t>
       </w:r>
     </w:p>
     <w:p>
@@ -8649,7 +10173,7 @@
         <w:pageBreakBefore/>
       </w:pPr>
       <w:r>
-        <w:t xml:space="preserve">第8章 麒麟系统部署</w:t>
+        <w:t xml:space="preserve">第9章 麒麟系统部署</w:t>
       </w:r>
     </w:p>
     <w:p>
@@ -8657,7 +10181,7 @@
         <w:pStyle w:val="Heading2"/>
       </w:pPr>
       <w:r>
-        <w:t xml:space="preserve">8.1 环境依赖安装</w:t>
+        <w:t xml:space="preserve">9.1 环境依赖安装</w:t>
       </w:r>
     </w:p>
     <w:p>
@@ -8733,7 +10257,7 @@
         <w:pStyle w:val="Heading2"/>
       </w:pPr>
       <w:r>
-        <w:t xml:space="preserve">8.2 编译部署</w:t>
+        <w:t xml:space="preserve">9.2 编译部署</w:t>
       </w:r>
     </w:p>
     <w:p>
@@ -8865,7 +10389,7 @@
         <w:pStyle w:val="Heading2"/>
       </w:pPr>
       <w:r>
-        <w:t xml:space="preserve">8.3 部署后目录结构</w:t>
+        <w:t xml:space="preserve">9.3 部署后目录结构</w:t>
       </w:r>
     </w:p>
     <w:p>
@@ -8983,7 +10507,7 @@
         <w:pStyle w:val="Heading2"/>
       </w:pPr>
       <w:r>
-        <w:t xml:space="preserve">8.4 部署后必查三件事</w:t>
+        <w:t xml:space="preserve">9.4 部署后必查三件事</w:t>
       </w:r>
     </w:p>
     <w:p>
@@ -9042,7 +10566,7 @@
         <w:pStyle w:val="Heading2"/>
       </w:pPr>
       <w:r>
-        <w:t xml:space="preserve">8.5 新增部署文件的规则</w:t>
+        <w:t xml:space="preserve">9.5 新增部署文件的规则</w:t>
       </w:r>
     </w:p>
     <w:p>
@@ -9100,7 +10624,7 @@
         <w:pStyle w:val="Heading2"/>
       </w:pPr>
       <w:r>
-        <w:t xml:space="preserve">8.6 麒麟常见问题</w:t>
+        <w:t xml:space="preserve">9.6 麒麟常见问题</w:t>
       </w:r>
     </w:p>
     <w:tbl>
@@ -9419,7 +10943,7 @@
         <w:pageBreakBefore/>
       </w:pPr>
       <w:r>
-        <w:t xml:space="preserve">第9章 代码规范与红线</w:t>
+        <w:t xml:space="preserve">第10章 代码规范与红线</w:t>
       </w:r>
     </w:p>
     <w:p>
@@ -11046,7 +12570,7 @@
         <w:pageBreakBefore/>
       </w:pPr>
       <w:r>
-        <w:t xml:space="preserve">第10章 常见故障速查表</w:t>
+        <w:t xml:space="preserve">第11章 常见故障速查表</w:t>
       </w:r>
     </w:p>
     <w:tbl>
@@ -11820,7 +13344,7 @@
         <w:pageBreakBefore/>
       </w:pPr>
       <w:r>
-        <w:t xml:space="preserve">第11章 维护工作流与知识沉淀</w:t>
+        <w:t xml:space="preserve">第12章 维护工作流与知识沉淀</w:t>
       </w:r>
     </w:p>
     <w:p>

--- a/docs/智能工具柜系统-新人维护与麒麟部署手册.docx
+++ b/docs/智能工具柜系统-新人维护与麒麟部署手册.docx
@@ -35,7 +35,7 @@
           <w:sz w:val="20"/>
           <w:szCs w:val="20"/>
         </w:rPr>
-        <w:t xml:space="preserve">版本 V2.00　|　编写：袁燕　|　更新日期：2026-10-03</w:t>
+        <w:t xml:space="preserve">版本 V2.10　|　编写：袁燕　|　更新日期：2026-10-08</w:t>
       </w:r>
     </w:p>
     <w:p>
@@ -1311,7 +1311,7 @@
                 <w:sz w:val="20"/>
                 <w:szCs w:val="20"/>
               </w:rPr>
-              <w:t xml:space="preserve">32</w:t>
+              <w:t xml:space="preserve">55</w:t>
             </w:r>
           </w:p>
         </w:tc>
@@ -1337,7 +1337,7 @@
                 <w:sz w:val="20"/>
                 <w:szCs w:val="20"/>
               </w:rPr>
-              <w:t xml:space="preserve">16 个页面/对话框，每个页面三件套：XxxPage.ui（布局）+ .h（声明）+ .cpp（逻辑）</w:t>
+              <w:t xml:space="preserve">15 个页面/对话框类，每个页面 .h + .cpp（10 个大页另有 .ui 布局文件；LoginPage/SystemSettingsPage/ToolDAO 等大文件已按职责拆多个 .cpp）</w:t>
             </w:r>
           </w:p>
         </w:tc>
@@ -1471,7 +1471,7 @@
                 <w:sz w:val="20"/>
                 <w:szCs w:val="20"/>
               </w:rPr>
-              <w:t xml:space="preserve">14</w:t>
+              <w:t xml:space="preserve">10</w:t>
             </w:r>
           </w:p>
         </w:tc>
@@ -1497,7 +1497,7 @@
                 <w:sz w:val="20"/>
                 <w:szCs w:val="20"/>
               </w:rPr>
-              <w:t xml:space="preserve">控制层：需缓存或多次聚合时编排；纯查询页面可不经过</w:t>
+              <w:t xml:space="preserve">控制层：5 个 Controller（Tool/User/Auth/Setting/Alert），需缓存或多次聚合时编排；纯查询页面可不经过</w:t>
             </w:r>
           </w:p>
         </w:tc>
@@ -1631,7 +1631,7 @@
                 <w:sz w:val="20"/>
                 <w:szCs w:val="20"/>
               </w:rPr>
-              <w:t xml:space="preserve">15</w:t>
+              <w:t xml:space="preserve">21</w:t>
             </w:r>
           </w:p>
         </w:tc>
@@ -1657,7 +1657,7 @@
                 <w:sz w:val="20"/>
                 <w:szCs w:val="20"/>
               </w:rPr>
-              <w:t xml:space="preserve">BaseDAO 基类 + 各实体 DAO，参数化查询防注入（唯一可写 SQL 的层）</w:t>
+              <w:t xml:space="preserve">BaseDAO 基类 + 各实体 DAO（ToolDAO 已按聚合根拆为 6 个分部文件），参数化查询防注入（唯一可写 SQL 的层）</w:t>
             </w:r>
           </w:p>
         </w:tc>
@@ -1711,7 +1711,7 @@
                 <w:sz w:val="20"/>
                 <w:szCs w:val="20"/>
               </w:rPr>
-              <w:t xml:space="preserve">13</w:t>
+              <w:t xml:space="preserve">10</w:t>
             </w:r>
           </w:p>
         </w:tc>
@@ -1791,7 +1791,7 @@
                 <w:sz w:val="20"/>
                 <w:szCs w:val="20"/>
               </w:rPr>
-              <w:t xml:space="preserve">6</w:t>
+              <w:t xml:space="preserve">8</w:t>
             </w:r>
           </w:p>
         </w:tc>
@@ -1817,7 +1817,7 @@
                 <w:sz w:val="20"/>
                 <w:szCs w:val="20"/>
               </w:rPr>
-              <w:t xml:space="preserve">Constants.h（SC:: 状态常量）、DatabaseManager（连接与建表）、AppConfig（system.ini 读写）</w:t>
+              <w:t xml:space="preserve">Constants.h（SC:: 状态常量）、DatabaseManager（连接管理）、AppConfig（system.ini 读写）、Logger（分级日志落盘）、PositionFormatter.h（DB 层共用位置格式化）</w:t>
             </w:r>
           </w:p>
         </w:tc>
@@ -2031,7 +2031,7 @@
                 <w:sz w:val="20"/>
                 <w:szCs w:val="20"/>
               </w:rPr>
-              <w:t xml:space="preserve">5</w:t>
+              <w:t xml:space="preserve">7</w:t>
             </w:r>
           </w:p>
         </w:tc>
@@ -2057,7 +2057,7 @@
                 <w:sz w:val="20"/>
                 <w:szCs w:val="20"/>
               </w:rPr>
-              <w:t xml:space="preserve">单元测试 37 个用例：test_components（组件/SC映射 17）+ test_core_logic（位置格式化/设计令牌/表单工厂 13）+ test_services（Service 业务规则，连 MySQL 测试库 7）+ prepare_test_db.ps1 / run_test_services.ps1（测试库准备与一键运行脚本）</w:t>
+              <w:t xml:space="preserve">单元测试 4 个目标约 58 用例：test_core_logic（位置格式化/设计令牌/表单工厂，无需数据库）+ test_components（组件/SC映射，无需数据库）+ test_services（Service 业务规则，连 MySQL 测试库）+ test_dao（DAO 层，连 MySQL 测试库）+ prepare_test_db.ps1 / run_test_services.ps1（测试库准备与一键运行脚本）。注意 tests/ 目录需已入库才能随代码获取</w:t>
             </w:r>
           </w:p>
         </w:tc>
@@ -2160,7 +2160,7 @@
         <w:pStyle w:val="Heading2"/>
       </w:pPr>
       <w:r>
-        <w:t xml:space="preserve">2.4 页面全景（16 个）</w:t>
+        <w:t xml:space="preserve">2.4 页面全景（15 个）</w:t>
       </w:r>
     </w:p>
     <w:tbl>
@@ -3475,86 +3475,6 @@
           </w:p>
         </w:tc>
       </w:tr>
-      <w:tr>
-        <w:tc>
-          <w:tcPr>
-            <w:tcW w:type="dxa" w:w="2500"/>
-            <w:tcBorders>
-              <w:top w:val="single" w:color="BFBFBF" w:sz="1"/>
-              <w:left w:val="single" w:color="BFBFBF" w:sz="1"/>
-              <w:bottom w:val="single" w:color="BFBFBF" w:sz="1"/>
-              <w:right w:val="single" w:color="BFBFBF" w:sz="1"/>
-            </w:tcBorders>
-            <w:tcMar>
-              <w:top w:type="dxa" w:w="60"/>
-              <w:left w:type="dxa" w:w="110"/>
-              <w:bottom w:type="dxa" w:w="60"/>
-              <w:right w:type="dxa" w:w="110"/>
-            </w:tcMar>
-          </w:tcPr>
-          <w:p>
-            <w:r>
-              <w:rPr>
-                <w:sz w:val="20"/>
-                <w:szCs w:val="20"/>
-              </w:rPr>
-              <w:t xml:space="preserve">人脸录入</w:t>
-            </w:r>
-          </w:p>
-        </w:tc>
-        <w:tc>
-          <w:tcPr>
-            <w:tcW w:type="dxa" w:w="1500"/>
-            <w:tcBorders>
-              <w:top w:val="single" w:color="BFBFBF" w:sz="1"/>
-              <w:left w:val="single" w:color="BFBFBF" w:sz="1"/>
-              <w:bottom w:val="single" w:color="BFBFBF" w:sz="1"/>
-              <w:right w:val="single" w:color="BFBFBF" w:sz="1"/>
-            </w:tcBorders>
-            <w:tcMar>
-              <w:top w:type="dxa" w:w="60"/>
-              <w:left w:type="dxa" w:w="110"/>
-              <w:bottom w:type="dxa" w:w="60"/>
-              <w:right w:type="dxa" w:w="110"/>
-            </w:tcMar>
-          </w:tcPr>
-          <w:p>
-            <w:r>
-              <w:rPr>
-                <w:sz w:val="20"/>
-                <w:szCs w:val="20"/>
-              </w:rPr>
-              <w:t xml:space="preserve">FaceEnrollPage</w:t>
-            </w:r>
-          </w:p>
-        </w:tc>
-        <w:tc>
-          <w:tcPr>
-            <w:tcW w:type="dxa" w:w="5360"/>
-            <w:tcBorders>
-              <w:top w:val="single" w:color="BFBFBF" w:sz="1"/>
-              <w:left w:val="single" w:color="BFBFBF" w:sz="1"/>
-              <w:bottom w:val="single" w:color="BFBFBF" w:sz="1"/>
-              <w:right w:val="single" w:color="BFBFBF" w:sz="1"/>
-            </w:tcBorders>
-            <w:tcMar>
-              <w:top w:type="dxa" w:w="60"/>
-              <w:left w:type="dxa" w:w="110"/>
-              <w:bottom w:type="dxa" w:w="60"/>
-              <w:right w:type="dxa" w:w="110"/>
-            </w:tcMar>
-          </w:tcPr>
-          <w:p>
-            <w:r>
-              <w:rPr>
-                <w:sz w:val="20"/>
-                <w:szCs w:val="20"/>
-              </w:rPr>
-              <w:t xml:space="preserve">旧版独立录入页（现役入口在用户管理内，本页保留兼容）</w:t>
-            </w:r>
-          </w:p>
-        </w:tc>
-      </w:tr>
     </w:tbl>
     <w:p>
       <w:pPr>
@@ -3675,7 +3595,7 @@
           <w:sz w:val="21"/>
           <w:szCs w:val="21"/>
         </w:rPr>
-        <w:t xml:space="preserve">连接管理：DatabaseManager 统一维护，程序启动时建表/播种（幂等）</w:t>
+        <w:t xml:space="preserve">连接管理：DatabaseManager 统一维护；表结构不由程序自动创建，部署时恢复 db_backup/*.sql 生产库备份（含表/视图/账号）</w:t>
       </w:r>
     </w:p>
     <w:p>
@@ -3733,7 +3653,7 @@
         <w:pStyle w:val="Heading2"/>
       </w:pPr>
       <w:r>
-        <w:t xml:space="preserve">3.2 数据表清单（14 张）</w:t>
+        <w:t xml:space="preserve">3.2 数据表清单（14 张业务表 + system_config 配置表）</w:t>
       </w:r>
     </w:p>
     <w:tbl>
@@ -4728,6 +4648,86 @@
           </w:p>
         </w:tc>
       </w:tr>
+      <w:tr>
+        <w:tc>
+          <w:tcPr>
+            <w:tcW w:type="dxa" w:w="2500"/>
+            <w:tcBorders>
+              <w:top w:val="single" w:color="BFBFBF" w:sz="1"/>
+              <w:left w:val="single" w:color="BFBFBF" w:sz="1"/>
+              <w:bottom w:val="single" w:color="BFBFBF" w:sz="1"/>
+              <w:right w:val="single" w:color="BFBFBF" w:sz="1"/>
+            </w:tcBorders>
+            <w:tcMar>
+              <w:top w:type="dxa" w:w="60"/>
+              <w:left w:type="dxa" w:w="110"/>
+              <w:bottom w:type="dxa" w:w="60"/>
+              <w:right w:type="dxa" w:w="110"/>
+            </w:tcMar>
+          </w:tcPr>
+          <w:p>
+            <w:r>
+              <w:rPr>
+                <w:sz w:val="20"/>
+                <w:szCs w:val="20"/>
+              </w:rPr>
+              <w:t xml:space="preserve">system_config</w:t>
+            </w:r>
+          </w:p>
+        </w:tc>
+        <w:tc>
+          <w:tcPr>
+            <w:tcW w:type="dxa" w:w="1500"/>
+            <w:tcBorders>
+              <w:top w:val="single" w:color="BFBFBF" w:sz="1"/>
+              <w:left w:val="single" w:color="BFBFBF" w:sz="1"/>
+              <w:bottom w:val="single" w:color="BFBFBF" w:sz="1"/>
+              <w:right w:val="single" w:color="BFBFBF" w:sz="1"/>
+            </w:tcBorders>
+            <w:tcMar>
+              <w:top w:type="dxa" w:w="60"/>
+              <w:left w:type="dxa" w:w="110"/>
+              <w:bottom w:type="dxa" w:w="60"/>
+              <w:right w:type="dxa" w:w="110"/>
+            </w:tcMar>
+          </w:tcPr>
+          <w:p>
+            <w:r>
+              <w:rPr>
+                <w:sz w:val="20"/>
+                <w:szCs w:val="20"/>
+              </w:rPr>
+              <w:t xml:space="preserve">config_key, config_value, updated_at</w:t>
+            </w:r>
+          </w:p>
+        </w:tc>
+        <w:tc>
+          <w:tcPr>
+            <w:tcW w:type="dxa" w:w="5360"/>
+            <w:tcBorders>
+              <w:top w:val="single" w:color="BFBFBF" w:sz="1"/>
+              <w:left w:val="single" w:color="BFBFBF" w:sz="1"/>
+              <w:bottom w:val="single" w:color="BFBFBF" w:sz="1"/>
+              <w:right w:val="single" w:color="BFBFBF" w:sz="1"/>
+            </w:tcBorders>
+            <w:tcMar>
+              <w:top w:type="dxa" w:w="60"/>
+              <w:left w:type="dxa" w:w="110"/>
+              <w:bottom w:type="dxa" w:w="60"/>
+              <w:right w:type="dxa" w:w="110"/>
+            </w:tcMar>
+          </w:tcPr>
+          <w:p>
+            <w:r>
+              <w:rPr>
+                <w:sz w:val="20"/>
+                <w:szCs w:val="20"/>
+              </w:rPr>
+              <w:t xml:space="preserve">系统参数配置表（网络/告警阈值/借还参数/备份周期等，系统设置页读写）</w:t>
+            </w:r>
+          </w:p>
+        </w:tc>
+      </w:tr>
     </w:tbl>
     <w:p>
       <w:pPr>
@@ -5068,7 +5068,7 @@
                 <w:sz w:val="20"/>
                 <w:szCs w:val="20"/>
               </w:rPr>
-              <w:t xml:space="preserve">柜号首字母-层号-位号，层/位两位补零；统一由 StyleHelper::formatPosition 生成</w:t>
+              <w:t xml:space="preserve">柜号首字母-层号-位号，层/位两位补零；页面用 StyleHelper::formatPosition，DB 层用 common/PositionFormatter.h 的 common::formatPosition（同一约定：按字符串长度补零，超过两位原样保留）</w:t>
             </w:r>
           </w:p>
         </w:tc>
@@ -5567,7 +5567,7 @@
           <w:sz w:val="19"/>
           <w:szCs w:val="19"/>
         </w:rPr>
-        <w:t xml:space="preserve">SELECT * FROM sys_alert WHERE status='pending' ORDER BY created_at DESC;</w:t>
+        <w:t xml:space="preserve">SELECT * FROM sys_alert WHERE status='unhandled' ORDER BY created_at DESC;</w:t>
       </w:r>
     </w:p>
     <w:p>
@@ -6745,7 +6745,7 @@
                 <w:sz w:val="20"/>
                 <w:szCs w:val="20"/>
               </w:rPr>
-              <w:t xml:space="preserve">common/DatabaseManager.cpp 的 initSchemaIfNeeded</w:t>
+              <w:t xml:space="preserve">db_backup/ 生产库备份 SQL（程序不自动建表；表结构变更改备份 SQL 并同步手册 3.2）</w:t>
             </w:r>
           </w:p>
         </w:tc>
@@ -7065,7 +7065,7 @@
                 <w:sz w:val="20"/>
                 <w:szCs w:val="20"/>
               </w:rPr>
-              <w:t xml:space="preserve">参考 5.x 各页：.ui + .h + .cpp 三件套</w:t>
+              <w:t xml:space="preserve">参考 6.x 各页：.ui + .h + .cpp 三件套</w:t>
             </w:r>
           </w:p>
         </w:tc>
@@ -7145,7 +7145,7 @@
                 <w:sz w:val="20"/>
                 <w:szCs w:val="20"/>
               </w:rPr>
-              <w:t xml:space="preserve">DatabaseManager 建表 + model 结构体 + db/DAO</w:t>
+              <w:t xml:space="preserve">db_backup 备份 SQL 建表 + model 结构体 + db/DAO</w:t>
             </w:r>
           </w:p>
         </w:tc>
@@ -7299,7 +7299,7 @@
         <w:pStyle w:val="Heading2"/>
       </w:pPr>
       <w:r>
-        <w:t xml:space="preserve">5.1 LoginPage（登录页）</w:t>
+        <w:t xml:space="preserve">6.1 LoginPage（登录页）</w:t>
       </w:r>
     </w:p>
     <w:p>
@@ -7333,7 +7333,7 @@
           <w:sz w:val="21"/>
           <w:szCs w:val="21"/>
         </w:rPr>
-        <w:t xml:space="preserve">识别流程：画面 → FaceCameraWidget → DeepFaceExtractor 调 /extract 取 128 维特征 → 与库中登记特征比对，相似度阈值 94%</w:t>
+        <w:t xml:space="preserve">识别流程：画面 → FaceCameraWidget → DeepFaceExtractor 调 /extract 取 128 维特征 → 与库中登记特征比对，相似度阈值：单人脸 95%、多人脸 94%+第二名差距保护</w:t>
       </w:r>
     </w:p>
     <w:p>
@@ -7540,7 +7540,7 @@
         <w:pStyle w:val="Heading2"/>
       </w:pPr>
       <w:r>
-        <w:t xml:space="preserve">5.2 CabinetSessionDialog（借还会话）</w:t>
+        <w:t xml:space="preserve">6.2 CabinetSessionDialog（借还会话）</w:t>
       </w:r>
     </w:p>
     <w:p>
@@ -7562,7 +7562,7 @@
         <w:pStyle w:val="Heading2"/>
       </w:pPr>
       <w:r>
-        <w:t xml:space="preserve">5.3 ToolBorrowPage（工具借用）</w:t>
+        <w:t xml:space="preserve">6.3 ToolBorrowPage（工具借用）</w:t>
       </w:r>
     </w:p>
     <w:p>
@@ -7638,7 +7638,7 @@
         <w:pStyle w:val="Heading2"/>
       </w:pPr>
       <w:r>
-        <w:t xml:space="preserve">5.4 ToolReturnPage（工具归还）</w:t>
+        <w:t xml:space="preserve">6.4 ToolReturnPage（工具归还）</w:t>
       </w:r>
     </w:p>
     <w:p>
@@ -7660,7 +7660,7 @@
         <w:pStyle w:val="Heading2"/>
       </w:pPr>
       <w:r>
-        <w:t xml:space="preserve">5.5 工具入库与出库</w:t>
+        <w:t xml:space="preserve">6.5 工具入库与出库</w:t>
       </w:r>
     </w:p>
     <w:p>
@@ -7682,7 +7682,7 @@
         <w:pStyle w:val="Heading2"/>
       </w:pPr>
       <w:r>
-        <w:t xml:space="preserve">5.6 ToolManagementPage（工具管理）</w:t>
+        <w:t xml:space="preserve">6.6 ToolManagementPage（工具管理）</w:t>
       </w:r>
     </w:p>
     <w:p>
@@ -7828,7 +7828,7 @@
         <w:pStyle w:val="Heading2"/>
       </w:pPr>
       <w:r>
-        <w:t xml:space="preserve">5.7 UserManagementPage（用户管理）与人脸录入</w:t>
+        <w:t xml:space="preserve">6.7 UserManagementPage（用户管理）与人脸录入</w:t>
       </w:r>
     </w:p>
     <w:p>
@@ -7948,7 +7948,7 @@
         <w:pStyle w:val="Heading2"/>
       </w:pPr>
       <w:r>
-        <w:t xml:space="preserve">5.8 SystemSettingsPage（系统设置）</w:t>
+        <w:t xml:space="preserve">6.8 SystemSettingsPage（系统设置）</w:t>
       </w:r>
     </w:p>
     <w:p>
@@ -7970,7 +7970,7 @@
         <w:pStyle w:val="Heading2"/>
       </w:pPr>
       <w:r>
-        <w:t xml:space="preserve">5.9 其他页面</w:t>
+        <w:t xml:space="preserve">6.9 其他页面</w:t>
       </w:r>
     </w:p>
     <w:p>
@@ -8060,6 +8060,225 @@
     </w:p>
     <w:p>
       <w:pPr>
+        <w:pStyle w:val="Heading1"/>
+        <w:pageBreakBefore/>
+      </w:pPr>
+      <w:r>
+        <w:t xml:space="preserve">第7章 人脸识别链路</w:t>
+      </w:r>
+    </w:p>
+    <w:p>
+      <w:pPr>
+        <w:pStyle w:val="Heading2"/>
+      </w:pPr>
+      <w:r>
+        <w:t xml:space="preserve">7.1 调用链</w:t>
+      </w:r>
+    </w:p>
+    <w:p>
+      <w:pPr>
+        <w:shd w:fill="F5F5F5" w:val="clear"/>
+        <w:spacing w:after="0"/>
+      </w:pPr>
+      <w:r>
+        <w:rPr>
+          <w:rFonts w:ascii="Consolas" w:cs="Consolas" w:eastAsia="Consolas" w:hAnsi="Consolas"/>
+          <w:sz w:val="19"/>
+          <w:szCs w:val="19"/>
+        </w:rPr>
+        <w:t xml:space="preserve">LoginPage / 人脸录入弹窗</w:t>
+      </w:r>
+    </w:p>
+    <w:p>
+      <w:pPr>
+        <w:shd w:fill="F5F5F5" w:val="clear"/>
+        <w:spacing w:after="0"/>
+      </w:pPr>
+      <w:r>
+        <w:rPr>
+          <w:rFonts w:ascii="Consolas" w:cs="Consolas" w:eastAsia="Consolas" w:hAnsi="Consolas"/>
+          <w:sz w:val="19"/>
+          <w:szCs w:val="19"/>
+        </w:rPr>
+        <w:t xml:space="preserve">     │ 摄像头画面</w:t>
+      </w:r>
+    </w:p>
+    <w:p>
+      <w:pPr>
+        <w:shd w:fill="F5F5F5" w:val="clear"/>
+        <w:spacing w:after="0"/>
+      </w:pPr>
+      <w:r>
+        <w:rPr>
+          <w:rFonts w:ascii="Consolas" w:cs="Consolas" w:eastAsia="Consolas" w:hAnsi="Consolas"/>
+          <w:sz w:val="19"/>
+          <w:szCs w:val="19"/>
+        </w:rPr>
+        <w:t xml:space="preserve">     ▼</w:t>
+      </w:r>
+    </w:p>
+    <w:p>
+      <w:pPr>
+        <w:shd w:fill="F5F5F5" w:val="clear"/>
+        <w:spacing w:after="0"/>
+      </w:pPr>
+      <w:r>
+        <w:rPr>
+          <w:rFonts w:ascii="Consolas" w:cs="Consolas" w:eastAsia="Consolas" w:hAnsi="Consolas"/>
+          <w:sz w:val="19"/>
+          <w:szCs w:val="19"/>
+        </w:rPr>
+        <w:t xml:space="preserve">FaceCameraWidget      预览 + 本地启发式人脸框绘制（画框不依赖服务）</w:t>
+      </w:r>
+    </w:p>
+    <w:p>
+      <w:pPr>
+        <w:shd w:fill="F5F5F5" w:val="clear"/>
+        <w:spacing w:after="0"/>
+      </w:pPr>
+      <w:r>
+        <w:rPr>
+          <w:rFonts w:ascii="Consolas" w:cs="Consolas" w:eastAsia="Consolas" w:hAnsi="Consolas"/>
+          <w:sz w:val="19"/>
+          <w:szCs w:val="19"/>
+        </w:rPr>
+        <w:t xml:space="preserve">     │ HTTP 127.0.0.1:8089</w:t>
+      </w:r>
+    </w:p>
+    <w:p>
+      <w:pPr>
+        <w:shd w:fill="F5F5F5" w:val="clear"/>
+        <w:spacing w:after="0"/>
+      </w:pPr>
+      <w:r>
+        <w:rPr>
+          <w:rFonts w:ascii="Consolas" w:cs="Consolas" w:eastAsia="Consolas" w:hAnsi="Consolas"/>
+          <w:sz w:val="19"/>
+          <w:szCs w:val="19"/>
+        </w:rPr>
+        <w:t xml:space="preserve">     ▼</w:t>
+      </w:r>
+    </w:p>
+    <w:p>
+      <w:pPr>
+        <w:shd w:fill="F5F5F5" w:val="clear"/>
+        <w:spacing w:after="0"/>
+      </w:pPr>
+      <w:r>
+        <w:rPr>
+          <w:rFonts w:ascii="Consolas" w:cs="Consolas" w:eastAsia="Consolas" w:hAnsi="Consolas"/>
+          <w:sz w:val="19"/>
+          <w:szCs w:val="19"/>
+        </w:rPr>
+        <w:t xml:space="preserve">DeepFaceExtractor     客户端：/extract 取128维特征  /posture 取方位yaw.pitch</w:t>
+      </w:r>
+    </w:p>
+    <w:p>
+      <w:pPr>
+        <w:shd w:fill="F5F5F5" w:val="clear"/>
+        <w:spacing w:after="0"/>
+      </w:pPr>
+      <w:r>
+        <w:rPr>
+          <w:rFonts w:ascii="Consolas" w:cs="Consolas" w:eastAsia="Consolas" w:hAnsi="Consolas"/>
+          <w:sz w:val="19"/>
+          <w:szCs w:val="19"/>
+        </w:rPr>
+        <w:t xml:space="preserve">     ▼</w:t>
+      </w:r>
+    </w:p>
+    <w:p>
+      <w:pPr>
+        <w:shd w:fill="F5F5F5" w:val="clear"/>
+        <w:spacing w:after="0"/>
+      </w:pPr>
+      <w:r>
+        <w:rPr>
+          <w:rFonts w:ascii="Consolas" w:cs="Consolas" w:eastAsia="Consolas" w:hAnsi="Consolas"/>
+          <w:sz w:val="19"/>
+          <w:szCs w:val="19"/>
+        </w:rPr>
+        <w:t xml:space="preserve">face-server.js（Node 服务）→ face-api.js 模型（tools/face-recognition/models）</w:t>
+      </w:r>
+    </w:p>
+    <w:p>
+      <w:pPr>
+        <w:shd w:fill="F5F5F5" w:val="clear"/>
+        <w:spacing w:after="0"/>
+      </w:pPr>
+      <w:r>
+        <w:rPr>
+          <w:rFonts w:ascii="Consolas" w:cs="Consolas" w:eastAsia="Consolas" w:hAnsi="Consolas"/>
+          <w:sz w:val="19"/>
+          <w:szCs w:val="19"/>
+        </w:rPr>
+        <w:t xml:space="preserve">     ▼</w:t>
+      </w:r>
+    </w:p>
+    <w:p>
+      <w:pPr>
+        <w:shd w:fill="F5F5F5" w:val="clear"/>
+        <w:spacing w:after="0"/>
+      </w:pPr>
+      <w:r>
+        <w:rPr>
+          <w:rFonts w:ascii="Consolas" w:cs="Consolas" w:eastAsia="Consolas" w:hAnsi="Consolas"/>
+          <w:sz w:val="19"/>
+          <w:szCs w:val="19"/>
+        </w:rPr>
+        <w:t xml:space="preserve">FaceRecognitionService  比对 / 入库</w:t>
+      </w:r>
+    </w:p>
+    <w:p>
+      <w:pPr>
+        <w:shd w:fill="F5F5F5" w:val="clear"/>
+        <w:spacing w:after="0"/>
+      </w:pPr>
+      <w:r>
+        <w:rPr>
+          <w:rFonts w:ascii="Consolas" w:cs="Consolas" w:eastAsia="Consolas" w:hAnsi="Consolas"/>
+          <w:sz w:val="19"/>
+          <w:szCs w:val="19"/>
+        </w:rPr>
+        <w:t xml:space="preserve">     ▼</w:t>
+      </w:r>
+    </w:p>
+    <w:p>
+      <w:pPr>
+        <w:shd w:fill="F5F5F5" w:val="clear"/>
+        <w:spacing w:after="0"/>
+      </w:pPr>
+      <w:r>
+        <w:rPr>
+          <w:rFonts w:ascii="Consolas" w:cs="Consolas" w:eastAsia="Consolas" w:hAnsi="Consolas"/>
+          <w:sz w:val="19"/>
+          <w:szCs w:val="19"/>
+        </w:rPr>
+        <w:t xml:space="preserve">MySQL</w:t>
+      </w:r>
+    </w:p>
+    <w:p>
+      <w:pPr>
+        <w:spacing w:after="120"/>
+      </w:pPr>
+      <w:r>
+        <w:rPr>
+          <w:sz w:val="12"/>
+          <w:szCs w:val="12"/>
+        </w:rPr>
+        <w:t xml:space="preserve"/>
+      </w:r>
+    </w:p>
+    <w:p>
+      <w:pPr>
+        <w:pStyle w:val="Heading2"/>
+      </w:pPr>
+      <w:r>
+        <w:t xml:space="preserve">7.2 关键事实</w:t>
+      </w:r>
+    </w:p>
+    <w:p>
+      <w:pPr>
         <w:pStyle w:val="ListParagraph"/>
         <w:numPr>
           <w:ilvl w:val="0"/>
@@ -8072,226 +8291,7 @@
           <w:sz w:val="21"/>
           <w:szCs w:val="21"/>
         </w:rPr>
-        <w:t xml:space="preserve">FaceEnrollPage：旧版独立录入页，保留兼容，新人不要优先改动</w:t>
-      </w:r>
-    </w:p>
-    <w:p>
-      <w:pPr>
-        <w:pStyle w:val="Heading1"/>
-        <w:pageBreakBefore/>
-      </w:pPr>
-      <w:r>
-        <w:t xml:space="preserve">第7章 人脸识别链路</w:t>
-      </w:r>
-    </w:p>
-    <w:p>
-      <w:pPr>
-        <w:pStyle w:val="Heading2"/>
-      </w:pPr>
-      <w:r>
-        <w:t xml:space="preserve">6.1 调用链</w:t>
-      </w:r>
-    </w:p>
-    <w:p>
-      <w:pPr>
-        <w:shd w:fill="F5F5F5" w:val="clear"/>
-        <w:spacing w:after="0"/>
-      </w:pPr>
-      <w:r>
-        <w:rPr>
-          <w:rFonts w:ascii="Consolas" w:cs="Consolas" w:eastAsia="Consolas" w:hAnsi="Consolas"/>
-          <w:sz w:val="19"/>
-          <w:szCs w:val="19"/>
-        </w:rPr>
-        <w:t xml:space="preserve">LoginPage / 人脸录入弹窗</w:t>
-      </w:r>
-    </w:p>
-    <w:p>
-      <w:pPr>
-        <w:shd w:fill="F5F5F5" w:val="clear"/>
-        <w:spacing w:after="0"/>
-      </w:pPr>
-      <w:r>
-        <w:rPr>
-          <w:rFonts w:ascii="Consolas" w:cs="Consolas" w:eastAsia="Consolas" w:hAnsi="Consolas"/>
-          <w:sz w:val="19"/>
-          <w:szCs w:val="19"/>
-        </w:rPr>
-        <w:t xml:space="preserve">     │ 摄像头画面</w:t>
-      </w:r>
-    </w:p>
-    <w:p>
-      <w:pPr>
-        <w:shd w:fill="F5F5F5" w:val="clear"/>
-        <w:spacing w:after="0"/>
-      </w:pPr>
-      <w:r>
-        <w:rPr>
-          <w:rFonts w:ascii="Consolas" w:cs="Consolas" w:eastAsia="Consolas" w:hAnsi="Consolas"/>
-          <w:sz w:val="19"/>
-          <w:szCs w:val="19"/>
-        </w:rPr>
-        <w:t xml:space="preserve">     ▼</w:t>
-      </w:r>
-    </w:p>
-    <w:p>
-      <w:pPr>
-        <w:shd w:fill="F5F5F5" w:val="clear"/>
-        <w:spacing w:after="0"/>
-      </w:pPr>
-      <w:r>
-        <w:rPr>
-          <w:rFonts w:ascii="Consolas" w:cs="Consolas" w:eastAsia="Consolas" w:hAnsi="Consolas"/>
-          <w:sz w:val="19"/>
-          <w:szCs w:val="19"/>
-        </w:rPr>
-        <w:t xml:space="preserve">FaceCameraWidget      预览 + 本地启发式人脸框绘制（画框不依赖服务）</w:t>
-      </w:r>
-    </w:p>
-    <w:p>
-      <w:pPr>
-        <w:shd w:fill="F5F5F5" w:val="clear"/>
-        <w:spacing w:after="0"/>
-      </w:pPr>
-      <w:r>
-        <w:rPr>
-          <w:rFonts w:ascii="Consolas" w:cs="Consolas" w:eastAsia="Consolas" w:hAnsi="Consolas"/>
-          <w:sz w:val="19"/>
-          <w:szCs w:val="19"/>
-        </w:rPr>
-        <w:t xml:space="preserve">     │ HTTP 127.0.0.1:8089</w:t>
-      </w:r>
-    </w:p>
-    <w:p>
-      <w:pPr>
-        <w:shd w:fill="F5F5F5" w:val="clear"/>
-        <w:spacing w:after="0"/>
-      </w:pPr>
-      <w:r>
-        <w:rPr>
-          <w:rFonts w:ascii="Consolas" w:cs="Consolas" w:eastAsia="Consolas" w:hAnsi="Consolas"/>
-          <w:sz w:val="19"/>
-          <w:szCs w:val="19"/>
-        </w:rPr>
-        <w:t xml:space="preserve">     ▼</w:t>
-      </w:r>
-    </w:p>
-    <w:p>
-      <w:pPr>
-        <w:shd w:fill="F5F5F5" w:val="clear"/>
-        <w:spacing w:after="0"/>
-      </w:pPr>
-      <w:r>
-        <w:rPr>
-          <w:rFonts w:ascii="Consolas" w:cs="Consolas" w:eastAsia="Consolas" w:hAnsi="Consolas"/>
-          <w:sz w:val="19"/>
-          <w:szCs w:val="19"/>
-        </w:rPr>
-        <w:t xml:space="preserve">DeepFaceExtractor     客户端：/extract 取128维特征  /posture 取方位yaw.pitch</w:t>
-      </w:r>
-    </w:p>
-    <w:p>
-      <w:pPr>
-        <w:shd w:fill="F5F5F5" w:val="clear"/>
-        <w:spacing w:after="0"/>
-      </w:pPr>
-      <w:r>
-        <w:rPr>
-          <w:rFonts w:ascii="Consolas" w:cs="Consolas" w:eastAsia="Consolas" w:hAnsi="Consolas"/>
-          <w:sz w:val="19"/>
-          <w:szCs w:val="19"/>
-        </w:rPr>
-        <w:t xml:space="preserve">     ▼</w:t>
-      </w:r>
-    </w:p>
-    <w:p>
-      <w:pPr>
-        <w:shd w:fill="F5F5F5" w:val="clear"/>
-        <w:spacing w:after="0"/>
-      </w:pPr>
-      <w:r>
-        <w:rPr>
-          <w:rFonts w:ascii="Consolas" w:cs="Consolas" w:eastAsia="Consolas" w:hAnsi="Consolas"/>
-          <w:sz w:val="19"/>
-          <w:szCs w:val="19"/>
-        </w:rPr>
-        <w:t xml:space="preserve">face-server.js（Node 服务）→ face-api.js 模型（tools/face-recognition/models）</w:t>
-      </w:r>
-    </w:p>
-    <w:p>
-      <w:pPr>
-        <w:shd w:fill="F5F5F5" w:val="clear"/>
-        <w:spacing w:after="0"/>
-      </w:pPr>
-      <w:r>
-        <w:rPr>
-          <w:rFonts w:ascii="Consolas" w:cs="Consolas" w:eastAsia="Consolas" w:hAnsi="Consolas"/>
-          <w:sz w:val="19"/>
-          <w:szCs w:val="19"/>
-        </w:rPr>
-        <w:t xml:space="preserve">     ▼</w:t>
-      </w:r>
-    </w:p>
-    <w:p>
-      <w:pPr>
-        <w:shd w:fill="F5F5F5" w:val="clear"/>
-        <w:spacing w:after="0"/>
-      </w:pPr>
-      <w:r>
-        <w:rPr>
-          <w:rFonts w:ascii="Consolas" w:cs="Consolas" w:eastAsia="Consolas" w:hAnsi="Consolas"/>
-          <w:sz w:val="19"/>
-          <w:szCs w:val="19"/>
-        </w:rPr>
-        <w:t xml:space="preserve">FaceRecognitionService  比对 / 入库</w:t>
-      </w:r>
-    </w:p>
-    <w:p>
-      <w:pPr>
-        <w:shd w:fill="F5F5F5" w:val="clear"/>
-        <w:spacing w:after="0"/>
-      </w:pPr>
-      <w:r>
-        <w:rPr>
-          <w:rFonts w:ascii="Consolas" w:cs="Consolas" w:eastAsia="Consolas" w:hAnsi="Consolas"/>
-          <w:sz w:val="19"/>
-          <w:szCs w:val="19"/>
-        </w:rPr>
-        <w:t xml:space="preserve">     ▼</w:t>
-      </w:r>
-    </w:p>
-    <w:p>
-      <w:pPr>
-        <w:shd w:fill="F5F5F5" w:val="clear"/>
-        <w:spacing w:after="0"/>
-      </w:pPr>
-      <w:r>
-        <w:rPr>
-          <w:rFonts w:ascii="Consolas" w:cs="Consolas" w:eastAsia="Consolas" w:hAnsi="Consolas"/>
-          <w:sz w:val="19"/>
-          <w:szCs w:val="19"/>
-        </w:rPr>
-        <w:t xml:space="preserve">MySQL</w:t>
-      </w:r>
-    </w:p>
-    <w:p>
-      <w:pPr>
-        <w:spacing w:after="120"/>
-      </w:pPr>
-      <w:r>
-        <w:rPr>
-          <w:sz w:val="12"/>
-          <w:szCs w:val="12"/>
-        </w:rPr>
-        <w:t xml:space="preserve"/>
-      </w:r>
-    </w:p>
-    <w:p>
-      <w:pPr>
-        <w:pStyle w:val="Heading2"/>
-      </w:pPr>
-      <w:r>
-        <w:t xml:space="preserve">6.2 关键事实</w:t>
+        <w:t xml:space="preserve">服务由 main.cpp 的 DeepFaceExtractor::prestartAsync() 随程序启动拉起，退出自动停止</w:t>
       </w:r>
     </w:p>
     <w:p>
@@ -8308,7 +8308,7 @@
           <w:sz w:val="21"/>
           <w:szCs w:val="21"/>
         </w:rPr>
-        <w:t xml:space="preserve">服务由 main.cpp 的 DeepFaceExtractor::prestartAsync() 随程序启动拉起，退出自动停止</w:t>
+        <w:t xml:space="preserve">服务不可用时组件降级：预览与本地画框仍工作，但识别与方位检测失效</w:t>
       </w:r>
     </w:p>
     <w:p>
@@ -8325,7 +8325,7 @@
           <w:sz w:val="21"/>
           <w:szCs w:val="21"/>
         </w:rPr>
-        <w:t xml:space="preserve">服务不可用时组件降级：预览与本地画框仍工作，但识别与方位检测失效</w:t>
+        <w:t xml:space="preserve">HTTP 超时 POSTURE_TIMEOUT_MS=3000 毫秒不可改小（实测真人脸推理约 590 毫秒）</w:t>
       </w:r>
     </w:p>
     <w:p>
@@ -8342,23 +8342,6 @@
           <w:sz w:val="21"/>
           <w:szCs w:val="21"/>
         </w:rPr>
-        <w:t xml:space="preserve">HTTP 超时 POSTURE_TIMEOUT_MS=3000 毫秒不可改小（实测真人脸推理约 590 毫秒）</w:t>
-      </w:r>
-    </w:p>
-    <w:p>
-      <w:pPr>
-        <w:pStyle w:val="ListParagraph"/>
-        <w:numPr>
-          <w:ilvl w:val="0"/>
-          <w:numId w:val="2"/>
-        </w:numPr>
-        <w:spacing w:after="60"/>
-      </w:pPr>
-      <w:r>
-        <w:rPr>
-          <w:sz w:val="21"/>
-          <w:szCs w:val="21"/>
-        </w:rPr>
         <w:t xml:space="preserve">检测阈值集中在 FaceCameraWidget::DetectPolicy，可用 setDetectPolicy() 覆盖，默认值勿轻改</w:t>
       </w:r>
     </w:p>
@@ -8383,7 +8366,7 @@
         <w:pStyle w:val="Heading2"/>
       </w:pPr>
       <w:r>
-        <w:t xml:space="preserve">6.3 服务接口</w:t>
+        <w:t xml:space="preserve">7.3 服务接口</w:t>
       </w:r>
     </w:p>
     <w:tbl>
@@ -8816,7 +8799,7 @@
           <w:sz w:val="21"/>
           <w:szCs w:val="21"/>
         </w:rPr>
-        <w:t xml:space="preserve">安装 MySQL 8.0，创建业务库并按 src/common/DatabaseManager.cpp 的建表语句初始化（程序启动也会幂等建表）；</w:t>
+        <w:t xml:space="preserve">安装 MySQL 8.0，创建业务库后恢复 db_backup/ 下最新生产库备份（含表/视图/账号；程序不自动建表播种）；</w:t>
       </w:r>
     </w:p>
     <w:p>
@@ -9054,7 +9037,7 @@
           <w:sz w:val="19"/>
           <w:szCs w:val="19"/>
         </w:rPr>
-        <w:t xml:space="preserve"># 运行（26 个用例）</w:t>
+        <w:t xml:space="preserve"># 运行（test_core_logic 13 / test_components 15 用例，无需数据库；test_dao 与 test_services 连测试库，见下）</w:t>
       </w:r>
     </w:p>
     <w:p>
@@ -9130,7 +9113,7 @@
         <w:pStyle w:val="Heading3"/>
       </w:pPr>
       <w:r>
-        <w:t xml:space="preserve">① 提交前标准检查清单（每次改完代码必跑）</w:t>
+        <w:t xml:space="preserve">② 提交前标准检查清单（每次改完代码必跑）</w:t>
       </w:r>
     </w:p>
     <w:p>
@@ -9220,7 +9203,7 @@
         <w:pStyle w:val="Heading3"/>
       </w:pPr>
       <w:r>
-        <w:t xml:space="preserve">① Service 层业务测试（连 MySQL 测试库）</w:t>
+        <w:t xml:space="preserve">③ Service/DAO 层业务测试（连 MySQL 测试库）</w:t>
       </w:r>
     </w:p>
     <w:p>
@@ -9436,7 +9419,7 @@
         <w:pStyle w:val="Heading3"/>
       </w:pPr>
       <w:r>
-        <w:t xml:space="preserve">② 架构守护脚本（防止无意破坏分层）</w:t>
+        <w:t xml:space="preserve">④ 架构守护脚本（防止无意破坏分层）</w:t>
       </w:r>
     </w:p>
     <w:p>
@@ -9476,7 +9459,7 @@
           <w:sz w:val="20"/>
           <w:szCs w:val="20"/>
         </w:rPr>
-        <w:t xml:space="preserve">输出违规清单或“全部架构规则通过”，可接入 CI。现有 6 条规则：</w:t>
+        <w:t xml:space="preserve">输出违规清单或“全部架构规则通过”，可接入 CI。现有 8 条规则（下列 6 条硬规则 + 字号/触屏高度 Token 检查 + 禁止 TODO/FIXME 遗留标记）：</w:t>
       </w:r>
     </w:p>
     <w:p>
@@ -9600,7 +9583,7 @@
         <w:pStyle w:val="Heading3"/>
       </w:pPr>
       <w:r>
-        <w:t xml:space="preserve">③ 界面冒烟（改 UI 后必做）</w:t>
+        <w:t xml:space="preserve">⑤ 界面冒烟（改 UI 后必做）</w:t>
       </w:r>
     </w:p>
     <w:p>
@@ -9648,7 +9631,7 @@
         <w:pStyle w:val="Heading3"/>
       </w:pPr>
       <w:r>
-        <w:t xml:space="preserve">④ 日志查看</w:t>
+        <w:t xml:space="preserve">⑥ 日志查看</w:t>
       </w:r>
     </w:p>
     <w:p>
@@ -9707,7 +9690,7 @@
         <w:pStyle w:val="Heading3"/>
       </w:pPr>
       <w:r>
-        <w:t xml:space="preserve">⑤ 常用排查手段</w:t>
+        <w:t xml:space="preserve">⑦ 常用排查手段</w:t>
       </w:r>
     </w:p>
     <w:tbl>
@@ -10079,7 +10062,7 @@
         <w:pStyle w:val="Heading2"/>
       </w:pPr>
       <w:r>
-        <w:t xml:space="preserve">7.4 修改代码的标准流程（五步）</w:t>
+        <w:t xml:space="preserve">8.4 修改代码的标准流程（五步）</w:t>
       </w:r>
     </w:p>
     <w:p>
@@ -10951,7 +10934,7 @@
         <w:pStyle w:val="Heading2"/>
       </w:pPr>
       <w:r>
-        <w:t xml:space="preserve">9.1 分层红线</w:t>
+        <w:t xml:space="preserve">10.1 分层红线</w:t>
       </w:r>
     </w:p>
     <w:tbl>
@@ -11516,7 +11499,7 @@
                 <w:sz w:val="20"/>
                 <w:szCs w:val="20"/>
               </w:rPr>
-              <w:t xml:space="preserve">python tools\arch_guard.py —— 6 条规则自动检查，提交前必跑</w:t>
+              <w:t xml:space="preserve">python tools\arch_guard.py —— 8 条规则自动检查，提交前必跑</w:t>
             </w:r>
           </w:p>
         </w:tc>
@@ -11539,7 +11522,7 @@
         <w:pStyle w:val="Heading2"/>
       </w:pPr>
       <w:r>
-        <w:t xml:space="preserve">9.2 数据与测试安全红线</w:t>
+        <w:t xml:space="preserve">10.2 数据与测试安全红线</w:t>
       </w:r>
     </w:p>
     <w:tbl>
@@ -11965,7 +11948,7 @@
         <w:pStyle w:val="Heading2"/>
       </w:pPr>
       <w:r>
-        <w:t xml:space="preserve">9.2 组件层边界</w:t>
+        <w:t xml:space="preserve">10.3 组件层边界</w:t>
       </w:r>
     </w:p>
     <w:p>
@@ -12035,7 +12018,7 @@
         <w:pStyle w:val="Heading2"/>
       </w:pPr>
       <w:r>
-        <w:t xml:space="preserve">9.3 不可动机制清单（改动会出事）</w:t>
+        <w:t xml:space="preserve">10.4 不可动机制清单（改动会出事）</w:t>
       </w:r>
     </w:p>
     <w:tbl>
@@ -12734,7 +12717,7 @@
                 <w:sz w:val="20"/>
                 <w:szCs w:val="20"/>
               </w:rPr>
-              <w:t xml:space="preserve">服务冷启动 8 秒内预检未过，或服务未启动</w:t>
+              <w:t xml:space="preserve">服务冷启动（实测约 5 秒）超过 20 秒预检窗口仍未就绪，或服务未启动</w:t>
             </w:r>
           </w:p>
         </w:tc>
@@ -13352,7 +13335,7 @@
         <w:pStyle w:val="Heading2"/>
       </w:pPr>
       <w:r>
-        <w:t xml:space="preserve">11.1 新人第一次改代码的推荐路径</w:t>
+        <w:t xml:space="preserve">12.1 新人第一次改代码的推荐路径</w:t>
       </w:r>
     </w:p>
     <w:p>
@@ -13437,7 +13420,7 @@
           <w:sz w:val="21"/>
           <w:szCs w:val="21"/>
         </w:rPr>
-        <w:t xml:space="preserve">把新踩的坑补进第 10 章，把新规则补进 AI代码检视修复 skill。</w:t>
+        <w:t xml:space="preserve">把新踩的坑补进第 11 章故障速查，把新规则补进 AI代码检视修复 skill。</w:t>
       </w:r>
     </w:p>
     <w:p>
@@ -13445,7 +13428,7 @@
         <w:pStyle w:val="Heading2"/>
       </w:pPr>
       <w:r>
-        <w:t xml:space="preserve">11.2 知识沉淀约定</w:t>
+        <w:t xml:space="preserve">12.2 知识沉淀约定</w:t>
       </w:r>
     </w:p>
     <w:p>
@@ -13479,7 +13462,7 @@
           <w:sz w:val="21"/>
           <w:szCs w:val="21"/>
         </w:rPr>
-        <w:t xml:space="preserve">页面级业务文档统一在本手册第 5 章维护，不再单独建文件；</w:t>
+        <w:t xml:space="preserve">页面级业务文档统一在本手册第 6 章维护，不再单独建文件；</w:t>
       </w:r>
     </w:p>
     <w:p>
@@ -14788,7 +14771,7 @@
           <w:sz w:val="21"/>
           <w:szCs w:val="21"/>
         </w:rPr>
-        <w:t xml:space="preserve">补 Service 层单元测试：当前 37 个用例，借用归还闭环用例因测试库无位置映射数据仍 SKIP，可补一组自有测试数据让其跑起来；</w:t>
+        <w:t xml:space="preserve">test_services 借用归还闭环用例因测试库无位置映射数据仍 SKIP，可补一组自有测试数据让其跑起来；</w:t>
       </w:r>
     </w:p>
     <w:p>
@@ -14822,7 +14805,7 @@
           <w:sz w:val="21"/>
           <w:szCs w:val="21"/>
         </w:rPr>
-        <w:t xml:space="preserve">Controller 层定位收敛（ReturnController 11 行、BorrowController 17 行偏薄，待评估删除或改为外部接口适配）；</w:t>
+        <w:t xml:space="preserve">✅ 已完成：ReturnController/BorrowController 已删除，控制层收敛为 Tool/User/Auth/Setting/Alert 5 个 Controller；</w:t>
       </w:r>
     </w:p>
     <w:p>
@@ -14839,7 +14822,7 @@
           <w:sz w:val="21"/>
           <w:szCs w:val="21"/>
         </w:rPr>
-        <w:t xml:space="preserve">ToolDAO 1273 行可按聚合根拆分（ToolCategory/PositionMapping/ToolCabinet/TaskType），需先做事务边界分析，分批实施；</w:t>
+        <w:t xml:space="preserve">✅ 已完成：ToolDAO 已按聚合根拆分为 6 个分部文件（Category/MachineGroup/Maintenance/Mapping/Position/ToolEntity）；</w:t>
       </w:r>
     </w:p>
     <w:p>

--- a/docs/智能工具柜系统-新人维护与麒麟部署手册.docx
+++ b/docs/智能工具柜系统-新人维护与麒麟部署手册.docx
@@ -35,7 +35,7 @@
           <w:sz w:val="20"/>
           <w:szCs w:val="20"/>
         </w:rPr>
-        <w:t xml:space="preserve">版本 V2.10　|　编写：袁燕　|　更新日期：2026-10-08</w:t>
+        <w:t xml:space="preserve">版本 V2.11　|　编写：袁燕　|　更新日期：2026-10-08</w:t>
       </w:r>
     </w:p>
     <w:p>
@@ -3549,6 +3549,130 @@
     </w:p>
     <w:p>
       <w:pPr>
+        <w:shd w:fill="F5F5F5" w:val="clear"/>
+        <w:spacing w:after="0"/>
+      </w:pPr>
+      <w:r>
+        <w:rPr>
+          <w:rFonts w:ascii="Consolas" w:cs="Consolas" w:eastAsia="Consolas" w:hAnsi="Consolas"/>
+          <w:sz w:val="19"/>
+          <w:szCs w:val="19"/>
+        </w:rPr>
+        <w:t xml:space="preserve">【图2-1 借用全流程 — 写路径必须经 Service】</w:t>
+      </w:r>
+    </w:p>
+    <w:p>
+      <w:pPr>
+        <w:shd w:fill="F5F5F5" w:val="clear"/>
+        <w:spacing w:after="0"/>
+      </w:pPr>
+      <w:r>
+        <w:rPr>
+          <w:rFonts w:ascii="Consolas" w:cs="Consolas" w:eastAsia="Consolas" w:hAnsi="Consolas"/>
+          <w:sz w:val="19"/>
+          <w:szCs w:val="19"/>
+        </w:rPr>
+        <w:t xml:space="preserve">ToolBorrowPage ──▶ BorrowService ──▶ db层(事务) ──▶ MySQL</w:t>
+      </w:r>
+    </w:p>
+    <w:p>
+      <w:pPr>
+        <w:shd w:fill="F5F5F5" w:val="clear"/>
+        <w:spacing w:after="0"/>
+      </w:pPr>
+      <w:r>
+        <w:rPr>
+          <w:rFonts w:ascii="Consolas" w:cs="Consolas" w:eastAsia="Consolas" w:hAnsi="Consolas"/>
+          <w:sz w:val="19"/>
+          <w:szCs w:val="19"/>
+        </w:rPr>
+        <w:t xml:space="preserve">  │ ①选任务类型/工具/数量，登记借用(原因+预计归还时间)</w:t>
+      </w:r>
+    </w:p>
+    <w:p>
+      <w:pPr>
+        <w:shd w:fill="F5F5F5" w:val="clear"/>
+        <w:spacing w:after="0"/>
+      </w:pPr>
+      <w:r>
+        <w:rPr>
+          <w:rFonts w:ascii="Consolas" w:cs="Consolas" w:eastAsia="Consolas" w:hAnsi="Consolas"/>
+          <w:sz w:val="19"/>
+          <w:szCs w:val="19"/>
+        </w:rPr>
+        <w:t xml:space="preserve">  │ ②Service校验：机组隔离(双层) + 数量上限(=空闲位置数)</w:t>
+      </w:r>
+    </w:p>
+    <w:p>
+      <w:pPr>
+        <w:shd w:fill="F5F5F5" w:val="clear"/>
+        <w:spacing w:after="0"/>
+      </w:pPr>
+      <w:r>
+        <w:rPr>
+          <w:rFonts w:ascii="Consolas" w:cs="Consolas" w:eastAsia="Consolas" w:hAnsi="Consolas"/>
+          <w:sz w:val="19"/>
+          <w:szCs w:val="19"/>
+        </w:rPr>
+        <w:t xml:space="preserve">  │ ③事务内顺序写：借用记录(borrowing) → 位置状态改borrowed → 操作日志</w:t>
+      </w:r>
+    </w:p>
+    <w:p>
+      <w:pPr>
+        <w:shd w:fill="F5F5F5" w:val="clear"/>
+        <w:spacing w:after="0"/>
+      </w:pPr>
+      <w:r>
+        <w:rPr>
+          <w:rFonts w:ascii="Consolas" w:cs="Consolas" w:eastAsia="Consolas" w:hAnsi="Consolas"/>
+          <w:sz w:val="19"/>
+          <w:szCs w:val="19"/>
+        </w:rPr>
+        <w:t xml:space="preserve">  │ ④要么全成、要么全败，失败上报明细(禁止部分成功即算成功)</w:t>
+      </w:r>
+    </w:p>
+    <w:p>
+      <w:pPr>
+        <w:shd w:fill="F5F5F5" w:val="clear"/>
+        <w:spacing w:after="0"/>
+      </w:pPr>
+      <w:r>
+        <w:rPr>
+          <w:rFonts w:ascii="Consolas" w:cs="Consolas" w:eastAsia="Consolas" w:hAnsi="Consolas"/>
+          <w:sz w:val="19"/>
+          <w:szCs w:val="19"/>
+        </w:rPr>
+        <w:t xml:space="preserve">  ▼</w:t>
+      </w:r>
+    </w:p>
+    <w:p>
+      <w:pPr>
+        <w:shd w:fill="F5F5F5" w:val="clear"/>
+        <w:spacing w:after="0"/>
+      </w:pPr>
+      <w:r>
+        <w:rPr>
+          <w:rFonts w:ascii="Consolas" w:cs="Consolas" w:eastAsia="Consolas" w:hAnsi="Consolas"/>
+          <w:sz w:val="19"/>
+          <w:szCs w:val="19"/>
+        </w:rPr>
+        <w:t xml:space="preserve">CabinetSessionDialog 开柜取工具(时序见图6-1)；归还走 ToolReturnPage 销账</w:t>
+      </w:r>
+    </w:p>
+    <w:p>
+      <w:pPr>
+        <w:spacing w:after="140"/>
+      </w:pPr>
+      <w:r>
+        <w:rPr>
+          <w:sz w:val="12"/>
+          <w:szCs w:val="12"/>
+        </w:rPr>
+        <w:t xml:space="preserve"/>
+      </w:r>
+    </w:p>
+    <w:p>
+      <w:pPr>
         <w:pStyle w:val="Heading1"/>
         <w:pageBreakBefore/>
       </w:pPr>
@@ -5593,6 +5717,144 @@
     </w:p>
     <w:p>
       <w:pPr>
+        <w:shd w:fill="F5F5F5" w:val="clear"/>
+        <w:spacing w:after="0"/>
+      </w:pPr>
+      <w:r>
+        <w:rPr>
+          <w:rFonts w:ascii="Consolas" w:cs="Consolas" w:eastAsia="Consolas" w:hAnsi="Consolas"/>
+          <w:sz w:val="19"/>
+          <w:szCs w:val="19"/>
+        </w:rPr>
+        <w:t xml:space="preserve">【图4-0 工具状态与借用状态流转】</w:t>
+      </w:r>
+    </w:p>
+    <w:p>
+      <w:pPr>
+        <w:shd w:fill="F5F5F5" w:val="clear"/>
+        <w:spacing w:after="0"/>
+      </w:pPr>
+      <w:r>
+        <w:rPr>
+          <w:rFonts w:ascii="Consolas" w:cs="Consolas" w:eastAsia="Consolas" w:hAnsi="Consolas"/>
+          <w:sz w:val="19"/>
+          <w:szCs w:val="19"/>
+        </w:rPr>
+        <w:t xml:space="preserve">           入库(放入空闲位置)        登记借用(自动分配位置)</w:t>
+      </w:r>
+    </w:p>
+    <w:p>
+      <w:pPr>
+        <w:shd w:fill="F5F5F5" w:val="clear"/>
+        <w:spacing w:after="0"/>
+      </w:pPr>
+      <w:r>
+        <w:rPr>
+          <w:rFonts w:ascii="Consolas" w:cs="Consolas" w:eastAsia="Consolas" w:hAnsi="Consolas"/>
+          <w:sz w:val="19"/>
+          <w:szCs w:val="19"/>
+        </w:rPr>
+        <w:t xml:space="preserve">pending ─────────────▶ in_stock ──────────────▶ borrowed</w:t>
+      </w:r>
+    </w:p>
+    <w:p>
+      <w:pPr>
+        <w:shd w:fill="F5F5F5" w:val="clear"/>
+        <w:spacing w:after="0"/>
+      </w:pPr>
+      <w:r>
+        <w:rPr>
+          <w:rFonts w:ascii="Consolas" w:cs="Consolas" w:eastAsia="Consolas" w:hAnsi="Consolas"/>
+          <w:sz w:val="19"/>
+          <w:szCs w:val="19"/>
+        </w:rPr>
+        <w:t xml:space="preserve">(待入库)                 (在库)    ◀─────────────  (借出)</w:t>
+      </w:r>
+    </w:p>
+    <w:p>
+      <w:pPr>
+        <w:shd w:fill="F5F5F5" w:val="clear"/>
+        <w:spacing w:after="0"/>
+      </w:pPr>
+      <w:r>
+        <w:rPr>
+          <w:rFonts w:ascii="Consolas" w:cs="Consolas" w:eastAsia="Consolas" w:hAnsi="Consolas"/>
+          <w:sz w:val="19"/>
+          <w:szCs w:val="19"/>
+        </w:rPr>
+        <w:t xml:space="preserve">                                       归还销账(位置回in_stock)</w:t>
+      </w:r>
+    </w:p>
+    <w:p>
+      <w:pPr>
+        <w:shd w:fill="F5F5F5" w:val="clear"/>
+        <w:spacing w:after="0"/>
+      </w:pPr>
+      <w:r>
+        <w:rPr>
+          <w:rFonts w:ascii="Consolas" w:cs="Consolas" w:eastAsia="Consolas" w:hAnsi="Consolas"/>
+          <w:sz w:val="19"/>
+          <w:szCs w:val="19"/>
+        </w:rPr>
+        <w:t xml:space="preserve">   └─▶ checked_out(已出库) ──▶ 永久离开系统，不再被追踪</w:t>
+      </w:r>
+    </w:p>
+    <w:p>
+      <w:pPr>
+        <w:shd w:fill="F5F5F5" w:val="clear"/>
+        <w:spacing w:after="0"/>
+      </w:pPr>
+      <w:r>
+        <w:rPr>
+          <w:rFonts w:ascii="Consolas" w:cs="Consolas" w:eastAsia="Consolas" w:hAnsi="Consolas"/>
+          <w:sz w:val="19"/>
+          <w:szCs w:val="19"/>
+        </w:rPr>
+        <w:t xml:space="preserve">逾期：borrowed 超过预计归还时间 → 记录标记 overdue(仍计入在借)</w:t>
+      </w:r>
+    </w:p>
+    <w:p>
+      <w:pPr>
+        <w:shd w:fill="F5F5F5" w:val="clear"/>
+        <w:spacing w:after="0"/>
+      </w:pPr>
+      <w:r>
+        <w:rPr>
+          <w:rFonts w:ascii="Consolas" w:cs="Consolas" w:eastAsia="Consolas" w:hAnsi="Consolas"/>
+          <w:sz w:val="19"/>
+          <w:szCs w:val="19"/>
+        </w:rPr>
+        <w:t xml:space="preserve">借用记录状态：borrowing(借用中) → returned(已归还) / overdue(已逾期)</w:t>
+      </w:r>
+    </w:p>
+    <w:p>
+      <w:pPr>
+        <w:shd w:fill="F5F5F5" w:val="clear"/>
+        <w:spacing w:after="0"/>
+      </w:pPr>
+      <w:r>
+        <w:rPr>
+          <w:rFonts w:ascii="Consolas" w:cs="Consolas" w:eastAsia="Consolas" w:hAnsi="Consolas"/>
+          <w:sz w:val="19"/>
+          <w:szCs w:val="19"/>
+        </w:rPr>
+        <w:t xml:space="preserve">⚠ 工具总数 = 列表总条数 = 在库数 + 借出数(不含已出库)</w:t>
+      </w:r>
+    </w:p>
+    <w:p>
+      <w:pPr>
+        <w:spacing w:after="140"/>
+      </w:pPr>
+      <w:r>
+        <w:rPr>
+          <w:sz w:val="12"/>
+          <w:szCs w:val="12"/>
+        </w:rPr>
+        <w:t xml:space="preserve"/>
+      </w:r>
+    </w:p>
+    <w:p>
+      <w:pPr>
         <w:pStyle w:val="Heading2"/>
       </w:pPr>
       <w:r>
@@ -5759,6 +6021,172 @@
           <w:szCs w:val="21"/>
         </w:rPr>
         <w:t xml:space="preserve">注销与自动锁屏均回登录刷脸页。为避免“注销瞬间被同一张脸立即弹回”，设 5 秒抑制窗口，窗口内且人未离开画面时不自动登录。</w:t>
+      </w:r>
+    </w:p>
+    <w:p>
+      <w:pPr>
+        <w:shd w:fill="F5F5F5" w:val="clear"/>
+        <w:spacing w:after="0"/>
+      </w:pPr>
+      <w:r>
+        <w:rPr>
+          <w:rFonts w:ascii="Consolas" w:cs="Consolas" w:eastAsia="Consolas" w:hAnsi="Consolas"/>
+          <w:sz w:val="19"/>
+          <w:szCs w:val="19"/>
+        </w:rPr>
+        <w:t xml:space="preserve">【图4-1 登录/注销/自动锁屏状态机】</w:t>
+      </w:r>
+    </w:p>
+    <w:p>
+      <w:pPr>
+        <w:shd w:fill="F5F5F5" w:val="clear"/>
+        <w:spacing w:after="0"/>
+      </w:pPr>
+      <w:r>
+        <w:rPr>
+          <w:rFonts w:ascii="Consolas" w:cs="Consolas" w:eastAsia="Consolas" w:hAnsi="Consolas"/>
+          <w:sz w:val="19"/>
+          <w:szCs w:val="19"/>
+        </w:rPr>
+        <w:t xml:space="preserve">      刷脸(单脸95%/多脸94%+第二名差距保护) 或 工号+密码</w:t>
+      </w:r>
+    </w:p>
+    <w:p>
+      <w:pPr>
+        <w:shd w:fill="F5F5F5" w:val="clear"/>
+        <w:spacing w:after="0"/>
+      </w:pPr>
+      <w:r>
+        <w:rPr>
+          <w:rFonts w:ascii="Consolas" w:cs="Consolas" w:eastAsia="Consolas" w:hAnsi="Consolas"/>
+          <w:sz w:val="19"/>
+          <w:szCs w:val="19"/>
+        </w:rPr>
+        <w:t xml:space="preserve"> 登录页 ────────────────────────────▶ 按角色分流</w:t>
+      </w:r>
+    </w:p>
+    <w:p>
+      <w:pPr>
+        <w:shd w:fill="F5F5F5" w:val="clear"/>
+        <w:spacing w:after="0"/>
+      </w:pPr>
+      <w:r>
+        <w:rPr>
+          <w:rFonts w:ascii="Consolas" w:cs="Consolas" w:eastAsia="Consolas" w:hAnsi="Consolas"/>
+          <w:sz w:val="19"/>
+          <w:szCs w:val="19"/>
+        </w:rPr>
+        <w:t xml:space="preserve">   ▲                                   ├─ 管理员 → 系统概览</w:t>
+      </w:r>
+    </w:p>
+    <w:p>
+      <w:pPr>
+        <w:shd w:fill="F5F5F5" w:val="clear"/>
+        <w:spacing w:after="0"/>
+      </w:pPr>
+      <w:r>
+        <w:rPr>
+          <w:rFonts w:ascii="Consolas" w:cs="Consolas" w:eastAsia="Consolas" w:hAnsi="Consolas"/>
+          <w:sz w:val="19"/>
+          <w:szCs w:val="19"/>
+        </w:rPr>
+        <w:t xml:space="preserve">   │                                   └─ 普通用户 → 功能选择</w:t>
+      </w:r>
+    </w:p>
+    <w:p>
+      <w:pPr>
+        <w:shd w:fill="F5F5F5" w:val="clear"/>
+        <w:spacing w:after="0"/>
+      </w:pPr>
+      <w:r>
+        <w:rPr>
+          <w:rFonts w:ascii="Consolas" w:cs="Consolas" w:eastAsia="Consolas" w:hAnsi="Consolas"/>
+          <w:sz w:val="19"/>
+          <w:szCs w:val="19"/>
+        </w:rPr>
+        <w:t xml:space="preserve">   │ 注销/自动锁屏(onLogout 直接 setCurrentIndex(0))</w:t>
+      </w:r>
+    </w:p>
+    <w:p>
+      <w:pPr>
+        <w:shd w:fill="F5F5F5" w:val="clear"/>
+        <w:spacing w:after="0"/>
+      </w:pPr>
+      <w:r>
+        <w:rPr>
+          <w:rFonts w:ascii="Consolas" w:cs="Consolas" w:eastAsia="Consolas" w:hAnsi="Consolas"/>
+          <w:sz w:val="19"/>
+          <w:szCs w:val="19"/>
+        </w:rPr>
+        <w:t xml:space="preserve">   ├─────────────────────────────────────</w:t>
+      </w:r>
+    </w:p>
+    <w:p>
+      <w:pPr>
+        <w:shd w:fill="F5F5F5" w:val="clear"/>
+        <w:spacing w:after="0"/>
+      </w:pPr>
+      <w:r>
+        <w:rPr>
+          <w:rFonts w:ascii="Consolas" w:cs="Consolas" w:eastAsia="Consolas" w:hAnsi="Consolas"/>
+          <w:sz w:val="19"/>
+          <w:szCs w:val="19"/>
+        </w:rPr>
+        <w:t xml:space="preserve">   │ ⚠ 5秒抑制窗口(kLogoutSuppressWindowMs)：</w:t>
+      </w:r>
+    </w:p>
+    <w:p>
+      <w:pPr>
+        <w:shd w:fill="F5F5F5" w:val="clear"/>
+        <w:spacing w:after="0"/>
+      </w:pPr>
+      <w:r>
+        <w:rPr>
+          <w:rFonts w:ascii="Consolas" w:cs="Consolas" w:eastAsia="Consolas" w:hAnsi="Consolas"/>
+          <w:sz w:val="19"/>
+          <w:szCs w:val="19"/>
+        </w:rPr>
+        <w:t xml:space="preserve">   │    窗口内且人未离开画面 → 不自动登录</w:t>
+      </w:r>
+    </w:p>
+    <w:p>
+      <w:pPr>
+        <w:shd w:fill="F5F5F5" w:val="clear"/>
+        <w:spacing w:after="0"/>
+      </w:pPr>
+      <w:r>
+        <w:rPr>
+          <w:rFonts w:ascii="Consolas" w:cs="Consolas" w:eastAsia="Consolas" w:hAnsi="Consolas"/>
+          <w:sz w:val="19"/>
+          <w:szCs w:val="19"/>
+        </w:rPr>
+        <w:t xml:space="preserve">   │    超时 或 人离开画面 → 解除抑制</w:t>
+      </w:r>
+    </w:p>
+    <w:p>
+      <w:pPr>
+        <w:shd w:fill="F5F5F5" w:val="clear"/>
+        <w:spacing w:after="0"/>
+      </w:pPr>
+      <w:r>
+        <w:rPr>
+          <w:rFonts w:ascii="Consolas" w:cs="Consolas" w:eastAsia="Consolas" w:hAnsi="Consolas"/>
+          <w:sz w:val="19"/>
+          <w:szCs w:val="19"/>
+        </w:rPr>
+        <w:t xml:space="preserve">   └─ resumeFaceRecognition 必须重启摄像头(漏掉则需重启程序)</w:t>
+      </w:r>
+    </w:p>
+    <w:p>
+      <w:pPr>
+        <w:spacing w:after="140"/>
+      </w:pPr>
+      <w:r>
+        <w:rPr>
+          <w:sz w:val="12"/>
+          <w:szCs w:val="12"/>
+        </w:rPr>
+        <w:t xml:space="preserve"/>
       </w:r>
     </w:p>
     <w:p>
@@ -7555,6 +7983,144 @@
           <w:szCs w:val="21"/>
         </w:rPr>
         <w:t xml:space="preserve">一次借用或归还的柜机交互：记录开柜前快照 → 引导取/放工具 → 关柜比对差异（减少=借出、增加=归还、位置错位=异常）→ 清单确认 → 落库。改交互从 startSession() 入手。</w:t>
+      </w:r>
+    </w:p>
+    <w:p>
+      <w:pPr>
+        <w:shd w:fill="F5F5F5" w:val="clear"/>
+        <w:spacing w:after="0"/>
+      </w:pPr>
+      <w:r>
+        <w:rPr>
+          <w:rFonts w:ascii="Consolas" w:cs="Consolas" w:eastAsia="Consolas" w:hAnsi="Consolas"/>
+          <w:sz w:val="19"/>
+          <w:szCs w:val="19"/>
+        </w:rPr>
+        <w:t xml:space="preserve">【图6-1 CabinetSessionDialog 借还会话时序】</w:t>
+      </w:r>
+    </w:p>
+    <w:p>
+      <w:pPr>
+        <w:shd w:fill="F5F5F5" w:val="clear"/>
+        <w:spacing w:after="0"/>
+      </w:pPr>
+      <w:r>
+        <w:rPr>
+          <w:rFonts w:ascii="Consolas" w:cs="Consolas" w:eastAsia="Consolas" w:hAnsi="Consolas"/>
+          <w:sz w:val="19"/>
+          <w:szCs w:val="19"/>
+        </w:rPr>
+        <w:t xml:space="preserve">startSession()</w:t>
+      </w:r>
+    </w:p>
+    <w:p>
+      <w:pPr>
+        <w:shd w:fill="F5F5F5" w:val="clear"/>
+        <w:spacing w:after="0"/>
+      </w:pPr>
+      <w:r>
+        <w:rPr>
+          <w:rFonts w:ascii="Consolas" w:cs="Consolas" w:eastAsia="Consolas" w:hAnsi="Consolas"/>
+          <w:sz w:val="19"/>
+          <w:szCs w:val="19"/>
+        </w:rPr>
+        <w:t xml:space="preserve">  ├─ ① 记录开柜前位置快照(比对基线)</w:t>
+      </w:r>
+    </w:p>
+    <w:p>
+      <w:pPr>
+        <w:shd w:fill="F5F5F5" w:val="clear"/>
+        <w:spacing w:after="0"/>
+      </w:pPr>
+      <w:r>
+        <w:rPr>
+          <w:rFonts w:ascii="Consolas" w:cs="Consolas" w:eastAsia="Consolas" w:hAnsi="Consolas"/>
+          <w:sz w:val="19"/>
+          <w:szCs w:val="19"/>
+        </w:rPr>
+        <w:t xml:space="preserve">  ├─ ② 引导开柜取/放工具(倒计时超时 → 异常告警)</w:t>
+      </w:r>
+    </w:p>
+    <w:p>
+      <w:pPr>
+        <w:shd w:fill="F5F5F5" w:val="clear"/>
+        <w:spacing w:after="0"/>
+      </w:pPr>
+      <w:r>
+        <w:rPr>
+          <w:rFonts w:ascii="Consolas" w:cs="Consolas" w:eastAsia="Consolas" w:hAnsi="Consolas"/>
+          <w:sz w:val="19"/>
+          <w:szCs w:val="19"/>
+        </w:rPr>
+        <w:t xml:space="preserve">  ├─ ③ 关柜后再次扫描，与快照比对差异:</w:t>
+      </w:r>
+    </w:p>
+    <w:p>
+      <w:pPr>
+        <w:shd w:fill="F5F5F5" w:val="clear"/>
+        <w:spacing w:after="0"/>
+      </w:pPr>
+      <w:r>
+        <w:rPr>
+          <w:rFonts w:ascii="Consolas" w:cs="Consolas" w:eastAsia="Consolas" w:hAnsi="Consolas"/>
+          <w:sz w:val="19"/>
+          <w:szCs w:val="19"/>
+        </w:rPr>
+        <w:t xml:space="preserve">  │      减少 = 借出    增加 = 归还    位置错位 = 异常</w:t>
+      </w:r>
+    </w:p>
+    <w:p>
+      <w:pPr>
+        <w:shd w:fill="F5F5F5" w:val="clear"/>
+        <w:spacing w:after="0"/>
+      </w:pPr>
+      <w:r>
+        <w:rPr>
+          <w:rFonts w:ascii="Consolas" w:cs="Consolas" w:eastAsia="Consolas" w:hAnsi="Consolas"/>
+          <w:sz w:val="19"/>
+          <w:szCs w:val="19"/>
+        </w:rPr>
+        <w:t xml:space="preserve">  ├─ ④ 弹出清单确认(用户逐项核对)</w:t>
+      </w:r>
+    </w:p>
+    <w:p>
+      <w:pPr>
+        <w:shd w:fill="F5F5F5" w:val="clear"/>
+        <w:spacing w:after="0"/>
+      </w:pPr>
+      <w:r>
+        <w:rPr>
+          <w:rFonts w:ascii="Consolas" w:cs="Consolas" w:eastAsia="Consolas" w:hAnsi="Consolas"/>
+          <w:sz w:val="19"/>
+          <w:szCs w:val="19"/>
+        </w:rPr>
+        <w:t xml:space="preserve">  └─ ⑤ 确认后落库:借用记录 + 位置状态 + 操作日志</w:t>
+      </w:r>
+    </w:p>
+    <w:p>
+      <w:pPr>
+        <w:shd w:fill="F5F5F5" w:val="clear"/>
+        <w:spacing w:after="0"/>
+      </w:pPr>
+      <w:r>
+        <w:rPr>
+          <w:rFonts w:ascii="Consolas" w:cs="Consolas" w:eastAsia="Consolas" w:hAnsi="Consolas"/>
+          <w:sz w:val="19"/>
+          <w:szCs w:val="19"/>
+        </w:rPr>
+        <w:t xml:space="preserve">改交互从 startSession() 入手;落库失败必须上报明细,禁止部分成功</w:t>
+      </w:r>
+    </w:p>
+    <w:p>
+      <w:pPr>
+        <w:spacing w:after="140"/>
+      </w:pPr>
+      <w:r>
+        <w:rPr>
+          <w:sz w:val="12"/>
+          <w:szCs w:val="12"/>
+        </w:rPr>
+        <w:t xml:space="preserve"/>
       </w:r>
     </w:p>
     <w:p>

--- a/docs/智能工具柜系统-新人维护与麒麟部署手册.docx
+++ b/docs/智能工具柜系统-新人维护与麒麟部署手册.docx
@@ -35,7 +35,7 @@
           <w:sz w:val="20"/>
           <w:szCs w:val="20"/>
         </w:rPr>
-        <w:t xml:space="preserve">版本 V2.11　|　编写：袁燕　|　更新日期：2026-10-08</w:t>
+        <w:t xml:space="preserve">版本 V2.12　|　编写：袁燕　|　更新日期：2026-10-15</w:t>
       </w:r>
     </w:p>
     <w:p>
@@ -63,7 +63,7 @@
           <w:sz w:val="20"/>
           <w:szCs w:val="20"/>
         </w:rPr>
-        <w:t xml:space="preserve">阅读建议：第1~4章了解系统全貌与架构，第5章是新人导航地图（想改什么直接查），第6~7章掌握页面与人脸链路，第8章为开发调试，第9章为麒麟部署，第10章为规范红线，11~12章为故障速查与工作流。</w:t>
+        <w:t xml:space="preserve">阅读建议：第1~4章了解系统全貌与架构，第5章是新人导航地图（想改什么直接查），第6~7章掌握页面与人脸链路，第8章为开发调试，第9章为上位机Windows部署（测试人员适用），第10章为麒麟部署，第11章为规范红线，12~13章为故障速查与工作流。</w:t>
       </w:r>
     </w:p>
     <w:p>
@@ -10713,7 +10713,7 @@
           <w:sz w:val="21"/>
           <w:szCs w:val="21"/>
         </w:rPr>
-        <w:t xml:space="preserve">沉淀：把新踩的坑补进本文档第11章故障速查，把新规则补进 AI代码检视修复 skill。</w:t>
+        <w:t xml:space="preserve">沉淀：把新踩的坑补进本文档第12章故障速查，把新规则补进 AI代码检视修复 skill。</w:t>
       </w:r>
     </w:p>
     <w:p>
@@ -10722,7 +10722,625 @@
         <w:pageBreakBefore/>
       </w:pPr>
       <w:r>
-        <w:t xml:space="preserve">第9章 麒麟系统部署</w:t>
+        <w:t xml:space="preserve">第9章 上位机 Windows 系统部署（测试人员适用）</w:t>
+      </w:r>
+    </w:p>
+    <w:p>
+      <w:pPr>
+        <w:spacing w:after="60"/>
+      </w:pPr>
+      <w:r>
+        <w:rPr>
+          <w:sz w:val="21"/>
+          <w:szCs w:val="21"/>
+        </w:rPr>
+        <w:t xml:space="preserve">本章面向测试人员：在 Windows 10/11 x64 电脑上把上位机软件部署起来，执行配置项测试与功能验收。与第8章开发环境搭建的区别：本章不要求安装 Visual Studio 与 Qt，可直接使用已编译产物。</w:t>
+      </w:r>
+    </w:p>
+    <w:p>
+      <w:pPr>
+        <w:pStyle w:val="Heading2"/>
+      </w:pPr>
+      <w:r>
+        <w:t xml:space="preserve">9.1 前置条件检查</w:t>
+      </w:r>
+    </w:p>
+    <w:p>
+      <w:pPr>
+        <w:pStyle w:val="ListParagraph"/>
+        <w:numPr>
+          <w:ilvl w:val="0"/>
+          <w:numId w:val="2"/>
+        </w:numPr>
+        <w:spacing w:after="60"/>
+      </w:pPr>
+      <w:r>
+        <w:rPr>
+          <w:sz w:val="21"/>
+          <w:szCs w:val="21"/>
+        </w:rPr>
+        <w:t xml:space="preserve">Windows 10/11 x64 操作系统；仅运行测试产物时无需安装 Visual Studio 与 Qt；</w:t>
+      </w:r>
+    </w:p>
+    <w:p>
+      <w:pPr>
+        <w:pStyle w:val="ListParagraph"/>
+        <w:numPr>
+          <w:ilvl w:val="0"/>
+          <w:numId w:val="2"/>
+        </w:numPr>
+        <w:spacing w:after="60"/>
+      </w:pPr>
+      <w:r>
+        <w:rPr>
+          <w:sz w:val="21"/>
+          <w:szCs w:val="21"/>
+        </w:rPr>
+        <w:t xml:space="preserve">MySQL 8.0（本机安装或使用局域网内已有服务器），具备建库权限的账号；</w:t>
+      </w:r>
+    </w:p>
+    <w:p>
+      <w:pPr>
+        <w:pStyle w:val="ListParagraph"/>
+        <w:numPr>
+          <w:ilvl w:val="0"/>
+          <w:numId w:val="2"/>
+        </w:numPr>
+        <w:spacing w:after="60"/>
+      </w:pPr>
+      <w:r>
+        <w:rPr>
+          <w:sz w:val="21"/>
+          <w:szCs w:val="21"/>
+        </w:rPr>
+        <w:t xml:space="preserve">Node.js ≥ 16（人脸识别服务运行依赖，node -v 验证）；</w:t>
+      </w:r>
+    </w:p>
+    <w:p>
+      <w:pPr>
+        <w:pStyle w:val="ListParagraph"/>
+        <w:numPr>
+          <w:ilvl w:val="0"/>
+          <w:numId w:val="2"/>
+        </w:numPr>
+        <w:spacing w:after="60"/>
+      </w:pPr>
+      <w:r>
+        <w:rPr>
+          <w:sz w:val="21"/>
+          <w:szCs w:val="21"/>
+        </w:rPr>
+        <w:t xml:space="preserve">VC++ 2015-2022 x64 运行库——编译产物目录已附带 vc_redist.x64.exe，双击安装即可；</w:t>
+      </w:r>
+    </w:p>
+    <w:p>
+      <w:pPr>
+        <w:pStyle w:val="ListParagraph"/>
+        <w:numPr>
+          <w:ilvl w:val="0"/>
+          <w:numId w:val="2"/>
+        </w:numPr>
+        <w:spacing w:after="60"/>
+      </w:pPr>
+      <w:r>
+        <w:rPr>
+          <w:sz w:val="21"/>
+          <w:szCs w:val="21"/>
+        </w:rPr>
+        <w:t xml:space="preserve">已获取：编译产物目录（源码仓库 build\Release\）与 tools\face-recognition 人脸服务目录。</w:t>
+      </w:r>
+    </w:p>
+    <w:p>
+      <w:pPr>
+        <w:pStyle w:val="Heading2"/>
+      </w:pPr>
+      <w:r>
+        <w:t xml:space="preserve">9.2 获取程序（二选一）</w:t>
+      </w:r>
+    </w:p>
+    <w:p>
+      <w:pPr>
+        <w:spacing w:after="60"/>
+      </w:pPr>
+      <w:r>
+        <w:rPr>
+          <w:sz w:val="21"/>
+          <w:szCs w:val="21"/>
+        </w:rPr>
+        <w:t xml:space="preserve">方式A 直接使用编译产物（推荐测试场景）：将 build\Release\ 整个目录拷贝到测试机（如 D:\SmartCabinet\），内含 QtSmartCabinet.exe 与 vc_redist.x64.exe。</w:t>
+      </w:r>
+    </w:p>
+    <w:p>
+      <w:pPr>
+        <w:spacing w:after="60"/>
+      </w:pPr>
+      <w:r>
+        <w:rPr>
+          <w:sz w:val="21"/>
+          <w:szCs w:val="21"/>
+        </w:rPr>
+        <w:t xml:space="preserve">方式B 源码编译：执行源码根目录 build.bat 一键构建（CMake 配置 + Release 编译，日志写 build_cmake.log）。注意：脚本内 VS2022 与 Qt 路径为开发机路径（D:\Program Files\...\VS2022 与 E:\Qt\6.5.3\msvc2019_64），测试机路径不同须先编辑 build.bat 再执行。产物输出到 build\Release\QtSmartCabinet.exe。</w:t>
+      </w:r>
+    </w:p>
+    <w:p>
+      <w:pPr>
+        <w:pStyle w:val="Heading2"/>
+      </w:pPr>
+      <w:r>
+        <w:t xml:space="preserve">9.3 数据库准备</w:t>
+      </w:r>
+    </w:p>
+    <w:p>
+      <w:pPr>
+        <w:pStyle w:val="ListParagraph"/>
+        <w:numPr>
+          <w:ilvl w:val="0"/>
+          <w:numId w:val="2"/>
+        </w:numPr>
+        <w:spacing w:after="60"/>
+      </w:pPr>
+      <w:r>
+        <w:rPr>
+          <w:sz w:val="21"/>
+          <w:szCs w:val="21"/>
+        </w:rPr>
+        <w:t xml:space="preserve">安装 MySQL 8.0 并确认服务已启动（services.msc 中 MySQL80 为“正在运行”）；</w:t>
+      </w:r>
+    </w:p>
+    <w:p>
+      <w:pPr>
+        <w:pStyle w:val="ListParagraph"/>
+        <w:numPr>
+          <w:ilvl w:val="0"/>
+          <w:numId w:val="2"/>
+        </w:numPr>
+        <w:spacing w:after="60"/>
+      </w:pPr>
+      <w:r>
+        <w:rPr>
+          <w:sz w:val="21"/>
+          <w:szCs w:val="21"/>
+        </w:rPr>
+        <w:t xml:space="preserve">导入全量备份。备份文件随仓库 db_backup\ 目录提供（含建库语句、业务表、数据、例程与触发器），取最新一份执行：mysql -uroot -p &lt; db_backup\smart_cabinet_20261015_153417.sql；</w:t>
+      </w:r>
+    </w:p>
+    <w:p>
+      <w:pPr>
+        <w:pStyle w:val="ListParagraph"/>
+        <w:numPr>
+          <w:ilvl w:val="0"/>
+          <w:numId w:val="2"/>
+        </w:numPr>
+        <w:spacing w:after="60"/>
+      </w:pPr>
+      <w:r>
+        <w:rPr>
+          <w:sz w:val="21"/>
+          <w:szCs w:val="21"/>
+        </w:rPr>
+        <w:t xml:space="preserve">导入完成后验证：mysql -uroot -p -e "SHOW TABLES FROM smart_cabinet;" 应列出 sys_user、tool_info、tool_position_mapping 等业务表。</w:t>
+      </w:r>
+    </w:p>
+    <w:p>
+      <w:pPr>
+        <w:pStyle w:val="Heading2"/>
+      </w:pPr>
+      <w:r>
+        <w:t xml:space="preserve">9.4 部署人脸识别服务</w:t>
+      </w:r>
+    </w:p>
+    <w:p>
+      <w:pPr>
+        <w:pStyle w:val="ListParagraph"/>
+        <w:numPr>
+          <w:ilvl w:val="0"/>
+          <w:numId w:val="2"/>
+        </w:numPr>
+        <w:spacing w:after="60"/>
+      </w:pPr>
+      <w:r>
+        <w:rPr>
+          <w:sz w:val="21"/>
+          <w:szCs w:val="21"/>
+        </w:rPr>
+        <w:t xml:space="preserve">将仓库 tools\face-recognition 整个目录拷贝到 exe 同级的 tools\face-recognition（必须包含 face-server.js、node_modules、models 三个子项，缺一不可）；</w:t>
+      </w:r>
+    </w:p>
+    <w:p>
+      <w:pPr>
+        <w:pStyle w:val="ListParagraph"/>
+        <w:numPr>
+          <w:ilvl w:val="0"/>
+          <w:numId w:val="2"/>
+        </w:numPr>
+        <w:spacing w:after="60"/>
+      </w:pPr>
+      <w:r>
+        <w:rPr>
+          <w:sz w:val="21"/>
+          <w:szCs w:val="21"/>
+        </w:rPr>
+        <w:t xml:space="preserve">测试机安装 Node.js ≥ 16；</w:t>
+      </w:r>
+    </w:p>
+    <w:p>
+      <w:pPr>
+        <w:pStyle w:val="ListParagraph"/>
+        <w:numPr>
+          <w:ilvl w:val="0"/>
+          <w:numId w:val="2"/>
+        </w:numPr>
+        <w:spacing w:after="60"/>
+      </w:pPr>
+      <w:r>
+        <w:rPr>
+          <w:sz w:val="21"/>
+          <w:szCs w:val="21"/>
+        </w:rPr>
+        <w:t xml:space="preserve">程序启动时自动拉起人脸服务。验证：访问 http://127.0.0.1:8089/health 应返回 {"ready":true}。</w:t>
+      </w:r>
+    </w:p>
+    <w:p>
+      <w:pPr>
+        <w:pStyle w:val="Heading2"/>
+      </w:pPr>
+      <w:r>
+        <w:t xml:space="preserve">9.5 system.ini 配置项说明（配置项测试重点）</w:t>
+      </w:r>
+    </w:p>
+    <w:p>
+      <w:pPr>
+        <w:spacing w:after="60"/>
+      </w:pPr>
+      <w:r>
+        <w:rPr>
+          <w:sz w:val="21"/>
+          <w:szCs w:val="21"/>
+        </w:rPr>
+        <w:t xml:space="preserve">首次运行程序会在 exe 同级自动生成 system.ini（UTF-8 带 BOM）。各配置节与测试核对要点如下（键名与程序 AppConfig 默认值一一对应）：</w:t>
+      </w:r>
+    </w:p>
+    <w:p>
+      <w:pPr>
+        <w:pStyle w:val="ListParagraph"/>
+        <w:numPr>
+          <w:ilvl w:val="0"/>
+          <w:numId w:val="2"/>
+        </w:numPr>
+        <w:spacing w:after="60"/>
+      </w:pPr>
+      <w:r>
+        <w:rPr>
+          <w:sz w:val="21"/>
+          <w:szCs w:val="21"/>
+        </w:rPr>
+        <w:t xml:space="preserve">[Database] host/port/name/user/pass：数据库连接，默认 127.0.0.1:3306/smart_cabinet，root/root 仅为占位须改为测试环境实际值；修改后重启程序生效；</w:t>
+      </w:r>
+    </w:p>
+    <w:p>
+      <w:pPr>
+        <w:pStyle w:val="ListParagraph"/>
+        <w:numPr>
+          <w:ilvl w:val="0"/>
+          <w:numId w:val="2"/>
+        </w:numPr>
+        <w:spacing w:after="60"/>
+      </w:pPr>
+      <w:r>
+        <w:rPr>
+          <w:sz w:val="21"/>
+          <w:szCs w:val="21"/>
+        </w:rPr>
+        <w:t xml:space="preserve">[Local] group_id/group_name：本机机组标识，借还与台账数据按机组隔离；</w:t>
+      </w:r>
+    </w:p>
+    <w:p>
+      <w:pPr>
+        <w:pStyle w:val="ListParagraph"/>
+        <w:numPr>
+          <w:ilvl w:val="0"/>
+          <w:numId w:val="2"/>
+        </w:numPr>
+        <w:spacing w:after="60"/>
+      </w:pPr>
+      <w:r>
+        <w:rPr>
+          <w:sz w:val="21"/>
+          <w:szCs w:val="21"/>
+        </w:rPr>
+        <w:t xml:space="preserve">[Network] ip/mask/gateway/dns/server、speed_mode（0=自适应 1=百兆）、network_mode（0=单机 1=联网）；</w:t>
+      </w:r>
+    </w:p>
+    <w:p>
+      <w:pPr>
+        <w:pStyle w:val="ListParagraph"/>
+        <w:numPr>
+          <w:ilvl w:val="0"/>
+          <w:numId w:val="2"/>
+        </w:numPr>
+        <w:spacing w:after="60"/>
+      </w:pPr>
+      <w:r>
+        <w:rPr>
+          <w:sz w:val="21"/>
+          <w:szCs w:val="21"/>
+        </w:rPr>
+        <w:t xml:space="preserve">[Alert] buzzer_vol（蜂鸣音量）、led_enabled、overdue_hours（逾期阈值小时）、door_timeout（柜门超时秒）、vision_enabled、power_alarm_mode、auto_confirm；</w:t>
+      </w:r>
+    </w:p>
+    <w:p>
+      <w:pPr>
+        <w:pStyle w:val="ListParagraph"/>
+        <w:numPr>
+          <w:ilvl w:val="0"/>
+          <w:numId w:val="2"/>
+        </w:numPr>
+        <w:spacing w:after="60"/>
+      </w:pPr>
+      <w:r>
+        <w:rPr>
+          <w:sz w:val="21"/>
+          <w:szCs w:val="21"/>
+        </w:rPr>
+        <w:t xml:space="preserve">[Borrow] max_count（最大借用数）、default_period（借用周期天）、return_buffer（归还缓冲分钟）、manual_unlock、brightness、lock_time（自动锁屏分钟）、face_sensitivity；</w:t>
+      </w:r>
+    </w:p>
+    <w:p>
+      <w:pPr>
+        <w:pStyle w:val="ListParagraph"/>
+        <w:numPr>
+          <w:ilvl w:val="0"/>
+          <w:numId w:val="2"/>
+        </w:numPr>
+        <w:spacing w:after="60"/>
+      </w:pPr>
+      <w:r>
+        <w:rPr>
+          <w:sz w:val="21"/>
+          <w:szCs w:val="21"/>
+        </w:rPr>
+        <w:t xml:space="preserve">[Backup] auto_enabled、period、cache_hours、path（数据库备份输出目录）；</w:t>
+      </w:r>
+    </w:p>
+    <w:p>
+      <w:pPr>
+        <w:pStyle w:val="ListParagraph"/>
+        <w:numPr>
+          <w:ilvl w:val="0"/>
+          <w:numId w:val="2"/>
+        </w:numPr>
+        <w:spacing w:after="60"/>
+      </w:pPr>
+      <w:r>
+        <w:rPr>
+          <w:sz w:val="21"/>
+          <w:szCs w:val="21"/>
+        </w:rPr>
+        <w:t xml:space="preserve">[System] version：界面显示的软件版本号。</w:t>
+      </w:r>
+    </w:p>
+    <w:p>
+      <w:pPr>
+        <w:spacing w:after="60"/>
+      </w:pPr>
+      <w:r>
+        <w:rPr>
+          <w:sz w:val="21"/>
+          <w:szCs w:val="21"/>
+        </w:rPr>
+        <w:t xml:space="preserve">⚠ 配置项测试标准动作：系统设置页修改 → 点“保存全部设置”落盘 system.ini → 重开设置页核对回显 → 重启程序核对持久化。注意 [Database] 节修改后必须重启程序才会重连数据库。</w:t>
+      </w:r>
+    </w:p>
+    <w:p>
+      <w:pPr>
+        <w:pStyle w:val="Heading2"/>
+      </w:pPr>
+      <w:r>
+        <w:t xml:space="preserve">9.6 启动后验证清单（配置项测试冒烟）</w:t>
+      </w:r>
+    </w:p>
+    <w:p>
+      <w:pPr>
+        <w:pStyle w:val="ListParagraph"/>
+        <w:numPr>
+          <w:ilvl w:val="0"/>
+          <w:numId w:val="2"/>
+        </w:numPr>
+        <w:spacing w:after="60"/>
+      </w:pPr>
+      <w:r>
+        <w:rPr>
+          <w:sz w:val="21"/>
+          <w:szCs w:val="21"/>
+        </w:rPr>
+        <w:t xml:space="preserve">程序启动进入登录页，摄像头预览正常（无摄像头设备不影响其余配置项测试，可用密码登录）；</w:t>
+      </w:r>
+    </w:p>
+    <w:p>
+      <w:pPr>
+        <w:pStyle w:val="ListParagraph"/>
+        <w:numPr>
+          <w:ilvl w:val="0"/>
+          <w:numId w:val="2"/>
+        </w:numPr>
+        <w:spacing w:after="60"/>
+      </w:pPr>
+      <w:r>
+        <w:rPr>
+          <w:sz w:val="21"/>
+          <w:szCs w:val="21"/>
+        </w:rPr>
+        <w:t xml:space="preserve">使用测试账号登录：导入库中的用户初始口令为 123456，首次登录会强制要求设置新口令（新口令不允许再是 123456）；</w:t>
+      </w:r>
+    </w:p>
+    <w:p>
+      <w:pPr>
+        <w:pStyle w:val="ListParagraph"/>
+        <w:numPr>
+          <w:ilvl w:val="0"/>
+          <w:numId w:val="2"/>
+        </w:numPr>
+        <w:spacing w:after="60"/>
+      </w:pPr>
+      <w:r>
+        <w:rPr>
+          <w:sz w:val="21"/>
+          <w:szCs w:val="21"/>
+        </w:rPr>
+        <w:t xml:space="preserve">按 9.5 的标准动作逐节完成配置项测试；</w:t>
+      </w:r>
+    </w:p>
+    <w:p>
+      <w:pPr>
+        <w:pStyle w:val="ListParagraph"/>
+        <w:numPr>
+          <w:ilvl w:val="0"/>
+          <w:numId w:val="2"/>
+        </w:numPr>
+        <w:spacing w:after="60"/>
+      </w:pPr>
+      <w:r>
+        <w:rPr>
+          <w:sz w:val="21"/>
+          <w:szCs w:val="21"/>
+        </w:rPr>
+        <w:t xml:space="preserve">exe 同级 logs\ 目录自动生成：app_日期.log 为运行主日志，network.log、backup.log、brightness.log 为对应模块日志；</w:t>
+      </w:r>
+    </w:p>
+    <w:p>
+      <w:pPr>
+        <w:pStyle w:val="ListParagraph"/>
+        <w:numPr>
+          <w:ilvl w:val="0"/>
+          <w:numId w:val="2"/>
+        </w:numPr>
+        <w:spacing w:after="60"/>
+      </w:pPr>
+      <w:r>
+        <w:rPr>
+          <w:sz w:val="21"/>
+          <w:szCs w:val="21"/>
+        </w:rPr>
+        <w:t xml:space="preserve">人脸链路验证：对已录入人脸的用户刷脸应能登录；判定明细可在 face_recog_log 表与日志中 [FaceRecog] 前缀记录核查。</w:t>
+      </w:r>
+    </w:p>
+    <w:p>
+      <w:pPr>
+        <w:pStyle w:val="Heading2"/>
+      </w:pPr>
+      <w:r>
+        <w:t xml:space="preserve">9.7 Windows 常见问题</w:t>
+      </w:r>
+    </w:p>
+    <w:p>
+      <w:pPr>
+        <w:pStyle w:val="ListParagraph"/>
+        <w:numPr>
+          <w:ilvl w:val="0"/>
+          <w:numId w:val="2"/>
+        </w:numPr>
+        <w:spacing w:after="60"/>
+      </w:pPr>
+      <w:r>
+        <w:rPr>
+          <w:sz w:val="21"/>
+          <w:szCs w:val="21"/>
+        </w:rPr>
+        <w:t xml:space="preserve">双击 exe 无反应或提示缺 DLL → 缺 VC++ 运行库，先运行产物目录中的 vc_redist.x64.exe；仍缺 Qt 依赖 DLL 时在产物目录执行 windeployqt QtSmartCabinet.exe 补齐；</w:t>
+      </w:r>
+    </w:p>
+    <w:p>
+      <w:pPr>
+        <w:pStyle w:val="ListParagraph"/>
+        <w:numPr>
+          <w:ilvl w:val="0"/>
+          <w:numId w:val="2"/>
+        </w:numPr>
+        <w:spacing w:after="60"/>
+      </w:pPr>
+      <w:r>
+        <w:rPr>
+          <w:sz w:val="21"/>
+          <w:szCs w:val="21"/>
+        </w:rPr>
+        <w:t xml:space="preserve">登录提示数据库连接失败 → system.ini [Database] 与实际环境不符，或 MySQL 服务未启动（services.msc 检查）；</w:t>
+      </w:r>
+    </w:p>
+    <w:p>
+      <w:pPr>
+        <w:pStyle w:val="ListParagraph"/>
+        <w:numPr>
+          <w:ilvl w:val="0"/>
+          <w:numId w:val="2"/>
+        </w:numPr>
+        <w:spacing w:after="60"/>
+      </w:pPr>
+      <w:r>
+        <w:rPr>
+          <w:sz w:val="21"/>
+          <w:szCs w:val="21"/>
+        </w:rPr>
+        <w:t xml:space="preserve">人脸功能全废 → tools\face-recognition 未部署或未装 Node.js：确认三个子项齐全且 node -v ≥ 16，并用 http://127.0.0.1:8089/health 验证；</w:t>
+      </w:r>
+    </w:p>
+    <w:p>
+      <w:pPr>
+        <w:pStyle w:val="ListParagraph"/>
+        <w:numPr>
+          <w:ilvl w:val="0"/>
+          <w:numId w:val="2"/>
+        </w:numPr>
+        <w:spacing w:after="60"/>
+      </w:pPr>
+      <w:r>
+        <w:rPr>
+          <w:sz w:val="21"/>
+          <w:szCs w:val="21"/>
+        </w:rPr>
+        <w:t xml:space="preserve">人脸服务启动失败/端口冲突 → 8089 端口被占用：netstat -ano | findstr 8089 找到占用进程结束之；如需改端口须修改 Constants.h 的 FACE_SERVER_PORT 后重新编译；</w:t>
+      </w:r>
+    </w:p>
+    <w:p>
+      <w:pPr>
+        <w:pStyle w:val="ListParagraph"/>
+        <w:numPr>
+          <w:ilvl w:val="0"/>
+          <w:numId w:val="2"/>
+        </w:numPr>
+        <w:spacing w:after="60"/>
+      </w:pPr>
+      <w:r>
+        <w:rPr>
+          <w:sz w:val="21"/>
+          <w:szCs w:val="21"/>
+        </w:rPr>
+        <w:t xml:space="preserve">摄像头黑屏 → 相机被其他程序独占，或 Windows“隐私设置-相机”未允许桌面应用访问；</w:t>
+      </w:r>
+    </w:p>
+    <w:p>
+      <w:pPr>
+        <w:pStyle w:val="ListParagraph"/>
+        <w:numPr>
+          <w:ilvl w:val="0"/>
+          <w:numId w:val="2"/>
+        </w:numPr>
+        <w:spacing w:after="60"/>
+      </w:pPr>
+      <w:r>
+        <w:rPr>
+          <w:sz w:val="21"/>
+          <w:szCs w:val="21"/>
+        </w:rPr>
+        <w:t xml:space="preserve">system.ini 中文乱码 → 该文件必须为 UTF-8 带 BOM 编码，手工编辑后请用支持 UTF-8 BOM 的编辑器保存。</w:t>
+      </w:r>
+    </w:p>
+    <w:p>
+      <w:pPr>
+        <w:pStyle w:val="Heading1"/>
+        <w:pageBreakBefore/>
+      </w:pPr>
+      <w:r>
+        <w:t xml:space="preserve">第10章 麒麟系统部署</w:t>
       </w:r>
     </w:p>
     <w:p>
@@ -11492,7 +12110,7 @@
         <w:pageBreakBefore/>
       </w:pPr>
       <w:r>
-        <w:t xml:space="preserve">第10章 代码规范与红线</w:t>
+        <w:t xml:space="preserve">第11章 代码规范与红线</w:t>
       </w:r>
     </w:p>
     <w:p>
@@ -13119,7 +13737,7 @@
         <w:pageBreakBefore/>
       </w:pPr>
       <w:r>
-        <w:t xml:space="preserve">第11章 常见故障速查表</w:t>
+        <w:t xml:space="preserve">第12章 常见故障速查表</w:t>
       </w:r>
     </w:p>
     <w:tbl>
@@ -13893,7 +14511,7 @@
         <w:pageBreakBefore/>
       </w:pPr>
       <w:r>
-        <w:t xml:space="preserve">第12章 维护工作流与知识沉淀</w:t>
+        <w:t xml:space="preserve">第13章 维护工作流与知识沉淀</w:t>
       </w:r>
     </w:p>
     <w:p>
@@ -15433,7 +16051,7 @@
           <w:sz w:val="18"/>
           <w:szCs w:val="18"/>
         </w:rPr>
-        <w:t xml:space="preserve">文档版本 V2.00　编写：袁燕　更新日期：2026-10-03</w:t>
+        <w:t xml:space="preserve">文档版本 V2.12　编写：袁燕　更新日期：2026-10-15</w:t>
       </w:r>
     </w:p>
     <w:p>

--- a/docs/智能工具柜系统-新人维护与麒麟部署手册.docx
+++ b/docs/智能工具柜系统-新人维护与麒麟部署手册.docx
@@ -8920,11 +8920,7 @@
         <w:spacing w:after="140" w:before="60"/>
       </w:pPr>
       <w:r>
-        <w:rPr>
-          <w:sz w:val="20"/>
-          <w:szCs w:val="20"/>
-        </w:rPr>
-        <w:t xml:space="preserve">部署必须携带 tools/face-recognition/（含 face-server.js、node_modules、models），否则柜机上人脸功能全部不可用。</w:t>
+        <w:t xml:space="preserve">部署必须携带 tools/face-recognition/（含 face-server.js、node_modules、models 三个子项），否则柜机上人脸功能全部不可用。注意 node_modules 不随 git 分发，克隆后需按 9.4.1 节补齐。</w:t>
       </w:r>
     </w:p>
     <w:p>
@@ -9395,11 +9391,7 @@
         <w:spacing w:after="60"/>
       </w:pPr>
       <w:r>
-        <w:rPr>
-          <w:sz w:val="21"/>
-          <w:szCs w:val="21"/>
-        </w:rPr>
-        <w:t xml:space="preserve">将 tools/face-recognition/node_modules 与 models 一并准备好（缺失则人脸功能不可用）。</w:t>
+        <w:t xml:space="preserve">tools/face-recognition 的运行依赖 node_modules（约 292MB，不随 git 分发，需 npm install 或从已部署机器拷贝）必须存在；识别模型 models 自 2026-10-16 起已随 git 分发，克隆即得（若手动删过需补齐）。两者缺失任一都会让人脸功能不可用。</w:t>
       </w:r>
     </w:p>
     <w:p>
@@ -10931,6 +10923,100 @@
     </w:p>
     <w:p>
       <w:pPr>
+        <w:pStyle w:val="Heading2"/>
+      </w:pPr>
+      <w:r>
+        <w:rPr>
+          <w:b/>
+          <w:bCs/>
+        </w:rPr>
+        <w:t xml:space="preserve">9.4.1 人脸服务依赖的获取（必读，新人最易卡在这里）</w:t>
+      </w:r>
+    </w:p>
+    <w:p>
+      <w:pPr>
+        <w:pStyle w:val="Heading2"/>
+      </w:pPr>
+      <w:r>
+        <w:t xml:space="preserve">人脸服务目录 tools/face-recognition 下有三个缺一不可的子项：face-server.js（服务源码，已纳入 git）、node_modules（运行依赖，约 292MB，因体积不纳入 git）、models（人脸识别模型，自 2026-10-16 起已纳入 git）。</w:t>
+      </w:r>
+    </w:p>
+    <w:p>
+      <w:pPr>
+        <w:pStyle w:val="Heading2"/>
+      </w:pPr>
+      <w:r>
+        <w:t xml:space="preserve">新人从 git 克隆仓库后，tools/face-recognition 里默认只有源码，没有 node_modules；若直接部署，会导致刷脸登录与人脸录入全部失效且不易排查。</w:t>
+      </w:r>
+    </w:p>
+    <w:p>
+      <w:pPr>
+        <w:pStyle w:val="Heading2"/>
+      </w:pPr>
+      <w:r>
+        <w:t xml:space="preserve">补齐 node_modules 有两种方式：</w:t>
+      </w:r>
+    </w:p>
+    <w:p>
+      <w:pPr>
+        <w:pStyle w:val="Heading2"/>
+      </w:pPr>
+      <w:r>
+        <w:rPr>
+          <w:b/>
+          <w:bCs/>
+        </w:rPr>
+        <w:t xml:space="preserve">方式一（联网，开发机推荐）：在 tools/face-recognition 目录下依次执行</w:t>
+      </w:r>
+    </w:p>
+    <w:p>
+      <w:pPr>
+        <w:pStyle w:val="Heading2"/>
+      </w:pPr>
+      <w:r>
+        <w:rPr>
+          <w:rFonts w:ascii="Consolas" w:hAnsi="Consolas" w:eastAsia="Consolas"/>
+        </w:rPr>
+        <w:t xml:space="preserve">npm install</w:t>
+      </w:r>
+    </w:p>
+    <w:p>
+      <w:pPr>
+        <w:pStyle w:val="Heading2"/>
+      </w:pPr>
+      <w:r>
+        <w:rPr>
+          <w:rFonts w:ascii="Consolas" w:hAnsi="Consolas" w:eastAsia="Consolas"/>
+        </w:rPr>
+        <w:t xml:space="preserve">node prune-node-modules.js</w:t>
+      </w:r>
+    </w:p>
+    <w:p>
+      <w:pPr>
+        <w:pStyle w:val="Heading2"/>
+      </w:pPr>
+      <w:r>
+        <w:t xml:space="preserve">npm install 会拉取 @vladmandic/face-api、@tensorflow/tfjs 等依赖；prune 脚本删除约 195MB 非运行期文件（sourcemap、演示页），并把被 npm 覆盖的 tfjs-node 兼容层写回（缺它服务在 Node v22 启动失败）。</w:t>
+      </w:r>
+    </w:p>
+    <w:p>
+      <w:pPr>
+        <w:pStyle w:val="Heading2"/>
+      </w:pPr>
+      <w:r>
+        <w:t xml:space="preserve">方式二（离线 / 柜机）：直接从一台已部署正常的机器，把整个 tools/face-recognition 目录（含 node_modules、models）整体拷贝过来。最省事、最不易出错，离线与生产柜机必须走这条。</w:t>
+      </w:r>
+    </w:p>
+    <w:p>
+      <w:pPr>
+        <w:pStyle w:val="Heading2"/>
+      </w:pPr>
+      <w:r>
+        <w:t xml:space="preserve">部署校验：启动后执行  curl http://127.0.0.1:8089/health ，应返回 {"ready":true}；否则按 9.7 节故障表排查。</w:t>
+      </w:r>
+    </w:p>
+    <w:p>
+      <w:pPr>
         <w:pStyle w:val="ListParagraph"/>
         <w:numPr>
           <w:ilvl w:val="0"/>
@@ -11425,6 +11511,50 @@
       </w:pPr>
       <w:r>
         <w:t xml:space="preserve">9.2 编译部署</w:t>
+      </w:r>
+    </w:p>
+    <w:p>
+      <w:pPr>
+        <w:pStyle w:val="Heading2"/>
+      </w:pPr>
+      <w:r>
+        <w:rPr>
+          <w:b/>
+          <w:bCs/>
+        </w:rPr>
+        <w:t xml:space="preserve">9.2.1 打包机本地的依赖准备（重要）</w:t>
+      </w:r>
+    </w:p>
+    <w:p>
+      <w:pPr>
+        <w:pStyle w:val="Heading2"/>
+      </w:pPr>
+      <w:r>
+        <w:t xml:space="preserve">build_kylin.sh / build-kylin-arm64.sh 的“复制人脸识别服务”步骤，是从打包机本地的 tools/face-recognition 物理目录 cp -r 复制，并非从 git 拉取。</w:t>
+      </w:r>
+    </w:p>
+    <w:p>
+      <w:pPr>
+        <w:pStyle w:val="Heading2"/>
+      </w:pPr>
+      <w:r>
+        <w:t xml:space="preserve">因此打包机本地必须已存在完整的 node_modules（约 292MB）。若打包机是刚克隆的纯净仓库，需先进入 tools/face-recognition 执行 npm install（联网）或从已部署机器拷贝该目录，再运行打包脚本；否则产出的安装包缺依赖，柜机人脸功能全废。</w:t>
+      </w:r>
+    </w:p>
+    <w:p>
+      <w:pPr>
+        <w:pStyle w:val="Heading2"/>
+      </w:pPr>
+      <w:r>
+        <w:t xml:space="preserve">models 目录自 2026-10-16 起已纳入 git，克隆即得；但 node_modules 仍需上述方式补齐。</w:t>
+      </w:r>
+    </w:p>
+    <w:p>
+      <w:pPr>
+        <w:pStyle w:val="Heading2"/>
+      </w:pPr>
+      <w:r>
+        <w:t xml:space="preserve">离线柜机：直接用方式二从已部署机器整体拷贝 tools/face-recognition 目录最稳妥。</w:t>
       </w:r>
     </w:p>
     <w:p>

--- a/docs/智能工具柜系统-新人维护与麒麟部署手册.docx
+++ b/docs/智能工具柜系统-新人维护与麒麟部署手册.docx
@@ -3470,7 +3470,7 @@
                 <w:sz w:val="20"/>
                 <w:szCs w:val="20"/>
               </w:rPr>
-              <w:t xml:space="preserve">网络/告警阈值/借还参数/备份周期+系统信息</w:t>
+              <w:t xml:space="preserve">网络/告警阈值/借还参数/备份周期</w:t>
             </w:r>
           </w:p>
         </w:tc>
@@ -8528,7 +8528,7 @@
           <w:sz w:val="21"/>
           <w:szCs w:val="21"/>
         </w:rPr>
-        <w:t xml:space="preserve">四个面板：网络配置、告警参数、借还参数、备份与系统信息。面板已按区块拆分（buildBackupForm / buildSystemInfoSection / buildMachineGroupSection / buildBackupSaveBar）。新增配置项流程：AppConfig 加读写方法 → system.ini 加键 → 对应 buildXxx 加控件 → 保存槽函数落盘。</w:t>
+        <w:t xml:space="preserve">四个面板：网络配置、告警参数、借还参数、数据备份。面板已按区块拆分（buildBackupForm / buildBackupSaveBar）。新增配置项流程：AppConfig 加读写方法 → system.ini 加键 → 对应 buildXxx 加控件 → 保存槽函数落盘。</w:t>
       </w:r>
     </w:p>
     <w:p>

--- a/docs/智能工具柜系统-新人维护与麒麟部署手册.docx
+++ b/docs/智能工具柜系统-新人维护与麒麟部署手册.docx
@@ -1471,7 +1471,7 @@
                 <w:sz w:val="20"/>
                 <w:szCs w:val="20"/>
               </w:rPr>
-              <w:t xml:space="preserve">10</w:t>
+              <w:t xml:space="preserve">4</w:t>
             </w:r>
           </w:p>
         </w:tc>
@@ -1497,7 +1497,7 @@
                 <w:sz w:val="20"/>
                 <w:szCs w:val="20"/>
               </w:rPr>
-              <w:t xml:space="preserve">控制层：5 个 Controller（Tool/User/Auth/Setting/Alert），需缓存或多次聚合时编排；纯查询页面可不经过</w:t>
+              <w:t xml:space="preserve">控制层：2 个 Controller（Tool/User），需缓存或多次聚合时编排；纯查询页面可不经过</w:t>
             </w:r>
           </w:p>
         </w:tc>
@@ -16119,7 +16119,7 @@
           <w:sz w:val="21"/>
           <w:szCs w:val="21"/>
         </w:rPr>
-        <w:t xml:space="preserve">✅ 已完成：ReturnController/BorrowController 已删除，控制层收敛为 Tool/User/Auth/Setting/Alert 5 个 Controller；</w:t>
+        <w:t xml:space="preserve">✅ 已完成：ReturnController/BorrowController 已删除，控制层收敛为 Tool/User 2 个 Controller；</w:t>
       </w:r>
     </w:p>
     <w:p>

--- a/docs/智能工具柜系统-新人维护与麒麟部署手册.docx
+++ b/docs/智能工具柜系统-新人维护与麒麟部署手册.docx
@@ -454,7 +454,7 @@
                 <w:sz w:val="20"/>
                 <w:szCs w:val="20"/>
               </w:rPr>
-              <w:t xml:space="preserve">MySQL 8.0</w:t>
+              <w:t xml:space="preserve">MySQL 5.7</w:t>
             </w:r>
           </w:p>
         </w:tc>
@@ -3702,7 +3702,7 @@
           <w:sz w:val="21"/>
           <w:szCs w:val="21"/>
         </w:rPr>
-        <w:t xml:space="preserve">数据库：MySQL 8.0，库名与账号见程序目录 system.ini 的 [Database] 段</w:t>
+        <w:t xml:space="preserve">数据库：MySQL 5.7，库名与账号见程序目录 system.ini 的 [Database] 段</w:t>
       </w:r>
     </w:p>
     <w:p>
@@ -3777,7 +3777,7 @@
         <w:pStyle w:val="Heading2"/>
       </w:pPr>
       <w:r>
-        <w:t xml:space="preserve">3.2 数据表清单（14 张业务表 + system_config 配置表）</w:t>
+        <w:t xml:space="preserve">3.2 数据表清单（14 张业务表 + 1 个视图 v_tool_latest_operation）</w:t>
       </w:r>
     </w:p>
     <w:tbl>
@@ -3941,7 +3941,7 @@
                 <w:sz w:val="20"/>
                 <w:szCs w:val="20"/>
               </w:rPr>
-              <w:t xml:space="preserve">id, account, real_name, role, auth_list, department</w:t>
+              <w:t xml:space="preserve">user_id, username, real_name, work_no, role, dept_id, status, face_feature</w:t>
             </w:r>
           </w:p>
         </w:tc>
@@ -3967,7 +3967,7 @@
                 <w:sz w:val="20"/>
                 <w:szCs w:val="20"/>
               </w:rPr>
-              <w:t xml:space="preserve">用户账号与权限（auth_list 存页面/操作授权）</w:t>
+              <w:t xml:space="preserve">用户账号与权限（role 区分 admin/user/manager，密码哈希存储不落明文）</w:t>
             </w:r>
           </w:p>
         </w:tc>
@@ -4261,7 +4261,7 @@
                 <w:sz w:val="20"/>
                 <w:szCs w:val="20"/>
               </w:rPr>
-              <w:t xml:space="preserve">id, tool_code, tool_name, spec, category_id, vision_tag, total_qty, in_stock_qty, current_qty, latest_op_user, latest_op_time, latest_op_type, created_at, document_path</w:t>
+              <w:t xml:space="preserve">tool_id, tool_code, tool_name, spec, category_id, cabinet_id, machine_group_id, layer, position, total_qty, current_qty, status, vision_tag, document_path</w:t>
             </w:r>
           </w:p>
         </w:tc>
@@ -4287,7 +4287,7 @@
                 <w:sz w:val="20"/>
                 <w:szCs w:val="20"/>
               </w:rPr>
-              <w:t xml:space="preserve">工具主档（一个种类一条）</w:t>
+              <w:t xml:space="preserve">工具主档（核心资产；位置信息以 tool_position_mapping 为准）</w:t>
             </w:r>
           </w:p>
         </w:tc>
@@ -4341,7 +4341,7 @@
                 <w:sz w:val="20"/>
                 <w:szCs w:val="20"/>
               </w:rPr>
-              <w:t xml:space="preserve">id, tool_id, cabinet_id, layer, position, machine_group_id, status，UNIQUE(cabinet_id,layer,position)</w:t>
+              <w:t xml:space="preserve">mapping_id, tool_id, cabinet_id, layer, position, created_at, status，UNIQUE(cabinet_id,layer,position)</w:t>
             </w:r>
           </w:p>
         </w:tc>
@@ -4501,7 +4501,7 @@
                 <w:sz w:val="20"/>
                 <w:szCs w:val="20"/>
               </w:rPr>
-              <w:t xml:space="preserve">id, tool_code, operation_type, operator, content, time</w:t>
+              <w:t xml:space="preserve">log_id, user_id, operation_type, target_type, target_id, content, result, created_at</w:t>
             </w:r>
           </w:p>
         </w:tc>
@@ -4527,7 +4527,7 @@
                 <w:sz w:val="20"/>
                 <w:szCs w:val="20"/>
               </w:rPr>
-              <w:t xml:space="preserve">出入库操作日志（入库记供应商、出库记原因）</w:t>
+              <w:t xml:space="preserve">系统操作审计日志（登录/借用/归还/出入库，target_type+target_id 定位对象）</w:t>
             </w:r>
           </w:p>
         </w:tc>
@@ -4661,7 +4661,7 @@
                 <w:sz w:val="20"/>
                 <w:szCs w:val="20"/>
               </w:rPr>
-              <w:t xml:space="preserve">id, type_id, level, title, detail, status, handler_id</w:t>
+              <w:t xml:space="preserve">alert_id, type_id, tool_id, content, status, user_id, handler_id, remark</w:t>
             </w:r>
           </w:p>
         </w:tc>
@@ -4687,7 +4687,7 @@
                 <w:sz w:val="20"/>
                 <w:szCs w:val="20"/>
               </w:rPr>
-              <w:t xml:space="preserve">告警记录与类型字典（闭环管理）</w:t>
+              <w:t xml:space="preserve">告警记录与类型字典：类型与级别取自字典表 sys_alert_type（闭环管理）</w:t>
             </w:r>
           </w:p>
         </w:tc>
@@ -4741,7 +4741,7 @@
                 <w:sz w:val="20"/>
                 <w:szCs w:val="20"/>
               </w:rPr>
-              <w:t xml:space="preserve">id, user_id, confidence, is_stranger, time</w:t>
+              <w:t xml:space="preserve">log_id, result, best_sim, matched_user, elapsed_ms, created_at</w:t>
             </w:r>
           </w:p>
         </w:tc>
@@ -4767,87 +4767,7 @@
                 <w:sz w:val="20"/>
                 <w:szCs w:val="20"/>
               </w:rPr>
-              <w:t xml:space="preserve">人脸识别日志（含陌生人记录）</w:t>
-            </w:r>
-          </w:p>
-        </w:tc>
-      </w:tr>
-      <w:tr>
-        <w:tc>
-          <w:tcPr>
-            <w:tcW w:type="dxa" w:w="2500"/>
-            <w:tcBorders>
-              <w:top w:val="single" w:color="BFBFBF" w:sz="1"/>
-              <w:left w:val="single" w:color="BFBFBF" w:sz="1"/>
-              <w:bottom w:val="single" w:color="BFBFBF" w:sz="1"/>
-              <w:right w:val="single" w:color="BFBFBF" w:sz="1"/>
-            </w:tcBorders>
-            <w:tcMar>
-              <w:top w:type="dxa" w:w="60"/>
-              <w:left w:type="dxa" w:w="110"/>
-              <w:bottom w:type="dxa" w:w="60"/>
-              <w:right w:type="dxa" w:w="110"/>
-            </w:tcMar>
-          </w:tcPr>
-          <w:p>
-            <w:r>
-              <w:rPr>
-                <w:sz w:val="20"/>
-                <w:szCs w:val="20"/>
-              </w:rPr>
-              <w:t xml:space="preserve">system_config</w:t>
-            </w:r>
-          </w:p>
-        </w:tc>
-        <w:tc>
-          <w:tcPr>
-            <w:tcW w:type="dxa" w:w="1500"/>
-            <w:tcBorders>
-              <w:top w:val="single" w:color="BFBFBF" w:sz="1"/>
-              <w:left w:val="single" w:color="BFBFBF" w:sz="1"/>
-              <w:bottom w:val="single" w:color="BFBFBF" w:sz="1"/>
-              <w:right w:val="single" w:color="BFBFBF" w:sz="1"/>
-            </w:tcBorders>
-            <w:tcMar>
-              <w:top w:type="dxa" w:w="60"/>
-              <w:left w:type="dxa" w:w="110"/>
-              <w:bottom w:type="dxa" w:w="60"/>
-              <w:right w:type="dxa" w:w="110"/>
-            </w:tcMar>
-          </w:tcPr>
-          <w:p>
-            <w:r>
-              <w:rPr>
-                <w:sz w:val="20"/>
-                <w:szCs w:val="20"/>
-              </w:rPr>
-              <w:t xml:space="preserve">config_key, config_value, updated_at</w:t>
-            </w:r>
-          </w:p>
-        </w:tc>
-        <w:tc>
-          <w:tcPr>
-            <w:tcW w:type="dxa" w:w="5360"/>
-            <w:tcBorders>
-              <w:top w:val="single" w:color="BFBFBF" w:sz="1"/>
-              <w:left w:val="single" w:color="BFBFBF" w:sz="1"/>
-              <w:bottom w:val="single" w:color="BFBFBF" w:sz="1"/>
-              <w:right w:val="single" w:color="BFBFBF" w:sz="1"/>
-            </w:tcBorders>
-            <w:tcMar>
-              <w:top w:type="dxa" w:w="60"/>
-              <w:left w:type="dxa" w:w="110"/>
-              <w:bottom w:type="dxa" w:w="60"/>
-              <w:right w:type="dxa" w:w="110"/>
-            </w:tcMar>
-          </w:tcPr>
-          <w:p>
-            <w:r>
-              <w:rPr>
-                <w:sz w:val="20"/>
-                <w:szCs w:val="20"/>
-              </w:rPr>
-              <w:t xml:space="preserve">系统参数配置表（网络/告警阈值/借还参数/备份周期等，系统设置页读写）</w:t>
+              <w:t xml:space="preserve">人脸识别识别统计日志（result 含成功/陌生人，含匹配用户）</w:t>
             </w:r>
           </w:p>
         </w:tc>
@@ -4940,7 +4860,7 @@
           <w:sz w:val="19"/>
           <w:szCs w:val="19"/>
         </w:rPr>
-        <w:t xml:space="preserve">                          └── sys_operation_log（tool_code + 位置 记录出入库）</w:t>
+        <w:t xml:space="preserve">                          └── sys_operation_log（target_type/target_id + 位置 记录出入库）</w:t>
       </w:r>
     </w:p>
     <w:p>
@@ -5432,7 +5352,7 @@
                 <w:sz w:val="20"/>
                 <w:szCs w:val="20"/>
               </w:rPr>
-              <w:t xml:space="preserve">total_qty、in_stock_qty 一律按“个数”统计</w:t>
+              <w:t xml:space="preserve">total_qty、current_qty 一律按“个数”统计</w:t>
             </w:r>
           </w:p>
         </w:tc>
@@ -5579,7 +5499,7 @@
           <w:sz w:val="19"/>
           <w:szCs w:val="19"/>
         </w:rPr>
-        <w:t xml:space="preserve">SELECT ti.*, mpm.cabinet_id, mpm.layer, mpm.position, mpm.status</w:t>
+        <w:t xml:space="preserve">SELECT ti.tool_code, ti.tool_name, mpm.cabinet_id, mpm.layer, mpm.position, mpm.status</w:t>
       </w:r>
     </w:p>
     <w:p>
@@ -5593,7 +5513,7 @@
           <w:sz w:val="19"/>
           <w:szCs w:val="19"/>
         </w:rPr>
-        <w:t xml:space="preserve">FROM tool_position_mapping mpm JOIN tool_info ti ON ti.id = mpm.tool_id</w:t>
+        <w:t xml:space="preserve">FROM tool_position_mapping mpm JOIN tool_info ti ON ti.tool_id = mpm.tool_id</w:t>
       </w:r>
     </w:p>
     <w:p>
@@ -5607,7 +5527,7 @@
           <w:sz w:val="19"/>
           <w:szCs w:val="19"/>
         </w:rPr>
-        <w:t xml:space="preserve">WHERE mpm.machine_group_id = &lt;本机组ID&gt; AND mpm.status = 'in_stock';</w:t>
+        <w:t xml:space="preserve">WHERE ti.machine_group_id = &lt;本机组ID&gt; AND mpm.status = 'in_stock';</w:t>
       </w:r>
     </w:p>
     <w:p>
@@ -6427,86 +6347,6 @@
                 <w:sz w:val="20"/>
                 <w:szCs w:val="20"/>
               </w:rPr>
-              <w:t xml:space="preserve">告警设置与阈值</w:t>
-            </w:r>
-          </w:p>
-        </w:tc>
-        <w:tc>
-          <w:tcPr>
-            <w:tcW w:type="dxa" w:w="4400"/>
-            <w:tcBorders>
-              <w:top w:val="single" w:color="BFBFBF" w:sz="1"/>
-              <w:left w:val="single" w:color="BFBFBF" w:sz="1"/>
-              <w:bottom w:val="single" w:color="BFBFBF" w:sz="1"/>
-              <w:right w:val="single" w:color="BFBFBF" w:sz="1"/>
-            </w:tcBorders>
-            <w:tcMar>
-              <w:top w:type="dxa" w:w="60"/>
-              <w:left w:type="dxa" w:w="110"/>
-              <w:bottom w:type="dxa" w:w="60"/>
-              <w:right w:type="dxa" w:w="110"/>
-            </w:tcMar>
-          </w:tcPr>
-          <w:p>
-            <w:r>
-              <w:rPr>
-                <w:sz w:val="20"/>
-                <w:szCs w:val="20"/>
-              </w:rPr>
-              <w:t xml:space="preserve">SystemSettingsPage::createAlertPanel / onSaveAlert</w:t>
-            </w:r>
-          </w:p>
-        </w:tc>
-        <w:tc>
-          <w:tcPr>
-            <w:tcW w:type="dxa" w:w="2400"/>
-            <w:tcBorders>
-              <w:top w:val="single" w:color="BFBFBF" w:sz="1"/>
-              <w:left w:val="single" w:color="BFBFBF" w:sz="1"/>
-              <w:bottom w:val="single" w:color="BFBFBF" w:sz="1"/>
-              <w:right w:val="single" w:color="BFBFBF" w:sz="1"/>
-            </w:tcBorders>
-            <w:tcMar>
-              <w:top w:type="dxa" w:w="60"/>
-              <w:left w:type="dxa" w:w="110"/>
-              <w:bottom w:type="dxa" w:w="60"/>
-              <w:right w:type="dxa" w:w="110"/>
-            </w:tcMar>
-          </w:tcPr>
-          <w:p>
-            <w:r>
-              <w:rPr>
-                <w:sz w:val="20"/>
-                <w:szCs w:val="20"/>
-              </w:rPr>
-              <w:t xml:space="preserve">落库表 system_config</w:t>
-            </w:r>
-          </w:p>
-        </w:tc>
-      </w:tr>
-      <w:tr>
-        <w:tc>
-          <w:tcPr>
-            <w:tcW w:type="dxa" w:w="2400"/>
-            <w:tcBorders>
-              <w:top w:val="single" w:color="BFBFBF" w:sz="1"/>
-              <w:left w:val="single" w:color="BFBFBF" w:sz="1"/>
-              <w:bottom w:val="single" w:color="BFBFBF" w:sz="1"/>
-              <w:right w:val="single" w:color="BFBFBF" w:sz="1"/>
-            </w:tcBorders>
-            <w:tcMar>
-              <w:top w:type="dxa" w:w="60"/>
-              <w:left w:type="dxa" w:w="110"/>
-              <w:bottom w:type="dxa" w:w="60"/>
-              <w:right w:type="dxa" w:w="110"/>
-            </w:tcMar>
-          </w:tcPr>
-          <w:p>
-            <w:r>
-              <w:rPr>
-                <w:sz w:val="20"/>
-                <w:szCs w:val="20"/>
-              </w:rPr>
               <w:t xml:space="preserve">借用规则（期限/数量）</w:t>
             </w:r>
           </w:p>
@@ -9361,7 +9201,7 @@
           <w:sz w:val="21"/>
           <w:szCs w:val="21"/>
         </w:rPr>
-        <w:t xml:space="preserve">安装 MySQL 8.0，创建业务库后恢复 db_backup/ 下最新生产库备份（含表/视图/账号；程序不自动建表播种）；</w:t>
+        <w:t xml:space="preserve">安装 MySQL 5.7，创建业务库后恢复 db_backup/ 下最新生产库备份（含表/视图/账号；程序不自动建表播种）；</w:t>
       </w:r>
     </w:p>
     <w:p>
@@ -10768,7 +10608,7 @@
           <w:sz w:val="21"/>
           <w:szCs w:val="21"/>
         </w:rPr>
-        <w:t xml:space="preserve">MySQL 8.0（本机安装或使用局域网内已有服务器），具备建库权限的账号；</w:t>
+        <w:t xml:space="preserve">MySQL 5.7（本机安装或使用局域网内已有服务器），具备建库权限的账号；</w:t>
       </w:r>
     </w:p>
     <w:p>
@@ -10876,7 +10716,7 @@
           <w:sz w:val="21"/>
           <w:szCs w:val="21"/>
         </w:rPr>
-        <w:t xml:space="preserve">安装 MySQL 8.0 并确认服务已启动（services.msc 中 MySQL80 为“正在运行”）；</w:t>
+        <w:t xml:space="preserve">安装 MySQL 5.7 并确认服务已启动（services.msc 中 MySQL80 为“正在运行”）；</w:t>
       </w:r>
     </w:p>
     <w:p>

--- a/docs/智能工具柜系统-新人维护与麒麟部署手册.docx
+++ b/docs/智能工具柜系统-新人维护与麒麟部署手册.docx
@@ -122,7 +122,7 @@
           <w:sz w:val="21"/>
           <w:szCs w:val="21"/>
         </w:rPr>
-        <w:t xml:space="preserve">智能工具柜管理系统运行于柜机触摸屏（触屏设备），为工程机组提供工具的借还与台账管理能力，覆盖：人脸/密码登录、工具借用、工具归还、工具入库、工具出库、告警闭环处理、台账统计、系统参数配置。系统强制机组隔离：本柜只能管理与查询本机组工具。</w:t>
+        <w:t xml:space="preserve">智能工具柜管理系统运行于柜机触摸屏（触屏设备），为工程机组提供工具的借还与台账管理能力，覆盖：人脸/密码登录、工具借用、工具归还、工具出入库、工具出库、告警闭环处理、台账统计、系统参数配置。系统强制机组隔离：本柜只能管理与查询本机组工具。</w:t>
       </w:r>
     </w:p>
     <w:p>
@@ -1337,7 +1337,7 @@
                 <w:sz w:val="20"/>
                 <w:szCs w:val="20"/>
               </w:rPr>
-              <w:t xml:space="preserve">15 个页面/对话框类，每个页面 .h + .cpp（10 个大页另有 .ui 布局文件；LoginPage/SystemSettingsPage/ToolDAO 等大文件已按职责拆多个 .cpp）</w:t>
+              <w:t xml:space="preserve">主要页面与对话框，每个页面 .h + .cpp（多数业务页另有 .ui 布局文件；LoginPage/SystemSettingsPage/ToolDAO 等大文件已按职责拆多个 .cpp）</w:t>
             </w:r>
           </w:p>
         </w:tc>
@@ -2160,7 +2160,7 @@
         <w:pStyle w:val="Heading2"/>
       </w:pPr>
       <w:r>
-        <w:t xml:space="preserve">2.4 页面全景（15 个）</w:t>
+        <w:t xml:space="preserve">2.4 页面全景（主要页面与对话框）</w:t>
       </w:r>
     </w:p>
     <w:tbl>
@@ -2378,7 +2378,7 @@
                 <w:sz w:val="20"/>
                 <w:szCs w:val="20"/>
               </w:rPr>
-              <w:t xml:space="preserve">功能选择</w:t>
+              <w:t xml:space="preserve">功能导航主页</w:t>
             </w:r>
           </w:p>
         </w:tc>
@@ -2404,7 +2404,7 @@
                 <w:sz w:val="20"/>
                 <w:szCs w:val="20"/>
               </w:rPr>
-              <w:t xml:space="preserve">UserEntryDialog</w:t>
+              <w:t xml:space="preserve">MenuHomePage</w:t>
             </w:r>
           </w:p>
         </w:tc>
@@ -2430,7 +2430,7 @@
                 <w:sz w:val="20"/>
                 <w:szCs w:val="20"/>
               </w:rPr>
-              <w:t xml:space="preserve">普通用户入口：借用归还/查询/退出（仅普通用户可见）</w:t>
+              <w:t xml:space="preserve">登录后大卡片导航入口：管理员 9 项 / 普通用户 3 项（借用归还/查询/操作日志）</w:t>
             </w:r>
           </w:p>
         </w:tc>
@@ -2538,7 +2538,7 @@
                 <w:sz w:val="20"/>
                 <w:szCs w:val="20"/>
               </w:rPr>
-              <w:t xml:space="preserve">系统概览</w:t>
+              <w:t xml:space="preserve">工具借用</w:t>
             </w:r>
           </w:p>
         </w:tc>
@@ -2564,7 +2564,7 @@
                 <w:sz w:val="20"/>
                 <w:szCs w:val="20"/>
               </w:rPr>
-              <w:t xml:space="preserve">DashboardPage</w:t>
+              <w:t xml:space="preserve">ToolBorrowPage</w:t>
             </w:r>
           </w:p>
         </w:tc>
@@ -2590,7 +2590,7 @@
                 <w:sz w:val="20"/>
                 <w:szCs w:val="20"/>
               </w:rPr>
-              <w:t xml:space="preserve">统计卡片+最近借用/归还+告警面板</w:t>
+              <w:t xml:space="preserve">任务类型+工具选择+登记借用</w:t>
             </w:r>
           </w:p>
         </w:tc>
@@ -2618,7 +2618,7 @@
                 <w:sz w:val="20"/>
                 <w:szCs w:val="20"/>
               </w:rPr>
-              <w:t xml:space="preserve">工具借用</w:t>
+              <w:t xml:space="preserve">工具归还</w:t>
             </w:r>
           </w:p>
         </w:tc>
@@ -2644,7 +2644,7 @@
                 <w:sz w:val="20"/>
                 <w:szCs w:val="20"/>
               </w:rPr>
-              <w:t xml:space="preserve">ToolBorrowPage</w:t>
+              <w:t xml:space="preserve">ToolReturnPage</w:t>
             </w:r>
           </w:p>
         </w:tc>
@@ -2670,7 +2670,7 @@
                 <w:sz w:val="20"/>
                 <w:szCs w:val="20"/>
               </w:rPr>
-              <w:t xml:space="preserve">任务类型+工具选择+登记借用</w:t>
+              <w:t xml:space="preserve">未还记录销账，支持部分归还</w:t>
             </w:r>
           </w:p>
         </w:tc>
@@ -2698,7 +2698,7 @@
                 <w:sz w:val="20"/>
                 <w:szCs w:val="20"/>
               </w:rPr>
-              <w:t xml:space="preserve">工具归还</w:t>
+              <w:t xml:space="preserve">工具入库</w:t>
             </w:r>
           </w:p>
         </w:tc>
@@ -2724,7 +2724,7 @@
                 <w:sz w:val="20"/>
                 <w:szCs w:val="20"/>
               </w:rPr>
-              <w:t xml:space="preserve">ToolReturnPage</w:t>
+              <w:t xml:space="preserve">ToolCheckinPage</w:t>
             </w:r>
           </w:p>
         </w:tc>
@@ -2750,7 +2750,7 @@
                 <w:sz w:val="20"/>
                 <w:szCs w:val="20"/>
               </w:rPr>
-              <w:t xml:space="preserve">未还记录销账，支持部分归还</w:t>
+              <w:t xml:space="preserve">入库放置 + 出库取出（三 Tab：出入库管理/入库记录/出库记录）</w:t>
             </w:r>
           </w:p>
         </w:tc>
@@ -2778,7 +2778,7 @@
                 <w:sz w:val="20"/>
                 <w:szCs w:val="20"/>
               </w:rPr>
-              <w:t xml:space="preserve">工具入库</w:t>
+              <w:t xml:space="preserve">工具管理</w:t>
             </w:r>
           </w:p>
         </w:tc>
@@ -2804,7 +2804,7 @@
                 <w:sz w:val="20"/>
                 <w:szCs w:val="20"/>
               </w:rPr>
-              <w:t xml:space="preserve">ToolCheckinPage</w:t>
+              <w:t xml:space="preserve">ToolManagementPage</w:t>
             </w:r>
           </w:p>
         </w:tc>
@@ -2830,247 +2830,7 @@
                 <w:sz w:val="20"/>
                 <w:szCs w:val="20"/>
               </w:rPr>
-              <w:t xml:space="preserve">pending 工具放入指定空闲位置</w:t>
-            </w:r>
-          </w:p>
-        </w:tc>
-      </w:tr>
-      <w:tr>
-        <w:tc>
-          <w:tcPr>
-            <w:tcW w:type="dxa" w:w="2500"/>
-            <w:tcBorders>
-              <w:top w:val="single" w:color="BFBFBF" w:sz="1"/>
-              <w:left w:val="single" w:color="BFBFBF" w:sz="1"/>
-              <w:bottom w:val="single" w:color="BFBFBF" w:sz="1"/>
-              <w:right w:val="single" w:color="BFBFBF" w:sz="1"/>
-            </w:tcBorders>
-            <w:tcMar>
-              <w:top w:type="dxa" w:w="60"/>
-              <w:left w:type="dxa" w:w="110"/>
-              <w:bottom w:type="dxa" w:w="60"/>
-              <w:right w:type="dxa" w:w="110"/>
-            </w:tcMar>
-          </w:tcPr>
-          <w:p>
-            <w:r>
-              <w:rPr>
-                <w:sz w:val="20"/>
-                <w:szCs w:val="20"/>
-              </w:rPr>
-              <w:t xml:space="preserve">工具出库</w:t>
-            </w:r>
-          </w:p>
-        </w:tc>
-        <w:tc>
-          <w:tcPr>
-            <w:tcW w:type="dxa" w:w="1500"/>
-            <w:tcBorders>
-              <w:top w:val="single" w:color="BFBFBF" w:sz="1"/>
-              <w:left w:val="single" w:color="BFBFBF" w:sz="1"/>
-              <w:bottom w:val="single" w:color="BFBFBF" w:sz="1"/>
-              <w:right w:val="single" w:color="BFBFBF" w:sz="1"/>
-            </w:tcBorders>
-            <w:tcMar>
-              <w:top w:type="dxa" w:w="60"/>
-              <w:left w:type="dxa" w:w="110"/>
-              <w:bottom w:type="dxa" w:w="60"/>
-              <w:right w:type="dxa" w:w="110"/>
-            </w:tcMar>
-          </w:tcPr>
-          <w:p>
-            <w:r>
-              <w:rPr>
-                <w:sz w:val="20"/>
-                <w:szCs w:val="20"/>
-              </w:rPr>
-              <w:t xml:space="preserve">ToolCheckoutPage</w:t>
-            </w:r>
-          </w:p>
-        </w:tc>
-        <w:tc>
-          <w:tcPr>
-            <w:tcW w:type="dxa" w:w="5360"/>
-            <w:tcBorders>
-              <w:top w:val="single" w:color="BFBFBF" w:sz="1"/>
-              <w:left w:val="single" w:color="BFBFBF" w:sz="1"/>
-              <w:bottom w:val="single" w:color="BFBFBF" w:sz="1"/>
-              <w:right w:val="single" w:color="BFBFBF" w:sz="1"/>
-            </w:tcBorders>
-            <w:tcMar>
-              <w:top w:type="dxa" w:w="60"/>
-              <w:left w:type="dxa" w:w="110"/>
-              <w:bottom w:type="dxa" w:w="60"/>
-              <w:right w:type="dxa" w:w="110"/>
-            </w:tcMar>
-          </w:tcPr>
-          <w:p>
-            <w:r>
-              <w:rPr>
-                <w:sz w:val="20"/>
-                <w:szCs w:val="20"/>
-              </w:rPr>
-              <w:t xml:space="preserve">在库工具出库（移除识别信息）</w:t>
-            </w:r>
-          </w:p>
-        </w:tc>
-      </w:tr>
-      <w:tr>
-        <w:tc>
-          <w:tcPr>
-            <w:tcW w:type="dxa" w:w="2500"/>
-            <w:tcBorders>
-              <w:top w:val="single" w:color="BFBFBF" w:sz="1"/>
-              <w:left w:val="single" w:color="BFBFBF" w:sz="1"/>
-              <w:bottom w:val="single" w:color="BFBFBF" w:sz="1"/>
-              <w:right w:val="single" w:color="BFBFBF" w:sz="1"/>
-            </w:tcBorders>
-            <w:tcMar>
-              <w:top w:type="dxa" w:w="60"/>
-              <w:left w:type="dxa" w:w="110"/>
-              <w:bottom w:type="dxa" w:w="60"/>
-              <w:right w:type="dxa" w:w="110"/>
-            </w:tcMar>
-          </w:tcPr>
-          <w:p>
-            <w:r>
-              <w:rPr>
-                <w:sz w:val="20"/>
-                <w:szCs w:val="20"/>
-              </w:rPr>
-              <w:t xml:space="preserve">工具管理</w:t>
-            </w:r>
-          </w:p>
-        </w:tc>
-        <w:tc>
-          <w:tcPr>
-            <w:tcW w:type="dxa" w:w="1500"/>
-            <w:tcBorders>
-              <w:top w:val="single" w:color="BFBFBF" w:sz="1"/>
-              <w:left w:val="single" w:color="BFBFBF" w:sz="1"/>
-              <w:bottom w:val="single" w:color="BFBFBF" w:sz="1"/>
-              <w:right w:val="single" w:color="BFBFBF" w:sz="1"/>
-            </w:tcBorders>
-            <w:tcMar>
-              <w:top w:type="dxa" w:w="60"/>
-              <w:left w:type="dxa" w:w="110"/>
-              <w:bottom w:type="dxa" w:w="60"/>
-              <w:right w:type="dxa" w:w="110"/>
-            </w:tcMar>
-          </w:tcPr>
-          <w:p>
-            <w:r>
-              <w:rPr>
-                <w:sz w:val="20"/>
-                <w:szCs w:val="20"/>
-              </w:rPr>
-              <w:t xml:space="preserve">ToolManagementPage</w:t>
-            </w:r>
-          </w:p>
-        </w:tc>
-        <w:tc>
-          <w:tcPr>
-            <w:tcW w:type="dxa" w:w="5360"/>
-            <w:tcBorders>
-              <w:top w:val="single" w:color="BFBFBF" w:sz="1"/>
-              <w:left w:val="single" w:color="BFBFBF" w:sz="1"/>
-              <w:bottom w:val="single" w:color="BFBFBF" w:sz="1"/>
-              <w:right w:val="single" w:color="BFBFBF" w:sz="1"/>
-            </w:tcBorders>
-            <w:tcMar>
-              <w:top w:type="dxa" w:w="60"/>
-              <w:left w:type="dxa" w:w="110"/>
-              <w:bottom w:type="dxa" w:w="60"/>
-              <w:right w:type="dxa" w:w="110"/>
-            </w:tcMar>
-          </w:tcPr>
-          <w:p>
-            <w:r>
-              <w:rPr>
-                <w:sz w:val="20"/>
-                <w:szCs w:val="20"/>
-              </w:rPr>
               <w:t xml:space="preserve">工具 CRUD + 详情三 Tab + 文档上传下载</w:t>
-            </w:r>
-          </w:p>
-        </w:tc>
-      </w:tr>
-      <w:tr>
-        <w:tc>
-          <w:tcPr>
-            <w:tcW w:type="dxa" w:w="2500"/>
-            <w:tcBorders>
-              <w:top w:val="single" w:color="BFBFBF" w:sz="1"/>
-              <w:left w:val="single" w:color="BFBFBF" w:sz="1"/>
-              <w:bottom w:val="single" w:color="BFBFBF" w:sz="1"/>
-              <w:right w:val="single" w:color="BFBFBF" w:sz="1"/>
-            </w:tcBorders>
-            <w:tcMar>
-              <w:top w:type="dxa" w:w="60"/>
-              <w:left w:type="dxa" w:w="110"/>
-              <w:bottom w:type="dxa" w:w="60"/>
-              <w:right w:type="dxa" w:w="110"/>
-            </w:tcMar>
-          </w:tcPr>
-          <w:p>
-            <w:r>
-              <w:rPr>
-                <w:sz w:val="20"/>
-                <w:szCs w:val="20"/>
-              </w:rPr>
-              <w:t xml:space="preserve">系统维护</w:t>
-            </w:r>
-          </w:p>
-        </w:tc>
-        <w:tc>
-          <w:tcPr>
-            <w:tcW w:type="dxa" w:w="1500"/>
-            <w:tcBorders>
-              <w:top w:val="single" w:color="BFBFBF" w:sz="1"/>
-              <w:left w:val="single" w:color="BFBFBF" w:sz="1"/>
-              <w:bottom w:val="single" w:color="BFBFBF" w:sz="1"/>
-              <w:right w:val="single" w:color="BFBFBF" w:sz="1"/>
-            </w:tcBorders>
-            <w:tcMar>
-              <w:top w:type="dxa" w:w="60"/>
-              <w:left w:type="dxa" w:w="110"/>
-              <w:bottom w:type="dxa" w:w="60"/>
-              <w:right w:type="dxa" w:w="110"/>
-            </w:tcMar>
-          </w:tcPr>
-          <w:p>
-            <w:r>
-              <w:rPr>
-                <w:sz w:val="20"/>
-                <w:szCs w:val="20"/>
-              </w:rPr>
-              <w:t xml:space="preserve">SystemMaintenancePage</w:t>
-            </w:r>
-          </w:p>
-        </w:tc>
-        <w:tc>
-          <w:tcPr>
-            <w:tcW w:type="dxa" w:w="5360"/>
-            <w:tcBorders>
-              <w:top w:val="single" w:color="BFBFBF" w:sz="1"/>
-              <w:left w:val="single" w:color="BFBFBF" w:sz="1"/>
-              <w:bottom w:val="single" w:color="BFBFBF" w:sz="1"/>
-              <w:right w:val="single" w:color="BFBFBF" w:sz="1"/>
-            </w:tcBorders>
-            <w:tcMar>
-              <w:top w:type="dxa" w:w="60"/>
-              <w:left w:type="dxa" w:w="110"/>
-              <w:bottom w:type="dxa" w:w="60"/>
-              <w:right w:type="dxa" w:w="110"/>
-            </w:tcMar>
-          </w:tcPr>
-          <w:p>
-            <w:r>
-              <w:rPr>
-                <w:sz w:val="20"/>
-                <w:szCs w:val="20"/>
-              </w:rPr>
-              <w:t xml:space="preserve">品类维护、工具对照关系、位置映射维护</w:t>
             </w:r>
           </w:p>
         </w:tc>
@@ -3510,7 +3270,7 @@
           <w:sz w:val="21"/>
           <w:szCs w:val="21"/>
         </w:rPr>
-        <w:t xml:space="preserve">登录主线：LoginPage 人脸识别 → 特征比对通过 → 发 loginSuccess 信号 → MainWindow 按角色分流（管理员→概览；普通用户→功能选择）。</w:t>
+        <w:t xml:space="preserve">登录主线：LoginPage 人脸识别 → 特征比对通过 → 发 loginSuccess 信号 → MainWindow::onLoginSuccess 按角色分流：三种角色（普通用户 user / 管理员 admin / 管理用户 manager），登录后统一进入功能导航主页 MenuHomePage，由主页按角色注入不同功能卡片（管理用户首次需先选择以管理员还是普通用户身份进入）。</w:t>
       </w:r>
     </w:p>
     <w:p>
@@ -5996,7 +5756,7 @@
           <w:sz w:val="19"/>
           <w:szCs w:val="19"/>
         </w:rPr>
-        <w:t xml:space="preserve">   ▲                                   ├─ 管理员 → 系统概览</w:t>
+        <w:t xml:space="preserve">   ▲                                   ├─ 管理员 / 管理用户 → 功能导航主页</w:t>
       </w:r>
     </w:p>
     <w:p>
@@ -6010,7 +5770,7 @@
           <w:sz w:val="19"/>
           <w:szCs w:val="19"/>
         </w:rPr>
-        <w:t xml:space="preserve">   │                                   └─ 普通用户 → 功能选择</w:t>
+        <w:t xml:space="preserve">   │                                   └─ 普通用户 → 功能导航主页</w:t>
       </w:r>
     </w:p>
     <w:p>
@@ -8368,7 +8128,7 @@
           <w:sz w:val="21"/>
           <w:szCs w:val="21"/>
         </w:rPr>
-        <w:t xml:space="preserve">四个面板：网络配置、告警参数、借还参数、数据备份。面板已按区块拆分（buildBackupForm / buildBackupSaveBar）。新增配置项流程：AppConfig 加读写方法 → system.ini 加键 → 对应 buildXxx 加控件 → 保存槽函数落盘。</w:t>
+        <w:t xml:space="preserve">五类面板：网络配置、告警参数、借还设置、任务配置、备份管理（含手动备份）。面板已按区块拆分（buildBackupForm / buildBackupSaveBar / createTaskConfigPanel）。新增配置项流程：AppConfig 加读写方法 → system.ini 加键 → 对应 buildXxx 加控件 → 保存槽函数落盘。</w:t>
       </w:r>
     </w:p>
     <w:p>
@@ -8393,7 +8153,7 @@
           <w:sz w:val="21"/>
           <w:szCs w:val="21"/>
         </w:rPr>
-        <w:t xml:space="preserve">DashboardPage：统计卡片（在库/已借/已出库/待入库/维护中，均按件数）+ 最近借用/归还 + 告警面板</w:t>
+        <w:t xml:space="preserve"/>
       </w:r>
     </w:p>
     <w:p>
@@ -8410,7 +8170,7 @@
           <w:sz w:val="21"/>
           <w:szCs w:val="21"/>
         </w:rPr>
-        <w:t xml:space="preserve">SystemMaintenancePage：品类维护、工具对照关系、位置映射维护（普通用户不可见）</w:t>
+        <w:t xml:space="preserve"/>
       </w:r>
     </w:p>
     <w:p>

--- a/docs/智能工具柜系统-新人维护与麒麟部署手册.docx
+++ b/docs/智能工具柜系统-新人维护与麒麟部署手册.docx
@@ -14411,6 +14411,282 @@
           <w:szCs w:val="21"/>
         </w:rPr>
         <w:t xml:space="preserve">纯逻辑改动必须补单元测试（tests/ 下，不需要数据库）。</w:t>
+      </w:r>
+    </w:p>
+    <w:p>
+      <w:pPr>
+        <w:pStyle w:val="Heading1"/>
+      </w:pPr>
+      <w:r>
+        <w:t>第14章 边缘机模拟器（5步工作台）</w:t>
+      </w:r>
+    </w:p>
+    <w:p>
+      <w:r>
+        <w:t>边缘机模拟器是上位机出入库联调的配套工具，用来在没有真实边缘计算机（摄像头模组/IO 下位机）的情况下，模拟真实边缘机的全部通信行为：8 路摄像头自检、识别回应（recognize_ack）、周期帧（periodic）、开箱回应（open_ack）、版本回应（version_ack）以及断线重连。有了它，上位机可以完整跑通"开柜 → 关柜 → 识别 → 比对 → 写库"全流程，而不依赖真实硬件。源码位于 tools/EdgeSimulator（qmake 独立工程，不在主 sln 内），产物为 tools/EdgeSimulator/release/EdgeSimulator.exe。更完整的图文说明见 tools/EdgeSimulator/docs/边缘计算机模拟器使用手册.docx，本章只讲新人最常用的 5 步工作台。</w:t>
+      </w:r>
+    </w:p>
+    <w:p>
+      <w:pPr>
+        <w:pStyle w:val="Heading2"/>
+      </w:pPr>
+      <w:r>
+        <w:t>14.1 它解决什么问题</w:t>
+      </w:r>
+    </w:p>
+    <w:p>
+      <w:r>
+        <w:t>真实联调需要边缘计算机在线、摄像头全部正常、IO 下位机接好柜门信号，环境门槛高。模拟器把这些硬件"虚拟"出来：上位机照常发 recognize_req / open_req，模拟器按你配置的场景回 ack，上位机据此走完比对与写库。这样测试人员可以在普通办公电脑上反复验证出入库逻辑、异常分支与告警闭环，而不必守着一台柜子。</w:t>
+      </w:r>
+    </w:p>
+    <w:p>
+      <w:pPr>
+        <w:pStyle w:val="Heading2"/>
+      </w:pPr>
+      <w:r>
+        <w:t>14.2 5 步工作台怎么用</w:t>
+      </w:r>
+    </w:p>
+    <w:p>
+      <w:r>
+        <w:t>界面左侧是步骤导航，右侧是工作区，共 5 步，新手按顺序走即可：</w:t>
+      </w:r>
+    </w:p>
+    <w:p>
+      <w:pPr>
+        <w:pStyle w:val="Heading3"/>
+      </w:pPr>
+      <w:r>
+        <w:t>① 连接与数据</w:t>
+      </w:r>
+    </w:p>
+    <w:p>
+      <w:r>
+        <w:t>填上位机的 IP 与端口连上位机；再填数据库参数连 MySQL（口令默认取 simulator.ini，不必手输）。连库后可直接读取工具与货位，保证模拟器"回什么清单"里的货位/编号与上位机真实单据完全一致——这是模拟器最有用的一项能力，避免手填出错。</w:t>
+      </w:r>
+    </w:p>
+    <w:p>
+      <w:pPr>
+        <w:pStyle w:val="Heading3"/>
+      </w:pPr>
+      <w:r>
+        <w:t>② 单据模拟</w:t>
+      </w:r>
+    </w:p>
+    <w:p>
+      <w:r>
+        <w:t>定义"这一单要核对什么"。在清单表里逐行填：货位（A-01-02）、工具编号、本单归属（入库 in / 出库 out / 借出转出库 borrow_out / 非本单 other）、识别结果（正常 normal / 错放 misplaced / 未知物 unknown / 缺失 missing / 置信度低 low_conf / 空 empty）、置信度。可以一键从库生成"上一轮在库"全柜基线再在其上改，也可以只保留本单行，模拟"只扫本单区域"的情形。</w:t>
+      </w:r>
+    </w:p>
+    <w:p>
+      <w:pPr>
+        <w:pStyle w:val="Heading3"/>
+      </w:pPr>
+      <w:r>
+        <w:t>③ 识别回应</w:t>
+      </w:r>
+    </w:p>
+    <w:p>
+      <w:r>
+        <w:t>上位机发来 recognize_req 时怎么答：选场景（正常 / 有借有还 / 无变化 / 错放 / 未知物 / 置信度低 / missing / 自定义清单）、设回应延迟（&gt;3000ms 可测上位机超时重发）、多轮序列回放（按序逐轮应答，跑完整三轮闭环一键测）、开箱策略（自动成功 / 固定失败 / 不回应）。</w:t>
+      </w:r>
+    </w:p>
+    <w:p>
+      <w:pPr>
+        <w:pStyle w:val="Heading3"/>
+      </w:pPr>
+      <w:r>
+        <w:t>④ 异常注入</w:t>
+      </w:r>
+    </w:p>
+    <w:p>
+      <w:r>
+        <w:t>链路与帧级异常：停发周期帧 N 秒（验证离线判定与恢复补发）、注入坏帧 / 未知 type / 超长帧（测断开保护）、回乱序 request_id、自定义帧循环发送（压力与持续异常测试）。</w:t>
+      </w:r>
+    </w:p>
+    <w:p>
+      <w:pPr>
+        <w:pStyle w:val="Heading3"/>
+      </w:pPr>
+      <w:r>
+        <w:t>⑤ 场景与日志</w:t>
+      </w:r>
+    </w:p>
+    <w:p>
+      <w:r>
+        <w:t>6 个典型场景一键套用；还有"一键标准联调"按钮（连上位机 + 读库 + 生成基线 + 开周期帧），让新人 10 秒内进入可测状态。日志区可一键保存为文本文件备查。</w:t>
+      </w:r>
+    </w:p>
+    <w:p>
+      <w:pPr>
+        <w:pStyle w:val="Heading2"/>
+      </w:pPr>
+      <w:r>
+        <w:t>14.3 启动参数与联调铁律</w:t>
+      </w:r>
+    </w:p>
+    <w:p>
+      <w:r>
+        <w:t>启动参数（命令行）：</w:t>
+      </w:r>
+    </w:p>
+    <w:p>
+      <w:pPr>
+        <w:pStyle w:val="ListParagraph"/>
+      </w:pPr>
+      <w:r>
+        <w:t>--auto-connect：启动后 300ms 自动连接上位机，自动化与演示最省事。</w:t>
+      </w:r>
+    </w:p>
+    <w:p>
+      <w:pPr>
+        <w:pStyle w:val="ListParagraph"/>
+      </w:pPr>
+      <w:r>
+        <w:t>--host / --port：指定上位机地址，优先于 simulator.ini，跨电脑联调必须用，否则会连错机器。</w:t>
+      </w:r>
+    </w:p>
+    <w:p>
+      <w:pPr>
+        <w:pStyle w:val="ListParagraph"/>
+      </w:pPr>
+      <w:r>
+        <w:t>--tab：启动后直接跳到某一步骤页，配合截图自动化。</w:t>
+      </w:r>
+    </w:p>
+    <w:p>
+      <w:r>
+        <w:t>顶部全局状态条会实时提示"当前生效：自定义清单"还是"当前是【正常清单】…这份清单【不会生效】"。最关键的铁律：在清单里配了自定义清单，但没点【启用自定义清单】，上位机收到的仍是内置场景清单——这是联调时最常见的"配了不生效"误操作，状态条会橙色警示提醒你。断开后模拟器按 1/2/4/8/16/30 秒退避自动重连；只有用户主动断开才不重连。</w:t>
+      </w:r>
+    </w:p>
+    <w:p>
+      <w:pPr>
+        <w:pStyle w:val="Heading2"/>
+      </w:pPr>
+      <w:r>
+        <w:t>14.4 改源码后怎么重建</w:t>
+      </w:r>
+    </w:p>
+    <w:p>
+      <w:r>
+        <w:t>EdgeSimulator 是 qmake 独立工程，不在主 sln 里，所以改了它的源码、主程序增量编译不会触发它重建。必须手动：cd tools/EdgeSimulator，执行 build_release.bat nopause（内部会 taskkill 正在运行的模拟器、qmake、nmake release、windeployqt）。重建后需要重新拉起模拟器。改动会以 test_edge 单元测试验证（tests 链接其 EdgeSimulator.cpp），改它后必须重跑 build_edge + ctest。</w:t>
+      </w:r>
+    </w:p>
+    <w:p>
+      <w:pPr>
+        <w:pStyle w:val="Heading1"/>
+      </w:pPr>
+      <w:r>
+        <w:t>第15章 最近系统改动（维护记录）</w:t>
+      </w:r>
+    </w:p>
+    <w:p>
+      <w:r>
+        <w:t>本章记录近几轮交付的主要改动，方便维护者快速建立"现在系统长什么样"的印象。更细的历史见各提交记录与 AI 代码检视 skill。</w:t>
+      </w:r>
+    </w:p>
+    <w:p>
+      <w:pPr>
+        <w:pStyle w:val="Heading2"/>
+      </w:pPr>
+      <w:r>
+        <w:t>出入库改造（2026-10-16）</w:t>
+      </w:r>
+    </w:p>
+    <w:p>
+      <w:r>
+        <w:t>借还/出入库整合为三 Tab（出入库管理 / 入库记录 / 出库记录）；单据改为列表模式（一行=一件，位置自动带出）。语义变化：出库=从柜中取出使用（取出后才置 checked_out，total_qty 编制库存不动），入库=放回（位置双试 PENDING / CHECKED_OUT 后恢复 in_stock）。关柜检查失败项只红字提示、不写记录不告警；去掉了旧流程里的假告警步骤。</w:t>
+      </w:r>
+    </w:p>
+    <w:p>
+      <w:pPr>
+        <w:pStyle w:val="Heading2"/>
+      </w:pPr>
+      <w:r>
+        <w:t>边缘机模拟器 5 步工作台（2026-10-22~23）</w:t>
+      </w:r>
+    </w:p>
+    <w:p>
+      <w:r>
+        <w:t>模拟器从单页散点工具重构为 5 步工作台；新增从 MySQL 直读工具与货位（与上位机同源，选出来的编号货位保证与单据一致）；新增一键保存日志；新增"启用自定义清单"状态提示，根治"配了不生效"误操作；修复断连不重连的隐患（errorOccurred 触发退避重连）。</w:t>
+      </w:r>
+    </w:p>
+    <w:p>
+      <w:pPr>
+        <w:pStyle w:val="Heading2"/>
+      </w:pPr>
+      <w:r>
+        <w:t>删除 --sim 生产测试后门（2026-10-23）</w:t>
+      </w:r>
+    </w:p>
+    <w:p>
+      <w:r>
+        <w:t>移除 main.cpp 的 --sim 模拟分支与 EdgeService 仿真代码。仿真能力只保留在模拟器工具里，避免任何人用 --sim 启动即可伪造一次成功出入库、绕过摄像头闸门与真实核对的安全敞口。</w:t>
+      </w:r>
+    </w:p>
+    <w:p>
+      <w:pPr>
+        <w:pStyle w:val="Heading2"/>
+      </w:pPr>
+      <w:r>
+        <w:t>出入库开柜统一弹窗（2026-10-23）</w:t>
+      </w:r>
+    </w:p>
+    <w:p>
+      <w:r>
+        <w:t>开柜过程与"柜体已打开 + 单据摘要"合并成同一个弹窗，开柜只切换文字不跳页，避免页面跳闪；关柜等待超时设为 5 分钟，优雅提示不写库。</w:t>
+      </w:r>
+    </w:p>
+    <w:p>
+      <w:pPr>
+        <w:pStyle w:val="Heading2"/>
+      </w:pPr>
+      <w:r>
+        <w:t>人脸识别体系（2026-10-14~15）</w:t>
+      </w:r>
+    </w:p>
+    <w:p>
+      <w:r>
+        <w:t>人脸录入查重：同一张脸只能录入一个账户；登录相似度阈值收紧到 0.96（跨人实测上限 0.9551，宁可多拒不错认）。三角色 + 口令体系：普通用户 user（直进功能页）、纯管理员 admin（直进管理界面）、管理用户 manager（登录后弹身份选择）；新增用户默认口令 123456、首次登录强制改密且新口令不能是 123456；忘记密码双通道；密码连续错 4 次锁定 5 分钟，刷脸不受影响。</w:t>
+      </w:r>
+    </w:p>
+    <w:p>
+      <w:pPr>
+        <w:pStyle w:val="Heading2"/>
+      </w:pPr>
+      <w:r>
+        <w:t>软键盘假卡死修复（2026-10-22）</w:t>
+      </w:r>
+    </w:p>
+    <w:p>
+      <w:r>
+        <w:t>NumKeypad / SoftKeyboard 的"全屏遮罩 + 键盘面板"双 Popup 结构，点击外部只关掉面板、遮罩继续盖屏导致页面点不动。给面板装事件过滤器联动收遮罩后，点外部不再卡死。</w:t>
+      </w:r>
+    </w:p>
+    <w:p>
+      <w:pPr>
+        <w:pStyle w:val="Heading2"/>
+      </w:pPr>
+      <w:r>
+        <w:t>代码优化与减负（2026-10-24）</w:t>
+      </w:r>
+    </w:p>
+    <w:p>
+      <w:r>
+        <w:t>收敛重复工具函数到 LayoutHelper（clearItems 等）、DAO 层重复 SQL 片段提为单来源常量；规范 DAO 占位符（只支持 ? 位置占位符，命名占位符会静默绑定失败）；清理 CMakeLists 与代码中的历史痕迹注释。</w:t>
+      </w:r>
+    </w:p>
+    <w:p>
+      <w:pPr>
+        <w:pStyle w:val="Heading2"/>
+      </w:pPr>
+      <w:r>
+        <w:t>数据库清理（2026-10-24）</w:t>
+      </w:r>
+    </w:p>
+    <w:p>
+      <w:r>
+        <w:t>清理测试遗留的未闭合借还记录，并把对应工具状态复位为 in_stock，恢复标准清爽状态。该操作不可逆，执行前已对生产库做全量备份，操作后经核验：未闭合借还记录 0 条、非在库工具 0 个。</w:t>
       </w:r>
     </w:p>
     <w:p>
